--- a/docs/tables/auc3/sec5_any_hosp.docx
+++ b/docs/tables/auc3/sec5_any_hosp.docx
@@ -838,7 +838,7 @@
                 <w:szCs w:val="22"/>
                 <w:color w:val="000000"/>
               </w:rPr>
-              <w:t xml:space="preserve">143</w:t>
+              <w:t xml:space="preserve">142</w:t>
             </w:r>
           </w:p>
         </w:tc>
@@ -891,7 +891,7 @@
                 <w:szCs w:val="22"/>
                 <w:color w:val="000000"/>
               </w:rPr>
-              <w:t xml:space="preserve">1.03</w:t>
+              <w:t xml:space="preserve">1.04</w:t>
             </w:r>
           </w:p>
         </w:tc>
@@ -944,7 +944,7 @@
                 <w:szCs w:val="22"/>
                 <w:color w:val="000000"/>
               </w:rPr>
-              <w:t xml:space="preserve">0.83, 1.28</w:t>
+              <w:t xml:space="preserve">0.84, 1.29</w:t>
             </w:r>
           </w:p>
         </w:tc>
@@ -997,7 +997,7 @@
                 <w:szCs w:val="22"/>
                 <w:color w:val="000000"/>
               </w:rPr>
-              <w:t xml:space="preserve">0.770</w:t>
+              <w:t xml:space="preserve">0.730</w:t>
             </w:r>
           </w:p>
         </w:tc>
@@ -1050,7 +1050,7 @@
                 <w:szCs w:val="22"/>
                 <w:color w:val="000000"/>
               </w:rPr>
-              <w:t xml:space="preserve">143</w:t>
+              <w:t xml:space="preserve">142</w:t>
             </w:r>
           </w:p>
         </w:tc>
@@ -1156,7 +1156,7 @@
                 <w:szCs w:val="22"/>
                 <w:color w:val="000000"/>
               </w:rPr>
-              <w:t xml:space="preserve">0.64, 1.76</w:t>
+              <w:t xml:space="preserve">0.64, 1.78</w:t>
             </w:r>
           </w:p>
         </w:tc>
@@ -1209,7 +1209,7 @@
                 <w:szCs w:val="22"/>
                 <w:color w:val="000000"/>
               </w:rPr>
-              <w:t xml:space="preserve">0.830</w:t>
+              <w:t xml:space="preserve">0.820</w:t>
             </w:r>
           </w:p>
         </w:tc>
@@ -1321,7 +1321,7 @@
                 <w:szCs w:val="22"/>
                 <w:color w:val="000000"/>
               </w:rPr>
-              <w:t xml:space="preserve">143</w:t>
+              <w:t xml:space="preserve">142</w:t>
             </w:r>
           </w:p>
         </w:tc>
@@ -1480,60 +1480,60 @@
                 <w:szCs w:val="22"/>
                 <w:color w:val="000000"/>
               </w:rPr>
-              <w:t xml:space="preserve">0.510</w:t>
-            </w:r>
-          </w:p>
-        </w:tc>
-        <w:tc>
-          <w:tcPr>
-            <w:tcBorders>
-              <w:bottom w:val="none" w:sz="0" w:space="0" w:color="000000"/>
-              <w:top w:val="none" w:sz="0" w:space="0" w:color="000000"/>
-              <w:left w:val="none" w:sz="0" w:space="0" w:color="000000"/>
-              <w:right w:val="none" w:sz="0" w:space="0" w:color="000000"/>
-            </w:tcBorders>
-            <w:shd w:val="clear" w:color="auto" w:fill="FFFFFF"/>
-            <w:tcMar>
-              <w:top w:w="0" w:type="dxa"/>
-              <w:bottom w:w="0" w:type="dxa"/>
-              <w:left w:w="0" w:type="dxa"/>
-              <w:right w:w="0" w:type="dxa"/>
-            </w:tcMar>
-            <w:vAlign w:val="top"/>
-          </w:tcPr>
-          <w:p>
-            <w:pPr>
-              <w:pStyle w:val="Normal"/>
-              <w:jc w:val="center"/>
-              <w:pBdr>
-                <w:bottom w:val="none" w:sz="0" w:space="0" w:color="000000"/>
-                <w:top w:val="none" w:sz="0" w:space="0" w:color="000000"/>
-                <w:left w:val="none" w:sz="0" w:space="0" w:color="000000"/>
-                <w:right w:val="none" w:sz="0" w:space="0" w:color="000000"/>
-              </w:pBdr>
-              <w:spacing w:after="100" w:before="100" w:line="240"/>
-              <w:ind w:left="100" w:right="100" w:firstLine="0" w:firstLineChars="0"/>
-              <w:rPr>
-                <w:rFonts w:ascii="Helvetica" w:hAnsi="Helvetica" w:eastAsia="Helvetica" w:cs="Helvetica"/>
-                <w:i w:val="false"/>
-                <w:b w:val="false"/>
-                <w:u w:val="none"/>
-                <w:sz w:val="22"/>
-                <w:szCs w:val="22"/>
-                <w:color w:val="000000"/>
-              </w:rPr>
-            </w:pPr>
-            <w:r>
-              <w:rPr>
-                <w:rFonts w:ascii="Helvetica" w:hAnsi="Helvetica" w:eastAsia="Helvetica" w:cs="Helvetica"/>
-                <w:i w:val="false"/>
-                <w:b w:val="false"/>
-                <w:u w:val="none"/>
-                <w:sz w:val="22"/>
-                <w:szCs w:val="22"/>
-                <w:color w:val="000000"/>
-              </w:rPr>
-              <w:t xml:space="preserve">143</w:t>
+              <w:t xml:space="preserve">0.520</w:t>
+            </w:r>
+          </w:p>
+        </w:tc>
+        <w:tc>
+          <w:tcPr>
+            <w:tcBorders>
+              <w:bottom w:val="none" w:sz="0" w:space="0" w:color="000000"/>
+              <w:top w:val="none" w:sz="0" w:space="0" w:color="000000"/>
+              <w:left w:val="none" w:sz="0" w:space="0" w:color="000000"/>
+              <w:right w:val="none" w:sz="0" w:space="0" w:color="000000"/>
+            </w:tcBorders>
+            <w:shd w:val="clear" w:color="auto" w:fill="FFFFFF"/>
+            <w:tcMar>
+              <w:top w:w="0" w:type="dxa"/>
+              <w:bottom w:w="0" w:type="dxa"/>
+              <w:left w:w="0" w:type="dxa"/>
+              <w:right w:w="0" w:type="dxa"/>
+            </w:tcMar>
+            <w:vAlign w:val="top"/>
+          </w:tcPr>
+          <w:p>
+            <w:pPr>
+              <w:pStyle w:val="Normal"/>
+              <w:jc w:val="center"/>
+              <w:pBdr>
+                <w:bottom w:val="none" w:sz="0" w:space="0" w:color="000000"/>
+                <w:top w:val="none" w:sz="0" w:space="0" w:color="000000"/>
+                <w:left w:val="none" w:sz="0" w:space="0" w:color="000000"/>
+                <w:right w:val="none" w:sz="0" w:space="0" w:color="000000"/>
+              </w:pBdr>
+              <w:spacing w:after="100" w:before="100" w:line="240"/>
+              <w:ind w:left="100" w:right="100" w:firstLine="0" w:firstLineChars="0"/>
+              <w:rPr>
+                <w:rFonts w:ascii="Helvetica" w:hAnsi="Helvetica" w:eastAsia="Helvetica" w:cs="Helvetica"/>
+                <w:i w:val="false"/>
+                <w:b w:val="false"/>
+                <w:u w:val="none"/>
+                <w:sz w:val="22"/>
+                <w:szCs w:val="22"/>
+                <w:color w:val="000000"/>
+              </w:rPr>
+            </w:pPr>
+            <w:r>
+              <w:rPr>
+                <w:rFonts w:ascii="Helvetica" w:hAnsi="Helvetica" w:eastAsia="Helvetica" w:cs="Helvetica"/>
+                <w:i w:val="false"/>
+                <w:b w:val="false"/>
+                <w:u w:val="none"/>
+                <w:sz w:val="22"/>
+                <w:szCs w:val="22"/>
+                <w:color w:val="000000"/>
+              </w:rPr>
+              <w:t xml:space="preserve">142</w:t>
             </w:r>
           </w:p>
         </w:tc>
@@ -1639,67 +1639,67 @@
                 <w:szCs w:val="22"/>
                 <w:color w:val="000000"/>
               </w:rPr>
-              <w:t xml:space="preserve">0.97, 1.06</w:t>
-            </w:r>
-          </w:p>
-        </w:tc>
-        <w:tc>
-          <w:tcPr>
-            <w:tcBorders>
-              <w:bottom w:val="none" w:sz="0" w:space="0" w:color="000000"/>
-              <w:top w:val="none" w:sz="0" w:space="0" w:color="000000"/>
-              <w:left w:val="none" w:sz="0" w:space="0" w:color="000000"/>
-              <w:right w:val="none" w:sz="0" w:space="0" w:color="000000"/>
-            </w:tcBorders>
-            <w:shd w:val="clear" w:color="auto" w:fill="FFFFFF"/>
-            <w:tcMar>
-              <w:top w:w="0" w:type="dxa"/>
-              <w:bottom w:w="0" w:type="dxa"/>
-              <w:left w:w="0" w:type="dxa"/>
-              <w:right w:w="0" w:type="dxa"/>
-            </w:tcMar>
-            <w:vAlign w:val="top"/>
-          </w:tcPr>
-          <w:p>
-            <w:pPr>
-              <w:pStyle w:val="Normal"/>
-              <w:jc w:val="center"/>
-              <w:pBdr>
-                <w:bottom w:val="none" w:sz="0" w:space="0" w:color="000000"/>
-                <w:top w:val="none" w:sz="0" w:space="0" w:color="000000"/>
-                <w:left w:val="none" w:sz="0" w:space="0" w:color="000000"/>
-                <w:right w:val="none" w:sz="0" w:space="0" w:color="000000"/>
-              </w:pBdr>
-              <w:spacing w:after="100" w:before="100" w:line="240"/>
-              <w:ind w:left="100" w:right="100" w:firstLine="0" w:firstLineChars="0"/>
-              <w:rPr>
-                <w:rFonts w:ascii="Helvetica" w:hAnsi="Helvetica" w:eastAsia="Helvetica" w:cs="Helvetica"/>
-                <w:i w:val="false"/>
-                <w:b w:val="false"/>
-                <w:u w:val="none"/>
-                <w:sz w:val="22"/>
-                <w:szCs w:val="22"/>
-                <w:color w:val="000000"/>
-              </w:rPr>
-            </w:pPr>
-            <w:r>
-              <w:rPr>
-                <w:rFonts w:ascii="Helvetica" w:hAnsi="Helvetica" w:eastAsia="Helvetica" w:cs="Helvetica"/>
-                <w:i w:val="false"/>
-                <w:b w:val="false"/>
-                <w:u w:val="none"/>
-                <w:sz w:val="22"/>
-                <w:szCs w:val="22"/>
-                <w:color w:val="000000"/>
-              </w:rPr>
-              <w:t xml:space="preserve">0.640</w:t>
+              <w:t xml:space="preserve">0.96, 1.06</w:t>
+            </w:r>
+          </w:p>
+        </w:tc>
+        <w:tc>
+          <w:tcPr>
+            <w:tcBorders>
+              <w:bottom w:val="none" w:sz="0" w:space="0" w:color="000000"/>
+              <w:top w:val="none" w:sz="0" w:space="0" w:color="000000"/>
+              <w:left w:val="none" w:sz="0" w:space="0" w:color="000000"/>
+              <w:right w:val="none" w:sz="0" w:space="0" w:color="000000"/>
+            </w:tcBorders>
+            <w:shd w:val="clear" w:color="auto" w:fill="FFFFFF"/>
+            <w:tcMar>
+              <w:top w:w="0" w:type="dxa"/>
+              <w:bottom w:w="0" w:type="dxa"/>
+              <w:left w:w="0" w:type="dxa"/>
+              <w:right w:w="0" w:type="dxa"/>
+            </w:tcMar>
+            <w:vAlign w:val="top"/>
+          </w:tcPr>
+          <w:p>
+            <w:pPr>
+              <w:pStyle w:val="Normal"/>
+              <w:jc w:val="center"/>
+              <w:pBdr>
+                <w:bottom w:val="none" w:sz="0" w:space="0" w:color="000000"/>
+                <w:top w:val="none" w:sz="0" w:space="0" w:color="000000"/>
+                <w:left w:val="none" w:sz="0" w:space="0" w:color="000000"/>
+                <w:right w:val="none" w:sz="0" w:space="0" w:color="000000"/>
+              </w:pBdr>
+              <w:spacing w:after="100" w:before="100" w:line="240"/>
+              <w:ind w:left="100" w:right="100" w:firstLine="0" w:firstLineChars="0"/>
+              <w:rPr>
+                <w:rFonts w:ascii="Helvetica" w:hAnsi="Helvetica" w:eastAsia="Helvetica" w:cs="Helvetica"/>
+                <w:i w:val="false"/>
+                <w:b w:val="false"/>
+                <w:u w:val="none"/>
+                <w:sz w:val="22"/>
+                <w:szCs w:val="22"/>
+                <w:color w:val="000000"/>
+              </w:rPr>
+            </w:pPr>
+            <w:r>
+              <w:rPr>
+                <w:rFonts w:ascii="Helvetica" w:hAnsi="Helvetica" w:eastAsia="Helvetica" w:cs="Helvetica"/>
+                <w:i w:val="false"/>
+                <w:b w:val="false"/>
+                <w:u w:val="none"/>
+                <w:sz w:val="22"/>
+                <w:szCs w:val="22"/>
+                <w:color w:val="000000"/>
+              </w:rPr>
+              <w:t xml:space="preserve">0.700</w:t>
             </w:r>
           </w:p>
         </w:tc>
       </w:tr>
       <w:tr>
         <w:trPr>
-          <w:trHeight w:val="569" w:hRule="auto"/>
+          <w:trHeight w:val="565" w:hRule="auto"/>
         </w:trPr>
         body 3
         <w:tc>
@@ -1804,7 +1804,7 @@
                 <w:szCs w:val="22"/>
                 <w:color w:val="000000"/>
               </w:rPr>
-              <w:t xml:space="preserve">143</w:t>
+              <w:t xml:space="preserve">142</w:t>
             </w:r>
           </w:p>
         </w:tc>
@@ -2016,7 +2016,7 @@
                 <w:szCs w:val="22"/>
                 <w:color w:val="000000"/>
               </w:rPr>
-              <w:t xml:space="preserve">143</w:t>
+              <w:t xml:space="preserve">142</w:t>
             </w:r>
           </w:p>
         </w:tc>
@@ -2876,60 +2876,60 @@
                 <w:szCs w:val="22"/>
                 <w:color w:val="000000"/>
               </w:rPr>
-              <w:t xml:space="preserve">0.17, 3.23</w:t>
-            </w:r>
-          </w:p>
-        </w:tc>
-        <w:tc>
-          <w:tcPr>
-            <w:tcBorders>
-              <w:bottom w:val="none" w:sz="0" w:space="0" w:color="000000"/>
-              <w:top w:val="none" w:sz="0" w:space="0" w:color="000000"/>
-              <w:left w:val="none" w:sz="0" w:space="0" w:color="000000"/>
-              <w:right w:val="none" w:sz="0" w:space="0" w:color="000000"/>
-            </w:tcBorders>
-            <w:shd w:val="clear" w:color="auto" w:fill="FFFFFF"/>
-            <w:tcMar>
-              <w:top w:w="0" w:type="dxa"/>
-              <w:bottom w:w="0" w:type="dxa"/>
-              <w:left w:w="0" w:type="dxa"/>
-              <w:right w:w="0" w:type="dxa"/>
-            </w:tcMar>
-            <w:vAlign w:val="top"/>
-          </w:tcPr>
-          <w:p>
-            <w:pPr>
-              <w:pStyle w:val="Normal"/>
-              <w:jc w:val="center"/>
-              <w:pBdr>
-                <w:bottom w:val="none" w:sz="0" w:space="0" w:color="000000"/>
-                <w:top w:val="none" w:sz="0" w:space="0" w:color="000000"/>
-                <w:left w:val="none" w:sz="0" w:space="0" w:color="000000"/>
-                <w:right w:val="none" w:sz="0" w:space="0" w:color="000000"/>
-              </w:pBdr>
-              <w:spacing w:after="100" w:before="100" w:line="240"/>
-              <w:ind w:left="100" w:right="100" w:firstLine="0" w:firstLineChars="0"/>
-              <w:rPr>
-                <w:rFonts w:ascii="Helvetica" w:hAnsi="Helvetica" w:eastAsia="Helvetica" w:cs="Helvetica"/>
-                <w:i w:val="false"/>
-                <w:b w:val="false"/>
-                <w:u w:val="none"/>
-                <w:sz w:val="22"/>
-                <w:szCs w:val="22"/>
-                <w:color w:val="000000"/>
-              </w:rPr>
-            </w:pPr>
-            <w:r>
-              <w:rPr>
-                <w:rFonts w:ascii="Helvetica" w:hAnsi="Helvetica" w:eastAsia="Helvetica" w:cs="Helvetica"/>
-                <w:i w:val="false"/>
-                <w:b w:val="false"/>
-                <w:u w:val="none"/>
-                <w:sz w:val="22"/>
-                <w:szCs w:val="22"/>
-                <w:color w:val="000000"/>
-              </w:rPr>
-              <w:t xml:space="preserve">0.690</w:t>
+              <w:t xml:space="preserve">0.17, 3.20</w:t>
+            </w:r>
+          </w:p>
+        </w:tc>
+        <w:tc>
+          <w:tcPr>
+            <w:tcBorders>
+              <w:bottom w:val="none" w:sz="0" w:space="0" w:color="000000"/>
+              <w:top w:val="none" w:sz="0" w:space="0" w:color="000000"/>
+              <w:left w:val="none" w:sz="0" w:space="0" w:color="000000"/>
+              <w:right w:val="none" w:sz="0" w:space="0" w:color="000000"/>
+            </w:tcBorders>
+            <w:shd w:val="clear" w:color="auto" w:fill="FFFFFF"/>
+            <w:tcMar>
+              <w:top w:w="0" w:type="dxa"/>
+              <w:bottom w:w="0" w:type="dxa"/>
+              <w:left w:w="0" w:type="dxa"/>
+              <w:right w:w="0" w:type="dxa"/>
+            </w:tcMar>
+            <w:vAlign w:val="top"/>
+          </w:tcPr>
+          <w:p>
+            <w:pPr>
+              <w:pStyle w:val="Normal"/>
+              <w:jc w:val="center"/>
+              <w:pBdr>
+                <w:bottom w:val="none" w:sz="0" w:space="0" w:color="000000"/>
+                <w:top w:val="none" w:sz="0" w:space="0" w:color="000000"/>
+                <w:left w:val="none" w:sz="0" w:space="0" w:color="000000"/>
+                <w:right w:val="none" w:sz="0" w:space="0" w:color="000000"/>
+              </w:pBdr>
+              <w:spacing w:after="100" w:before="100" w:line="240"/>
+              <w:ind w:left="100" w:right="100" w:firstLine="0" w:firstLineChars="0"/>
+              <w:rPr>
+                <w:rFonts w:ascii="Helvetica" w:hAnsi="Helvetica" w:eastAsia="Helvetica" w:cs="Helvetica"/>
+                <w:i w:val="false"/>
+                <w:b w:val="false"/>
+                <w:u w:val="none"/>
+                <w:sz w:val="22"/>
+                <w:szCs w:val="22"/>
+                <w:color w:val="000000"/>
+              </w:rPr>
+            </w:pPr>
+            <w:r>
+              <w:rPr>
+                <w:rFonts w:ascii="Helvetica" w:hAnsi="Helvetica" w:eastAsia="Helvetica" w:cs="Helvetica"/>
+                <w:i w:val="false"/>
+                <w:b w:val="false"/>
+                <w:u w:val="none"/>
+                <w:sz w:val="22"/>
+                <w:szCs w:val="22"/>
+                <w:color w:val="000000"/>
+              </w:rPr>
+              <w:t xml:space="preserve">0.680</w:t>
             </w:r>
           </w:p>
         </w:tc>
@@ -3035,113 +3035,113 @@
                 <w:szCs w:val="22"/>
                 <w:color w:val="000000"/>
               </w:rPr>
-              <w:t xml:space="preserve">0.19</w:t>
-            </w:r>
-          </w:p>
-        </w:tc>
-        <w:tc>
-          <w:tcPr>
-            <w:tcBorders>
-              <w:bottom w:val="none" w:sz="0" w:space="0" w:color="000000"/>
-              <w:top w:val="none" w:sz="0" w:space="0" w:color="000000"/>
-              <w:left w:val="none" w:sz="0" w:space="0" w:color="000000"/>
-              <w:right w:val="none" w:sz="0" w:space="0" w:color="000000"/>
-            </w:tcBorders>
-            <w:shd w:val="clear" w:color="auto" w:fill="FFFFFF"/>
-            <w:tcMar>
-              <w:top w:w="0" w:type="dxa"/>
-              <w:bottom w:w="0" w:type="dxa"/>
-              <w:left w:w="0" w:type="dxa"/>
-              <w:right w:w="0" w:type="dxa"/>
-            </w:tcMar>
-            <w:vAlign w:val="top"/>
-          </w:tcPr>
-          <w:p>
-            <w:pPr>
-              <w:pStyle w:val="Normal"/>
-              <w:jc w:val="center"/>
-              <w:pBdr>
-                <w:bottom w:val="none" w:sz="0" w:space="0" w:color="000000"/>
-                <w:top w:val="none" w:sz="0" w:space="0" w:color="000000"/>
-                <w:left w:val="none" w:sz="0" w:space="0" w:color="000000"/>
-                <w:right w:val="none" w:sz="0" w:space="0" w:color="000000"/>
-              </w:pBdr>
-              <w:spacing w:after="100" w:before="100" w:line="240"/>
-              <w:ind w:left="100" w:right="100" w:firstLine="0" w:firstLineChars="0"/>
-              <w:rPr>
-                <w:rFonts w:ascii="Helvetica" w:hAnsi="Helvetica" w:eastAsia="Helvetica" w:cs="Helvetica"/>
-                <w:i w:val="false"/>
-                <w:b w:val="false"/>
-                <w:u w:val="none"/>
-                <w:sz w:val="22"/>
-                <w:szCs w:val="22"/>
-                <w:color w:val="000000"/>
-              </w:rPr>
-            </w:pPr>
-            <w:r>
-              <w:rPr>
-                <w:rFonts w:ascii="Helvetica" w:hAnsi="Helvetica" w:eastAsia="Helvetica" w:cs="Helvetica"/>
-                <w:i w:val="false"/>
-                <w:b w:val="false"/>
-                <w:u w:val="none"/>
-                <w:sz w:val="22"/>
-                <w:szCs w:val="22"/>
-                <w:color w:val="000000"/>
-              </w:rPr>
-              <w:t xml:space="preserve">0.00, 23.8</w:t>
-            </w:r>
-          </w:p>
-        </w:tc>
-        <w:tc>
-          <w:tcPr>
-            <w:tcBorders>
-              <w:bottom w:val="none" w:sz="0" w:space="0" w:color="000000"/>
-              <w:top w:val="none" w:sz="0" w:space="0" w:color="000000"/>
-              <w:left w:val="none" w:sz="0" w:space="0" w:color="000000"/>
-              <w:right w:val="none" w:sz="0" w:space="0" w:color="000000"/>
-            </w:tcBorders>
-            <w:shd w:val="clear" w:color="auto" w:fill="FFFFFF"/>
-            <w:tcMar>
-              <w:top w:w="0" w:type="dxa"/>
-              <w:bottom w:w="0" w:type="dxa"/>
-              <w:left w:w="0" w:type="dxa"/>
-              <w:right w:w="0" w:type="dxa"/>
-            </w:tcMar>
-            <w:vAlign w:val="top"/>
-          </w:tcPr>
-          <w:p>
-            <w:pPr>
-              <w:pStyle w:val="Normal"/>
-              <w:jc w:val="center"/>
-              <w:pBdr>
-                <w:bottom w:val="none" w:sz="0" w:space="0" w:color="000000"/>
-                <w:top w:val="none" w:sz="0" w:space="0" w:color="000000"/>
-                <w:left w:val="none" w:sz="0" w:space="0" w:color="000000"/>
-                <w:right w:val="none" w:sz="0" w:space="0" w:color="000000"/>
-              </w:pBdr>
-              <w:spacing w:after="100" w:before="100" w:line="240"/>
-              <w:ind w:left="100" w:right="100" w:firstLine="0" w:firstLineChars="0"/>
-              <w:rPr>
-                <w:rFonts w:ascii="Helvetica" w:hAnsi="Helvetica" w:eastAsia="Helvetica" w:cs="Helvetica"/>
-                <w:i w:val="false"/>
-                <w:b w:val="false"/>
-                <w:u w:val="none"/>
-                <w:sz w:val="22"/>
-                <w:szCs w:val="22"/>
-                <w:color w:val="000000"/>
-              </w:rPr>
-            </w:pPr>
-            <w:r>
-              <w:rPr>
-                <w:rFonts w:ascii="Helvetica" w:hAnsi="Helvetica" w:eastAsia="Helvetica" w:cs="Helvetica"/>
-                <w:i w:val="false"/>
-                <w:b w:val="false"/>
-                <w:u w:val="none"/>
-                <w:sz w:val="22"/>
-                <w:szCs w:val="22"/>
-                <w:color w:val="000000"/>
-              </w:rPr>
-              <w:t xml:space="preserve">0.500</w:t>
+              <w:t xml:space="preserve">0.17</w:t>
+            </w:r>
+          </w:p>
+        </w:tc>
+        <w:tc>
+          <w:tcPr>
+            <w:tcBorders>
+              <w:bottom w:val="none" w:sz="0" w:space="0" w:color="000000"/>
+              <w:top w:val="none" w:sz="0" w:space="0" w:color="000000"/>
+              <w:left w:val="none" w:sz="0" w:space="0" w:color="000000"/>
+              <w:right w:val="none" w:sz="0" w:space="0" w:color="000000"/>
+            </w:tcBorders>
+            <w:shd w:val="clear" w:color="auto" w:fill="FFFFFF"/>
+            <w:tcMar>
+              <w:top w:w="0" w:type="dxa"/>
+              <w:bottom w:w="0" w:type="dxa"/>
+              <w:left w:w="0" w:type="dxa"/>
+              <w:right w:w="0" w:type="dxa"/>
+            </w:tcMar>
+            <w:vAlign w:val="top"/>
+          </w:tcPr>
+          <w:p>
+            <w:pPr>
+              <w:pStyle w:val="Normal"/>
+              <w:jc w:val="center"/>
+              <w:pBdr>
+                <w:bottom w:val="none" w:sz="0" w:space="0" w:color="000000"/>
+                <w:top w:val="none" w:sz="0" w:space="0" w:color="000000"/>
+                <w:left w:val="none" w:sz="0" w:space="0" w:color="000000"/>
+                <w:right w:val="none" w:sz="0" w:space="0" w:color="000000"/>
+              </w:pBdr>
+              <w:spacing w:after="100" w:before="100" w:line="240"/>
+              <w:ind w:left="100" w:right="100" w:firstLine="0" w:firstLineChars="0"/>
+              <w:rPr>
+                <w:rFonts w:ascii="Helvetica" w:hAnsi="Helvetica" w:eastAsia="Helvetica" w:cs="Helvetica"/>
+                <w:i w:val="false"/>
+                <w:b w:val="false"/>
+                <w:u w:val="none"/>
+                <w:sz w:val="22"/>
+                <w:szCs w:val="22"/>
+                <w:color w:val="000000"/>
+              </w:rPr>
+            </w:pPr>
+            <w:r>
+              <w:rPr>
+                <w:rFonts w:ascii="Helvetica" w:hAnsi="Helvetica" w:eastAsia="Helvetica" w:cs="Helvetica"/>
+                <w:i w:val="false"/>
+                <w:b w:val="false"/>
+                <w:u w:val="none"/>
+                <w:sz w:val="22"/>
+                <w:szCs w:val="22"/>
+                <w:color w:val="000000"/>
+              </w:rPr>
+              <w:t xml:space="preserve">0.00, 18.8</w:t>
+            </w:r>
+          </w:p>
+        </w:tc>
+        <w:tc>
+          <w:tcPr>
+            <w:tcBorders>
+              <w:bottom w:val="none" w:sz="0" w:space="0" w:color="000000"/>
+              <w:top w:val="none" w:sz="0" w:space="0" w:color="000000"/>
+              <w:left w:val="none" w:sz="0" w:space="0" w:color="000000"/>
+              <w:right w:val="none" w:sz="0" w:space="0" w:color="000000"/>
+            </w:tcBorders>
+            <w:shd w:val="clear" w:color="auto" w:fill="FFFFFF"/>
+            <w:tcMar>
+              <w:top w:w="0" w:type="dxa"/>
+              <w:bottom w:w="0" w:type="dxa"/>
+              <w:left w:w="0" w:type="dxa"/>
+              <w:right w:w="0" w:type="dxa"/>
+            </w:tcMar>
+            <w:vAlign w:val="top"/>
+          </w:tcPr>
+          <w:p>
+            <w:pPr>
+              <w:pStyle w:val="Normal"/>
+              <w:jc w:val="center"/>
+              <w:pBdr>
+                <w:bottom w:val="none" w:sz="0" w:space="0" w:color="000000"/>
+                <w:top w:val="none" w:sz="0" w:space="0" w:color="000000"/>
+                <w:left w:val="none" w:sz="0" w:space="0" w:color="000000"/>
+                <w:right w:val="none" w:sz="0" w:space="0" w:color="000000"/>
+              </w:pBdr>
+              <w:spacing w:after="100" w:before="100" w:line="240"/>
+              <w:ind w:left="100" w:right="100" w:firstLine="0" w:firstLineChars="0"/>
+              <w:rPr>
+                <w:rFonts w:ascii="Helvetica" w:hAnsi="Helvetica" w:eastAsia="Helvetica" w:cs="Helvetica"/>
+                <w:i w:val="false"/>
+                <w:b w:val="false"/>
+                <w:u w:val="none"/>
+                <w:sz w:val="22"/>
+                <w:szCs w:val="22"/>
+                <w:color w:val="000000"/>
+              </w:rPr>
+            </w:pPr>
+            <w:r>
+              <w:rPr>
+                <w:rFonts w:ascii="Helvetica" w:hAnsi="Helvetica" w:eastAsia="Helvetica" w:cs="Helvetica"/>
+                <w:i w:val="false"/>
+                <w:b w:val="false"/>
+                <w:u w:val="none"/>
+                <w:sz w:val="22"/>
+                <w:szCs w:val="22"/>
+                <w:color w:val="000000"/>
+              </w:rPr>
+              <w:t xml:space="preserve">0.460</w:t>
             </w:r>
           </w:p>
         </w:tc>
@@ -3253,7 +3253,7 @@
                 <w:szCs w:val="22"/>
                 <w:color w:val="000000"/>
               </w:rPr>
-              <w:t xml:space="preserve">143</w:t>
+              <w:t xml:space="preserve">142</w:t>
             </w:r>
           </w:p>
         </w:tc>
@@ -3412,60 +3412,60 @@
                 <w:szCs w:val="22"/>
                 <w:color w:val="000000"/>
               </w:rPr>
-              <w:t xml:space="preserve">0.066</w:t>
-            </w:r>
-          </w:p>
-        </w:tc>
-        <w:tc>
-          <w:tcPr>
-            <w:tcBorders>
-              <w:bottom w:val="none" w:sz="0" w:space="0" w:color="000000"/>
-              <w:top w:val="none" w:sz="0" w:space="0" w:color="000000"/>
-              <w:left w:val="none" w:sz="0" w:space="0" w:color="000000"/>
-              <w:right w:val="none" w:sz="0" w:space="0" w:color="000000"/>
-            </w:tcBorders>
-            <w:shd w:val="clear" w:color="auto" w:fill="FFFFFF"/>
-            <w:tcMar>
-              <w:top w:w="0" w:type="dxa"/>
-              <w:bottom w:w="0" w:type="dxa"/>
-              <w:left w:w="0" w:type="dxa"/>
-              <w:right w:w="0" w:type="dxa"/>
-            </w:tcMar>
-            <w:vAlign w:val="top"/>
-          </w:tcPr>
-          <w:p>
-            <w:pPr>
-              <w:pStyle w:val="Normal"/>
-              <w:jc w:val="center"/>
-              <w:pBdr>
-                <w:bottom w:val="none" w:sz="0" w:space="0" w:color="000000"/>
-                <w:top w:val="none" w:sz="0" w:space="0" w:color="000000"/>
-                <w:left w:val="none" w:sz="0" w:space="0" w:color="000000"/>
-                <w:right w:val="none" w:sz="0" w:space="0" w:color="000000"/>
-              </w:pBdr>
-              <w:spacing w:after="100" w:before="100" w:line="240"/>
-              <w:ind w:left="100" w:right="100" w:firstLine="0" w:firstLineChars="0"/>
-              <w:rPr>
-                <w:rFonts w:ascii="Helvetica" w:hAnsi="Helvetica" w:eastAsia="Helvetica" w:cs="Helvetica"/>
-                <w:i w:val="false"/>
-                <w:b w:val="false"/>
-                <w:u w:val="none"/>
-                <w:sz w:val="22"/>
-                <w:szCs w:val="22"/>
-                <w:color w:val="000000"/>
-              </w:rPr>
-            </w:pPr>
-            <w:r>
-              <w:rPr>
-                <w:rFonts w:ascii="Helvetica" w:hAnsi="Helvetica" w:eastAsia="Helvetica" w:cs="Helvetica"/>
-                <w:i w:val="false"/>
-                <w:b w:val="false"/>
-                <w:u w:val="none"/>
-                <w:sz w:val="22"/>
-                <w:szCs w:val="22"/>
-                <w:color w:val="000000"/>
-              </w:rPr>
-              <w:t xml:space="preserve">143</w:t>
+              <w:t xml:space="preserve">0.063</w:t>
+            </w:r>
+          </w:p>
+        </w:tc>
+        <w:tc>
+          <w:tcPr>
+            <w:tcBorders>
+              <w:bottom w:val="none" w:sz="0" w:space="0" w:color="000000"/>
+              <w:top w:val="none" w:sz="0" w:space="0" w:color="000000"/>
+              <w:left w:val="none" w:sz="0" w:space="0" w:color="000000"/>
+              <w:right w:val="none" w:sz="0" w:space="0" w:color="000000"/>
+            </w:tcBorders>
+            <w:shd w:val="clear" w:color="auto" w:fill="FFFFFF"/>
+            <w:tcMar>
+              <w:top w:w="0" w:type="dxa"/>
+              <w:bottom w:w="0" w:type="dxa"/>
+              <w:left w:w="0" w:type="dxa"/>
+              <w:right w:w="0" w:type="dxa"/>
+            </w:tcMar>
+            <w:vAlign w:val="top"/>
+          </w:tcPr>
+          <w:p>
+            <w:pPr>
+              <w:pStyle w:val="Normal"/>
+              <w:jc w:val="center"/>
+              <w:pBdr>
+                <w:bottom w:val="none" w:sz="0" w:space="0" w:color="000000"/>
+                <w:top w:val="none" w:sz="0" w:space="0" w:color="000000"/>
+                <w:left w:val="none" w:sz="0" w:space="0" w:color="000000"/>
+                <w:right w:val="none" w:sz="0" w:space="0" w:color="000000"/>
+              </w:pBdr>
+              <w:spacing w:after="100" w:before="100" w:line="240"/>
+              <w:ind w:left="100" w:right="100" w:firstLine="0" w:firstLineChars="0"/>
+              <w:rPr>
+                <w:rFonts w:ascii="Helvetica" w:hAnsi="Helvetica" w:eastAsia="Helvetica" w:cs="Helvetica"/>
+                <w:i w:val="false"/>
+                <w:b w:val="false"/>
+                <w:u w:val="none"/>
+                <w:sz w:val="22"/>
+                <w:szCs w:val="22"/>
+                <w:color w:val="000000"/>
+              </w:rPr>
+            </w:pPr>
+            <w:r>
+              <w:rPr>
+                <w:rFonts w:ascii="Helvetica" w:hAnsi="Helvetica" w:eastAsia="Helvetica" w:cs="Helvetica"/>
+                <w:i w:val="false"/>
+                <w:b w:val="false"/>
+                <w:u w:val="none"/>
+                <w:sz w:val="22"/>
+                <w:szCs w:val="22"/>
+                <w:color w:val="000000"/>
+              </w:rPr>
+              <w:t xml:space="preserve">142</w:t>
             </w:r>
           </w:p>
         </w:tc>
@@ -3571,60 +3571,60 @@
                 <w:szCs w:val="22"/>
                 <w:color w:val="000000"/>
               </w:rPr>
-              <w:t xml:space="preserve">0.97, 1.50</w:t>
-            </w:r>
-          </w:p>
-        </w:tc>
-        <w:tc>
-          <w:tcPr>
-            <w:tcBorders>
-              <w:bottom w:val="none" w:sz="0" w:space="0" w:color="000000"/>
-              <w:top w:val="none" w:sz="0" w:space="0" w:color="000000"/>
-              <w:left w:val="none" w:sz="0" w:space="0" w:color="000000"/>
-              <w:right w:val="none" w:sz="0" w:space="0" w:color="000000"/>
-            </w:tcBorders>
-            <w:shd w:val="clear" w:color="auto" w:fill="FFFFFF"/>
-            <w:tcMar>
-              <w:top w:w="0" w:type="dxa"/>
-              <w:bottom w:w="0" w:type="dxa"/>
-              <w:left w:w="0" w:type="dxa"/>
-              <w:right w:w="0" w:type="dxa"/>
-            </w:tcMar>
-            <w:vAlign w:val="top"/>
-          </w:tcPr>
-          <w:p>
-            <w:pPr>
-              <w:pStyle w:val="Normal"/>
-              <w:jc w:val="center"/>
-              <w:pBdr>
-                <w:bottom w:val="none" w:sz="0" w:space="0" w:color="000000"/>
-                <w:top w:val="none" w:sz="0" w:space="0" w:color="000000"/>
-                <w:left w:val="none" w:sz="0" w:space="0" w:color="000000"/>
-                <w:right w:val="none" w:sz="0" w:space="0" w:color="000000"/>
-              </w:pBdr>
-              <w:spacing w:after="100" w:before="100" w:line="240"/>
-              <w:ind w:left="100" w:right="100" w:firstLine="0" w:firstLineChars="0"/>
-              <w:rPr>
-                <w:rFonts w:ascii="Helvetica" w:hAnsi="Helvetica" w:eastAsia="Helvetica" w:cs="Helvetica"/>
-                <w:i w:val="false"/>
-                <w:b w:val="false"/>
-                <w:u w:val="none"/>
-                <w:sz w:val="22"/>
-                <w:szCs w:val="22"/>
-                <w:color w:val="000000"/>
-              </w:rPr>
-            </w:pPr>
-            <w:r>
-              <w:rPr>
-                <w:rFonts w:ascii="Helvetica" w:hAnsi="Helvetica" w:eastAsia="Helvetica" w:cs="Helvetica"/>
-                <w:i w:val="false"/>
-                <w:b w:val="false"/>
-                <w:u w:val="none"/>
-                <w:sz w:val="22"/>
-                <w:szCs w:val="22"/>
-                <w:color w:val="000000"/>
-              </w:rPr>
-              <w:t xml:space="preserve">0.096</w:t>
+              <w:t xml:space="preserve">0.97, 1.49</w:t>
+            </w:r>
+          </w:p>
+        </w:tc>
+        <w:tc>
+          <w:tcPr>
+            <w:tcBorders>
+              <w:bottom w:val="none" w:sz="0" w:space="0" w:color="000000"/>
+              <w:top w:val="none" w:sz="0" w:space="0" w:color="000000"/>
+              <w:left w:val="none" w:sz="0" w:space="0" w:color="000000"/>
+              <w:right w:val="none" w:sz="0" w:space="0" w:color="000000"/>
+            </w:tcBorders>
+            <w:shd w:val="clear" w:color="auto" w:fill="FFFFFF"/>
+            <w:tcMar>
+              <w:top w:w="0" w:type="dxa"/>
+              <w:bottom w:w="0" w:type="dxa"/>
+              <w:left w:w="0" w:type="dxa"/>
+              <w:right w:w="0" w:type="dxa"/>
+            </w:tcMar>
+            <w:vAlign w:val="top"/>
+          </w:tcPr>
+          <w:p>
+            <w:pPr>
+              <w:pStyle w:val="Normal"/>
+              <w:jc w:val="center"/>
+              <w:pBdr>
+                <w:bottom w:val="none" w:sz="0" w:space="0" w:color="000000"/>
+                <w:top w:val="none" w:sz="0" w:space="0" w:color="000000"/>
+                <w:left w:val="none" w:sz="0" w:space="0" w:color="000000"/>
+                <w:right w:val="none" w:sz="0" w:space="0" w:color="000000"/>
+              </w:pBdr>
+              <w:spacing w:after="100" w:before="100" w:line="240"/>
+              <w:ind w:left="100" w:right="100" w:firstLine="0" w:firstLineChars="0"/>
+              <w:rPr>
+                <w:rFonts w:ascii="Helvetica" w:hAnsi="Helvetica" w:eastAsia="Helvetica" w:cs="Helvetica"/>
+                <w:i w:val="false"/>
+                <w:b w:val="false"/>
+                <w:u w:val="none"/>
+                <w:sz w:val="22"/>
+                <w:szCs w:val="22"/>
+                <w:color w:val="000000"/>
+              </w:rPr>
+            </w:pPr>
+            <w:r>
+              <w:rPr>
+                <w:rFonts w:ascii="Helvetica" w:hAnsi="Helvetica" w:eastAsia="Helvetica" w:cs="Helvetica"/>
+                <w:i w:val="false"/>
+                <w:b w:val="false"/>
+                <w:u w:val="none"/>
+                <w:sz w:val="22"/>
+                <w:szCs w:val="22"/>
+                <w:color w:val="000000"/>
+              </w:rPr>
+              <w:t xml:space="preserve">0.094</w:t>
             </w:r>
           </w:p>
         </w:tc>
@@ -3736,7 +3736,7 @@
                 <w:szCs w:val="22"/>
                 <w:color w:val="000000"/>
               </w:rPr>
-              <w:t xml:space="preserve">143</w:t>
+              <w:t xml:space="preserve">142</w:t>
             </w:r>
           </w:p>
         </w:tc>
@@ -3948,7 +3948,7 @@
                 <w:szCs w:val="22"/>
                 <w:color w:val="000000"/>
               </w:rPr>
-              <w:t xml:space="preserve">143</w:t>
+              <w:t xml:space="preserve">142</w:t>
             </w:r>
           </w:p>
         </w:tc>
@@ -4755,113 +4755,113 @@
                 <w:szCs w:val="22"/>
                 <w:color w:val="000000"/>
               </w:rPr>
-              <w:t xml:space="preserve">2.13</w:t>
-            </w:r>
-          </w:p>
-        </w:tc>
-        <w:tc>
-          <w:tcPr>
-            <w:tcBorders>
-              <w:bottom w:val="none" w:sz="0" w:space="0" w:color="000000"/>
-              <w:top w:val="none" w:sz="0" w:space="0" w:color="000000"/>
-              <w:left w:val="none" w:sz="0" w:space="0" w:color="000000"/>
-              <w:right w:val="none" w:sz="0" w:space="0" w:color="000000"/>
-            </w:tcBorders>
-            <w:shd w:val="clear" w:color="auto" w:fill="FFFFFF"/>
-            <w:tcMar>
-              <w:top w:w="0" w:type="dxa"/>
-              <w:bottom w:w="0" w:type="dxa"/>
-              <w:left w:w="0" w:type="dxa"/>
-              <w:right w:w="0" w:type="dxa"/>
-            </w:tcMar>
-            <w:vAlign w:val="top"/>
-          </w:tcPr>
-          <w:p>
-            <w:pPr>
-              <w:pStyle w:val="Normal"/>
-              <w:jc w:val="center"/>
-              <w:pBdr>
-                <w:bottom w:val="none" w:sz="0" w:space="0" w:color="000000"/>
-                <w:top w:val="none" w:sz="0" w:space="0" w:color="000000"/>
-                <w:left w:val="none" w:sz="0" w:space="0" w:color="000000"/>
-                <w:right w:val="none" w:sz="0" w:space="0" w:color="000000"/>
-              </w:pBdr>
-              <w:spacing w:after="100" w:before="100" w:line="240"/>
-              <w:ind w:left="100" w:right="100" w:firstLine="0" w:firstLineChars="0"/>
-              <w:rPr>
-                <w:rFonts w:ascii="Helvetica" w:hAnsi="Helvetica" w:eastAsia="Helvetica" w:cs="Helvetica"/>
-                <w:i w:val="false"/>
-                <w:b w:val="false"/>
-                <w:u w:val="none"/>
-                <w:sz w:val="22"/>
-                <w:szCs w:val="22"/>
-                <w:color w:val="000000"/>
-              </w:rPr>
-            </w:pPr>
-            <w:r>
-              <w:rPr>
-                <w:rFonts w:ascii="Helvetica" w:hAnsi="Helvetica" w:eastAsia="Helvetica" w:cs="Helvetica"/>
-                <w:i w:val="false"/>
-                <w:b w:val="false"/>
-                <w:u w:val="none"/>
-                <w:sz w:val="22"/>
-                <w:szCs w:val="22"/>
-                <w:color w:val="000000"/>
-              </w:rPr>
-              <w:t xml:space="preserve">0.98, 4.63</w:t>
-            </w:r>
-          </w:p>
-        </w:tc>
-        <w:tc>
-          <w:tcPr>
-            <w:tcBorders>
-              <w:bottom w:val="none" w:sz="0" w:space="0" w:color="000000"/>
-              <w:top w:val="none" w:sz="0" w:space="0" w:color="000000"/>
-              <w:left w:val="none" w:sz="0" w:space="0" w:color="000000"/>
-              <w:right w:val="none" w:sz="0" w:space="0" w:color="000000"/>
-            </w:tcBorders>
-            <w:shd w:val="clear" w:color="auto" w:fill="FFFFFF"/>
-            <w:tcMar>
-              <w:top w:w="0" w:type="dxa"/>
-              <w:bottom w:w="0" w:type="dxa"/>
-              <w:left w:w="0" w:type="dxa"/>
-              <w:right w:w="0" w:type="dxa"/>
-            </w:tcMar>
-            <w:vAlign w:val="top"/>
-          </w:tcPr>
-          <w:p>
-            <w:pPr>
-              <w:pStyle w:val="Normal"/>
-              <w:jc w:val="center"/>
-              <w:pBdr>
-                <w:bottom w:val="none" w:sz="0" w:space="0" w:color="000000"/>
-                <w:top w:val="none" w:sz="0" w:space="0" w:color="000000"/>
-                <w:left w:val="none" w:sz="0" w:space="0" w:color="000000"/>
-                <w:right w:val="none" w:sz="0" w:space="0" w:color="000000"/>
-              </w:pBdr>
-              <w:spacing w:after="100" w:before="100" w:line="240"/>
-              <w:ind w:left="100" w:right="100" w:firstLine="0" w:firstLineChars="0"/>
-              <w:rPr>
-                <w:rFonts w:ascii="Helvetica" w:hAnsi="Helvetica" w:eastAsia="Helvetica" w:cs="Helvetica"/>
-                <w:i w:val="false"/>
-                <w:b w:val="false"/>
-                <w:u w:val="none"/>
-                <w:sz w:val="22"/>
-                <w:szCs w:val="22"/>
-                <w:color w:val="000000"/>
-              </w:rPr>
-            </w:pPr>
-            <w:r>
-              <w:rPr>
-                <w:rFonts w:ascii="Helvetica" w:hAnsi="Helvetica" w:eastAsia="Helvetica" w:cs="Helvetica"/>
-                <w:i w:val="false"/>
-                <w:b w:val="false"/>
-                <w:u w:val="none"/>
-                <w:sz w:val="22"/>
-                <w:szCs w:val="22"/>
-                <w:color w:val="000000"/>
-              </w:rPr>
-              <w:t xml:space="preserve">0.057</w:t>
+              <w:t xml:space="preserve">2.17</w:t>
+            </w:r>
+          </w:p>
+        </w:tc>
+        <w:tc>
+          <w:tcPr>
+            <w:tcBorders>
+              <w:bottom w:val="none" w:sz="0" w:space="0" w:color="000000"/>
+              <w:top w:val="none" w:sz="0" w:space="0" w:color="000000"/>
+              <w:left w:val="none" w:sz="0" w:space="0" w:color="000000"/>
+              <w:right w:val="none" w:sz="0" w:space="0" w:color="000000"/>
+            </w:tcBorders>
+            <w:shd w:val="clear" w:color="auto" w:fill="FFFFFF"/>
+            <w:tcMar>
+              <w:top w:w="0" w:type="dxa"/>
+              <w:bottom w:w="0" w:type="dxa"/>
+              <w:left w:w="0" w:type="dxa"/>
+              <w:right w:w="0" w:type="dxa"/>
+            </w:tcMar>
+            <w:vAlign w:val="top"/>
+          </w:tcPr>
+          <w:p>
+            <w:pPr>
+              <w:pStyle w:val="Normal"/>
+              <w:jc w:val="center"/>
+              <w:pBdr>
+                <w:bottom w:val="none" w:sz="0" w:space="0" w:color="000000"/>
+                <w:top w:val="none" w:sz="0" w:space="0" w:color="000000"/>
+                <w:left w:val="none" w:sz="0" w:space="0" w:color="000000"/>
+                <w:right w:val="none" w:sz="0" w:space="0" w:color="000000"/>
+              </w:pBdr>
+              <w:spacing w:after="100" w:before="100" w:line="240"/>
+              <w:ind w:left="100" w:right="100" w:firstLine="0" w:firstLineChars="0"/>
+              <w:rPr>
+                <w:rFonts w:ascii="Helvetica" w:hAnsi="Helvetica" w:eastAsia="Helvetica" w:cs="Helvetica"/>
+                <w:i w:val="false"/>
+                <w:b w:val="false"/>
+                <w:u w:val="none"/>
+                <w:sz w:val="22"/>
+                <w:szCs w:val="22"/>
+                <w:color w:val="000000"/>
+              </w:rPr>
+            </w:pPr>
+            <w:r>
+              <w:rPr>
+                <w:rFonts w:ascii="Helvetica" w:hAnsi="Helvetica" w:eastAsia="Helvetica" w:cs="Helvetica"/>
+                <w:i w:val="false"/>
+                <w:b w:val="false"/>
+                <w:u w:val="none"/>
+                <w:sz w:val="22"/>
+                <w:szCs w:val="22"/>
+                <w:color w:val="000000"/>
+              </w:rPr>
+              <w:t xml:space="preserve">1.00, 4.73</w:t>
+            </w:r>
+          </w:p>
+        </w:tc>
+        <w:tc>
+          <w:tcPr>
+            <w:tcBorders>
+              <w:bottom w:val="none" w:sz="0" w:space="0" w:color="000000"/>
+              <w:top w:val="none" w:sz="0" w:space="0" w:color="000000"/>
+              <w:left w:val="none" w:sz="0" w:space="0" w:color="000000"/>
+              <w:right w:val="none" w:sz="0" w:space="0" w:color="000000"/>
+            </w:tcBorders>
+            <w:shd w:val="clear" w:color="auto" w:fill="FFFFFF"/>
+            <w:tcMar>
+              <w:top w:w="0" w:type="dxa"/>
+              <w:bottom w:w="0" w:type="dxa"/>
+              <w:left w:w="0" w:type="dxa"/>
+              <w:right w:w="0" w:type="dxa"/>
+            </w:tcMar>
+            <w:vAlign w:val="top"/>
+          </w:tcPr>
+          <w:p>
+            <w:pPr>
+              <w:pStyle w:val="Normal"/>
+              <w:jc w:val="center"/>
+              <w:pBdr>
+                <w:bottom w:val="none" w:sz="0" w:space="0" w:color="000000"/>
+                <w:top w:val="none" w:sz="0" w:space="0" w:color="000000"/>
+                <w:left w:val="none" w:sz="0" w:space="0" w:color="000000"/>
+                <w:right w:val="none" w:sz="0" w:space="0" w:color="000000"/>
+              </w:pBdr>
+              <w:spacing w:after="100" w:before="100" w:line="240"/>
+              <w:ind w:left="100" w:right="100" w:firstLine="0" w:firstLineChars="0"/>
+              <w:rPr>
+                <w:rFonts w:ascii="Helvetica" w:hAnsi="Helvetica" w:eastAsia="Helvetica" w:cs="Helvetica"/>
+                <w:i w:val="false"/>
+                <w:b w:val="false"/>
+                <w:u w:val="none"/>
+                <w:sz w:val="22"/>
+                <w:szCs w:val="22"/>
+                <w:color w:val="000000"/>
+              </w:rPr>
+            </w:pPr>
+            <w:r>
+              <w:rPr>
+                <w:rFonts w:ascii="Helvetica" w:hAnsi="Helvetica" w:eastAsia="Helvetica" w:cs="Helvetica"/>
+                <w:i w:val="false"/>
+                <w:b w:val="false"/>
+                <w:u w:val="none"/>
+                <w:sz w:val="22"/>
+                <w:szCs w:val="22"/>
+                <w:color w:val="000000"/>
+              </w:rPr>
+              <w:t xml:space="preserve">0.050</w:t>
             </w:r>
           </w:p>
         </w:tc>
@@ -4967,113 +4967,113 @@
                 <w:szCs w:val="22"/>
                 <w:color w:val="000000"/>
               </w:rPr>
-              <w:t xml:space="preserve">2.22</w:t>
-            </w:r>
-          </w:p>
-        </w:tc>
-        <w:tc>
-          <w:tcPr>
-            <w:tcBorders>
-              <w:bottom w:val="none" w:sz="0" w:space="0" w:color="000000"/>
-              <w:top w:val="none" w:sz="0" w:space="0" w:color="000000"/>
-              <w:left w:val="none" w:sz="0" w:space="0" w:color="000000"/>
-              <w:right w:val="none" w:sz="0" w:space="0" w:color="000000"/>
-            </w:tcBorders>
-            <w:shd w:val="clear" w:color="auto" w:fill="FFFFFF"/>
-            <w:tcMar>
-              <w:top w:w="0" w:type="dxa"/>
-              <w:bottom w:w="0" w:type="dxa"/>
-              <w:left w:w="0" w:type="dxa"/>
-              <w:right w:w="0" w:type="dxa"/>
-            </w:tcMar>
-            <w:vAlign w:val="top"/>
-          </w:tcPr>
-          <w:p>
-            <w:pPr>
-              <w:pStyle w:val="Normal"/>
-              <w:jc w:val="center"/>
-              <w:pBdr>
-                <w:bottom w:val="none" w:sz="0" w:space="0" w:color="000000"/>
-                <w:top w:val="none" w:sz="0" w:space="0" w:color="000000"/>
-                <w:left w:val="none" w:sz="0" w:space="0" w:color="000000"/>
-                <w:right w:val="none" w:sz="0" w:space="0" w:color="000000"/>
-              </w:pBdr>
-              <w:spacing w:after="100" w:before="100" w:line="240"/>
-              <w:ind w:left="100" w:right="100" w:firstLine="0" w:firstLineChars="0"/>
-              <w:rPr>
-                <w:rFonts w:ascii="Helvetica" w:hAnsi="Helvetica" w:eastAsia="Helvetica" w:cs="Helvetica"/>
-                <w:i w:val="false"/>
-                <w:b w:val="false"/>
-                <w:u w:val="none"/>
-                <w:sz w:val="22"/>
-                <w:szCs w:val="22"/>
-                <w:color w:val="000000"/>
-              </w:rPr>
-            </w:pPr>
-            <w:r>
-              <w:rPr>
-                <w:rFonts w:ascii="Helvetica" w:hAnsi="Helvetica" w:eastAsia="Helvetica" w:cs="Helvetica"/>
-                <w:i w:val="false"/>
-                <w:b w:val="false"/>
-                <w:u w:val="none"/>
-                <w:sz w:val="22"/>
-                <w:szCs w:val="22"/>
-                <w:color w:val="000000"/>
-              </w:rPr>
-              <w:t xml:space="preserve">0.97, 5.10</w:t>
-            </w:r>
-          </w:p>
-        </w:tc>
-        <w:tc>
-          <w:tcPr>
-            <w:tcBorders>
-              <w:bottom w:val="none" w:sz="0" w:space="0" w:color="000000"/>
-              <w:top w:val="none" w:sz="0" w:space="0" w:color="000000"/>
-              <w:left w:val="none" w:sz="0" w:space="0" w:color="000000"/>
-              <w:right w:val="none" w:sz="0" w:space="0" w:color="000000"/>
-            </w:tcBorders>
-            <w:shd w:val="clear" w:color="auto" w:fill="FFFFFF"/>
-            <w:tcMar>
-              <w:top w:w="0" w:type="dxa"/>
-              <w:bottom w:w="0" w:type="dxa"/>
-              <w:left w:w="0" w:type="dxa"/>
-              <w:right w:w="0" w:type="dxa"/>
-            </w:tcMar>
-            <w:vAlign w:val="top"/>
-          </w:tcPr>
-          <w:p>
-            <w:pPr>
-              <w:pStyle w:val="Normal"/>
-              <w:jc w:val="center"/>
-              <w:pBdr>
-                <w:bottom w:val="none" w:sz="0" w:space="0" w:color="000000"/>
-                <w:top w:val="none" w:sz="0" w:space="0" w:color="000000"/>
-                <w:left w:val="none" w:sz="0" w:space="0" w:color="000000"/>
-                <w:right w:val="none" w:sz="0" w:space="0" w:color="000000"/>
-              </w:pBdr>
-              <w:spacing w:after="100" w:before="100" w:line="240"/>
-              <w:ind w:left="100" w:right="100" w:firstLine="0" w:firstLineChars="0"/>
-              <w:rPr>
-                <w:rFonts w:ascii="Helvetica" w:hAnsi="Helvetica" w:eastAsia="Helvetica" w:cs="Helvetica"/>
-                <w:i w:val="false"/>
-                <w:b w:val="false"/>
-                <w:u w:val="none"/>
-                <w:sz w:val="22"/>
-                <w:szCs w:val="22"/>
-                <w:color w:val="000000"/>
-              </w:rPr>
-            </w:pPr>
-            <w:r>
-              <w:rPr>
-                <w:rFonts w:ascii="Helvetica" w:hAnsi="Helvetica" w:eastAsia="Helvetica" w:cs="Helvetica"/>
-                <w:i w:val="false"/>
-                <w:b w:val="false"/>
-                <w:u w:val="none"/>
-                <w:sz w:val="22"/>
-                <w:szCs w:val="22"/>
-                <w:color w:val="000000"/>
-              </w:rPr>
-              <w:t xml:space="preserve">0.061</w:t>
+              <w:t xml:space="preserve">2.21</w:t>
+            </w:r>
+          </w:p>
+        </w:tc>
+        <w:tc>
+          <w:tcPr>
+            <w:tcBorders>
+              <w:bottom w:val="none" w:sz="0" w:space="0" w:color="000000"/>
+              <w:top w:val="none" w:sz="0" w:space="0" w:color="000000"/>
+              <w:left w:val="none" w:sz="0" w:space="0" w:color="000000"/>
+              <w:right w:val="none" w:sz="0" w:space="0" w:color="000000"/>
+            </w:tcBorders>
+            <w:shd w:val="clear" w:color="auto" w:fill="FFFFFF"/>
+            <w:tcMar>
+              <w:top w:w="0" w:type="dxa"/>
+              <w:bottom w:w="0" w:type="dxa"/>
+              <w:left w:w="0" w:type="dxa"/>
+              <w:right w:w="0" w:type="dxa"/>
+            </w:tcMar>
+            <w:vAlign w:val="top"/>
+          </w:tcPr>
+          <w:p>
+            <w:pPr>
+              <w:pStyle w:val="Normal"/>
+              <w:jc w:val="center"/>
+              <w:pBdr>
+                <w:bottom w:val="none" w:sz="0" w:space="0" w:color="000000"/>
+                <w:top w:val="none" w:sz="0" w:space="0" w:color="000000"/>
+                <w:left w:val="none" w:sz="0" w:space="0" w:color="000000"/>
+                <w:right w:val="none" w:sz="0" w:space="0" w:color="000000"/>
+              </w:pBdr>
+              <w:spacing w:after="100" w:before="100" w:line="240"/>
+              <w:ind w:left="100" w:right="100" w:firstLine="0" w:firstLineChars="0"/>
+              <w:rPr>
+                <w:rFonts w:ascii="Helvetica" w:hAnsi="Helvetica" w:eastAsia="Helvetica" w:cs="Helvetica"/>
+                <w:i w:val="false"/>
+                <w:b w:val="false"/>
+                <w:u w:val="none"/>
+                <w:sz w:val="22"/>
+                <w:szCs w:val="22"/>
+                <w:color w:val="000000"/>
+              </w:rPr>
+            </w:pPr>
+            <w:r>
+              <w:rPr>
+                <w:rFonts w:ascii="Helvetica" w:hAnsi="Helvetica" w:eastAsia="Helvetica" w:cs="Helvetica"/>
+                <w:i w:val="false"/>
+                <w:b w:val="false"/>
+                <w:u w:val="none"/>
+                <w:sz w:val="22"/>
+                <w:szCs w:val="22"/>
+                <w:color w:val="000000"/>
+              </w:rPr>
+              <w:t xml:space="preserve">0.97, 5.07</w:t>
+            </w:r>
+          </w:p>
+        </w:tc>
+        <w:tc>
+          <w:tcPr>
+            <w:tcBorders>
+              <w:bottom w:val="none" w:sz="0" w:space="0" w:color="000000"/>
+              <w:top w:val="none" w:sz="0" w:space="0" w:color="000000"/>
+              <w:left w:val="none" w:sz="0" w:space="0" w:color="000000"/>
+              <w:right w:val="none" w:sz="0" w:space="0" w:color="000000"/>
+            </w:tcBorders>
+            <w:shd w:val="clear" w:color="auto" w:fill="FFFFFF"/>
+            <w:tcMar>
+              <w:top w:w="0" w:type="dxa"/>
+              <w:bottom w:w="0" w:type="dxa"/>
+              <w:left w:w="0" w:type="dxa"/>
+              <w:right w:w="0" w:type="dxa"/>
+            </w:tcMar>
+            <w:vAlign w:val="top"/>
+          </w:tcPr>
+          <w:p>
+            <w:pPr>
+              <w:pStyle w:val="Normal"/>
+              <w:jc w:val="center"/>
+              <w:pBdr>
+                <w:bottom w:val="none" w:sz="0" w:space="0" w:color="000000"/>
+                <w:top w:val="none" w:sz="0" w:space="0" w:color="000000"/>
+                <w:left w:val="none" w:sz="0" w:space="0" w:color="000000"/>
+                <w:right w:val="none" w:sz="0" w:space="0" w:color="000000"/>
+              </w:pBdr>
+              <w:spacing w:after="100" w:before="100" w:line="240"/>
+              <w:ind w:left="100" w:right="100" w:firstLine="0" w:firstLineChars="0"/>
+              <w:rPr>
+                <w:rFonts w:ascii="Helvetica" w:hAnsi="Helvetica" w:eastAsia="Helvetica" w:cs="Helvetica"/>
+                <w:i w:val="false"/>
+                <w:b w:val="false"/>
+                <w:u w:val="none"/>
+                <w:sz w:val="22"/>
+                <w:szCs w:val="22"/>
+                <w:color w:val="000000"/>
+              </w:rPr>
+            </w:pPr>
+            <w:r>
+              <w:rPr>
+                <w:rFonts w:ascii="Helvetica" w:hAnsi="Helvetica" w:eastAsia="Helvetica" w:cs="Helvetica"/>
+                <w:i w:val="false"/>
+                <w:b w:val="false"/>
+                <w:u w:val="none"/>
+                <w:sz w:val="22"/>
+                <w:szCs w:val="22"/>
+                <w:color w:val="000000"/>
+              </w:rPr>
+              <w:t xml:space="preserve">0.060</w:t>
             </w:r>
           </w:p>
         </w:tc>
@@ -5185,7 +5185,7 @@
                 <w:szCs w:val="22"/>
                 <w:color w:val="000000"/>
               </w:rPr>
-              <w:t xml:space="preserve">143</w:t>
+              <w:t xml:space="preserve">142</w:t>
             </w:r>
           </w:p>
         </w:tc>
@@ -5397,7 +5397,7 @@
                 <w:szCs w:val="22"/>
                 <w:color w:val="000000"/>
               </w:rPr>
-              <w:t xml:space="preserve">143</w:t>
+              <w:t xml:space="preserve">142</w:t>
             </w:r>
           </w:p>
         </w:tc>
@@ -6204,113 +6204,113 @@
                 <w:szCs w:val="22"/>
                 <w:color w:val="000000"/>
               </w:rPr>
-              <w:t xml:space="preserve">1.64</w:t>
-            </w:r>
-          </w:p>
-        </w:tc>
-        <w:tc>
-          <w:tcPr>
-            <w:tcBorders>
-              <w:bottom w:val="none" w:sz="0" w:space="0" w:color="000000"/>
-              <w:top w:val="none" w:sz="0" w:space="0" w:color="000000"/>
-              <w:left w:val="none" w:sz="0" w:space="0" w:color="000000"/>
-              <w:right w:val="none" w:sz="0" w:space="0" w:color="000000"/>
-            </w:tcBorders>
-            <w:shd w:val="clear" w:color="auto" w:fill="FFFFFF"/>
-            <w:tcMar>
-              <w:top w:w="0" w:type="dxa"/>
-              <w:bottom w:w="0" w:type="dxa"/>
-              <w:left w:w="0" w:type="dxa"/>
-              <w:right w:w="0" w:type="dxa"/>
-            </w:tcMar>
-            <w:vAlign w:val="top"/>
-          </w:tcPr>
-          <w:p>
-            <w:pPr>
-              <w:pStyle w:val="Normal"/>
-              <w:jc w:val="center"/>
-              <w:pBdr>
-                <w:bottom w:val="none" w:sz="0" w:space="0" w:color="000000"/>
-                <w:top w:val="none" w:sz="0" w:space="0" w:color="000000"/>
-                <w:left w:val="none" w:sz="0" w:space="0" w:color="000000"/>
-                <w:right w:val="none" w:sz="0" w:space="0" w:color="000000"/>
-              </w:pBdr>
-              <w:spacing w:after="100" w:before="100" w:line="240"/>
-              <w:ind w:left="100" w:right="100" w:firstLine="0" w:firstLineChars="0"/>
-              <w:rPr>
-                <w:rFonts w:ascii="Helvetica" w:hAnsi="Helvetica" w:eastAsia="Helvetica" w:cs="Helvetica"/>
-                <w:i w:val="false"/>
-                <w:b w:val="false"/>
-                <w:u w:val="none"/>
-                <w:sz w:val="22"/>
-                <w:szCs w:val="22"/>
-                <w:color w:val="000000"/>
-              </w:rPr>
-            </w:pPr>
-            <w:r>
-              <w:rPr>
-                <w:rFonts w:ascii="Helvetica" w:hAnsi="Helvetica" w:eastAsia="Helvetica" w:cs="Helvetica"/>
-                <w:i w:val="false"/>
-                <w:b w:val="false"/>
-                <w:u w:val="none"/>
-                <w:sz w:val="22"/>
-                <w:szCs w:val="22"/>
-                <w:color w:val="000000"/>
-              </w:rPr>
-              <w:t xml:space="preserve">0.34, 7.85</w:t>
-            </w:r>
-          </w:p>
-        </w:tc>
-        <w:tc>
-          <w:tcPr>
-            <w:tcBorders>
-              <w:bottom w:val="none" w:sz="0" w:space="0" w:color="000000"/>
-              <w:top w:val="none" w:sz="0" w:space="0" w:color="000000"/>
-              <w:left w:val="none" w:sz="0" w:space="0" w:color="000000"/>
-              <w:right w:val="none" w:sz="0" w:space="0" w:color="000000"/>
-            </w:tcBorders>
-            <w:shd w:val="clear" w:color="auto" w:fill="FFFFFF"/>
-            <w:tcMar>
-              <w:top w:w="0" w:type="dxa"/>
-              <w:bottom w:w="0" w:type="dxa"/>
-              <w:left w:w="0" w:type="dxa"/>
-              <w:right w:w="0" w:type="dxa"/>
-            </w:tcMar>
-            <w:vAlign w:val="top"/>
-          </w:tcPr>
-          <w:p>
-            <w:pPr>
-              <w:pStyle w:val="Normal"/>
-              <w:jc w:val="center"/>
-              <w:pBdr>
-                <w:bottom w:val="none" w:sz="0" w:space="0" w:color="000000"/>
-                <w:top w:val="none" w:sz="0" w:space="0" w:color="000000"/>
-                <w:left w:val="none" w:sz="0" w:space="0" w:color="000000"/>
-                <w:right w:val="none" w:sz="0" w:space="0" w:color="000000"/>
-              </w:pBdr>
-              <w:spacing w:after="100" w:before="100" w:line="240"/>
-              <w:ind w:left="100" w:right="100" w:firstLine="0" w:firstLineChars="0"/>
-              <w:rPr>
-                <w:rFonts w:ascii="Helvetica" w:hAnsi="Helvetica" w:eastAsia="Helvetica" w:cs="Helvetica"/>
-                <w:i w:val="false"/>
-                <w:b w:val="false"/>
-                <w:u w:val="none"/>
-                <w:sz w:val="22"/>
-                <w:szCs w:val="22"/>
-                <w:color w:val="000000"/>
-              </w:rPr>
-            </w:pPr>
-            <w:r>
-              <w:rPr>
-                <w:rFonts w:ascii="Helvetica" w:hAnsi="Helvetica" w:eastAsia="Helvetica" w:cs="Helvetica"/>
-                <w:i w:val="false"/>
-                <w:b w:val="false"/>
-                <w:u w:val="none"/>
-                <w:sz w:val="22"/>
-                <w:szCs w:val="22"/>
-                <w:color w:val="000000"/>
-              </w:rPr>
-              <w:t xml:space="preserve">0.530</w:t>
+              <w:t xml:space="preserve">1.54</w:t>
+            </w:r>
+          </w:p>
+        </w:tc>
+        <w:tc>
+          <w:tcPr>
+            <w:tcBorders>
+              <w:bottom w:val="none" w:sz="0" w:space="0" w:color="000000"/>
+              <w:top w:val="none" w:sz="0" w:space="0" w:color="000000"/>
+              <w:left w:val="none" w:sz="0" w:space="0" w:color="000000"/>
+              <w:right w:val="none" w:sz="0" w:space="0" w:color="000000"/>
+            </w:tcBorders>
+            <w:shd w:val="clear" w:color="auto" w:fill="FFFFFF"/>
+            <w:tcMar>
+              <w:top w:w="0" w:type="dxa"/>
+              <w:bottom w:w="0" w:type="dxa"/>
+              <w:left w:w="0" w:type="dxa"/>
+              <w:right w:w="0" w:type="dxa"/>
+            </w:tcMar>
+            <w:vAlign w:val="top"/>
+          </w:tcPr>
+          <w:p>
+            <w:pPr>
+              <w:pStyle w:val="Normal"/>
+              <w:jc w:val="center"/>
+              <w:pBdr>
+                <w:bottom w:val="none" w:sz="0" w:space="0" w:color="000000"/>
+                <w:top w:val="none" w:sz="0" w:space="0" w:color="000000"/>
+                <w:left w:val="none" w:sz="0" w:space="0" w:color="000000"/>
+                <w:right w:val="none" w:sz="0" w:space="0" w:color="000000"/>
+              </w:pBdr>
+              <w:spacing w:after="100" w:before="100" w:line="240"/>
+              <w:ind w:left="100" w:right="100" w:firstLine="0" w:firstLineChars="0"/>
+              <w:rPr>
+                <w:rFonts w:ascii="Helvetica" w:hAnsi="Helvetica" w:eastAsia="Helvetica" w:cs="Helvetica"/>
+                <w:i w:val="false"/>
+                <w:b w:val="false"/>
+                <w:u w:val="none"/>
+                <w:sz w:val="22"/>
+                <w:szCs w:val="22"/>
+                <w:color w:val="000000"/>
+              </w:rPr>
+            </w:pPr>
+            <w:r>
+              <w:rPr>
+                <w:rFonts w:ascii="Helvetica" w:hAnsi="Helvetica" w:eastAsia="Helvetica" w:cs="Helvetica"/>
+                <w:i w:val="false"/>
+                <w:b w:val="false"/>
+                <w:u w:val="none"/>
+                <w:sz w:val="22"/>
+                <w:szCs w:val="22"/>
+                <w:color w:val="000000"/>
+              </w:rPr>
+              <w:t xml:space="preserve">0.32, 7.36</w:t>
+            </w:r>
+          </w:p>
+        </w:tc>
+        <w:tc>
+          <w:tcPr>
+            <w:tcBorders>
+              <w:bottom w:val="none" w:sz="0" w:space="0" w:color="000000"/>
+              <w:top w:val="none" w:sz="0" w:space="0" w:color="000000"/>
+              <w:left w:val="none" w:sz="0" w:space="0" w:color="000000"/>
+              <w:right w:val="none" w:sz="0" w:space="0" w:color="000000"/>
+            </w:tcBorders>
+            <w:shd w:val="clear" w:color="auto" w:fill="FFFFFF"/>
+            <w:tcMar>
+              <w:top w:w="0" w:type="dxa"/>
+              <w:bottom w:w="0" w:type="dxa"/>
+              <w:left w:w="0" w:type="dxa"/>
+              <w:right w:w="0" w:type="dxa"/>
+            </w:tcMar>
+            <w:vAlign w:val="top"/>
+          </w:tcPr>
+          <w:p>
+            <w:pPr>
+              <w:pStyle w:val="Normal"/>
+              <w:jc w:val="center"/>
+              <w:pBdr>
+                <w:bottom w:val="none" w:sz="0" w:space="0" w:color="000000"/>
+                <w:top w:val="none" w:sz="0" w:space="0" w:color="000000"/>
+                <w:left w:val="none" w:sz="0" w:space="0" w:color="000000"/>
+                <w:right w:val="none" w:sz="0" w:space="0" w:color="000000"/>
+              </w:pBdr>
+              <w:spacing w:after="100" w:before="100" w:line="240"/>
+              <w:ind w:left="100" w:right="100" w:firstLine="0" w:firstLineChars="0"/>
+              <w:rPr>
+                <w:rFonts w:ascii="Helvetica" w:hAnsi="Helvetica" w:eastAsia="Helvetica" w:cs="Helvetica"/>
+                <w:i w:val="false"/>
+                <w:b w:val="false"/>
+                <w:u w:val="none"/>
+                <w:sz w:val="22"/>
+                <w:szCs w:val="22"/>
+                <w:color w:val="000000"/>
+              </w:rPr>
+            </w:pPr>
+            <w:r>
+              <w:rPr>
+                <w:rFonts w:ascii="Helvetica" w:hAnsi="Helvetica" w:eastAsia="Helvetica" w:cs="Helvetica"/>
+                <w:i w:val="false"/>
+                <w:b w:val="false"/>
+                <w:u w:val="none"/>
+                <w:sz w:val="22"/>
+                <w:szCs w:val="22"/>
+                <w:color w:val="000000"/>
+              </w:rPr>
+              <w:t xml:space="preserve">0.590</w:t>
             </w:r>
           </w:p>
         </w:tc>
@@ -6416,60 +6416,60 @@
                 <w:szCs w:val="22"/>
                 <w:color w:val="000000"/>
               </w:rPr>
-              <w:t xml:space="preserve">3.66</w:t>
-            </w:r>
-          </w:p>
-        </w:tc>
-        <w:tc>
-          <w:tcPr>
-            <w:tcBorders>
-              <w:bottom w:val="none" w:sz="0" w:space="0" w:color="000000"/>
-              <w:top w:val="none" w:sz="0" w:space="0" w:color="000000"/>
-              <w:left w:val="none" w:sz="0" w:space="0" w:color="000000"/>
-              <w:right w:val="none" w:sz="0" w:space="0" w:color="000000"/>
-            </w:tcBorders>
-            <w:shd w:val="clear" w:color="auto" w:fill="FFFFFF"/>
-            <w:tcMar>
-              <w:top w:w="0" w:type="dxa"/>
-              <w:bottom w:w="0" w:type="dxa"/>
-              <w:left w:w="0" w:type="dxa"/>
-              <w:right w:w="0" w:type="dxa"/>
-            </w:tcMar>
-            <w:vAlign w:val="top"/>
-          </w:tcPr>
-          <w:p>
-            <w:pPr>
-              <w:pStyle w:val="Normal"/>
-              <w:jc w:val="center"/>
-              <w:pBdr>
-                <w:bottom w:val="none" w:sz="0" w:space="0" w:color="000000"/>
-                <w:top w:val="none" w:sz="0" w:space="0" w:color="000000"/>
-                <w:left w:val="none" w:sz="0" w:space="0" w:color="000000"/>
-                <w:right w:val="none" w:sz="0" w:space="0" w:color="000000"/>
-              </w:pBdr>
-              <w:spacing w:after="100" w:before="100" w:line="240"/>
-              <w:ind w:left="100" w:right="100" w:firstLine="0" w:firstLineChars="0"/>
-              <w:rPr>
-                <w:rFonts w:ascii="Helvetica" w:hAnsi="Helvetica" w:eastAsia="Helvetica" w:cs="Helvetica"/>
-                <w:i w:val="false"/>
-                <w:b w:val="false"/>
-                <w:u w:val="none"/>
-                <w:sz w:val="22"/>
-                <w:szCs w:val="22"/>
-                <w:color w:val="000000"/>
-              </w:rPr>
-            </w:pPr>
-            <w:r>
-              <w:rPr>
-                <w:rFonts w:ascii="Helvetica" w:hAnsi="Helvetica" w:eastAsia="Helvetica" w:cs="Helvetica"/>
-                <w:i w:val="false"/>
-                <w:b w:val="false"/>
-                <w:u w:val="none"/>
-                <w:sz w:val="22"/>
-                <w:szCs w:val="22"/>
-                <w:color w:val="000000"/>
-              </w:rPr>
-              <w:t xml:space="preserve">0.02, 875</w:t>
+              <w:t xml:space="preserve">3.59</w:t>
+            </w:r>
+          </w:p>
+        </w:tc>
+        <w:tc>
+          <w:tcPr>
+            <w:tcBorders>
+              <w:bottom w:val="none" w:sz="0" w:space="0" w:color="000000"/>
+              <w:top w:val="none" w:sz="0" w:space="0" w:color="000000"/>
+              <w:left w:val="none" w:sz="0" w:space="0" w:color="000000"/>
+              <w:right w:val="none" w:sz="0" w:space="0" w:color="000000"/>
+            </w:tcBorders>
+            <w:shd w:val="clear" w:color="auto" w:fill="FFFFFF"/>
+            <w:tcMar>
+              <w:top w:w="0" w:type="dxa"/>
+              <w:bottom w:w="0" w:type="dxa"/>
+              <w:left w:w="0" w:type="dxa"/>
+              <w:right w:w="0" w:type="dxa"/>
+            </w:tcMar>
+            <w:vAlign w:val="top"/>
+          </w:tcPr>
+          <w:p>
+            <w:pPr>
+              <w:pStyle w:val="Normal"/>
+              <w:jc w:val="center"/>
+              <w:pBdr>
+                <w:bottom w:val="none" w:sz="0" w:space="0" w:color="000000"/>
+                <w:top w:val="none" w:sz="0" w:space="0" w:color="000000"/>
+                <w:left w:val="none" w:sz="0" w:space="0" w:color="000000"/>
+                <w:right w:val="none" w:sz="0" w:space="0" w:color="000000"/>
+              </w:pBdr>
+              <w:spacing w:after="100" w:before="100" w:line="240"/>
+              <w:ind w:left="100" w:right="100" w:firstLine="0" w:firstLineChars="0"/>
+              <w:rPr>
+                <w:rFonts w:ascii="Helvetica" w:hAnsi="Helvetica" w:eastAsia="Helvetica" w:cs="Helvetica"/>
+                <w:i w:val="false"/>
+                <w:b w:val="false"/>
+                <w:u w:val="none"/>
+                <w:sz w:val="22"/>
+                <w:szCs w:val="22"/>
+                <w:color w:val="000000"/>
+              </w:rPr>
+            </w:pPr>
+            <w:r>
+              <w:rPr>
+                <w:rFonts w:ascii="Helvetica" w:hAnsi="Helvetica" w:eastAsia="Helvetica" w:cs="Helvetica"/>
+                <w:i w:val="false"/>
+                <w:b w:val="false"/>
+                <w:u w:val="none"/>
+                <w:sz w:val="22"/>
+                <w:szCs w:val="22"/>
+                <w:color w:val="000000"/>
+              </w:rPr>
+              <w:t xml:space="preserve">0.02, 748</w:t>
             </w:r>
           </w:p>
         </w:tc>
@@ -6529,7 +6529,7 @@
       </w:tr>
       <w:tr>
         <w:trPr>
-          <w:trHeight w:val="598" w:hRule="auto"/>
+          <w:trHeight w:val="597" w:hRule="auto"/>
         </w:trPr>
         body13
         <w:tc>
@@ -6952,7 +6952,7 @@
                 <w:szCs w:val="22"/>
                 <w:color w:val="000000"/>
               </w:rPr>
-              <w:t xml:space="preserve">0.00, 0.06</w:t>
+              <w:t xml:space="preserve">0.00, 0.07</w:t>
             </w:r>
           </w:p>
         </w:tc>
@@ -7170,113 +7170,113 @@
                 <w:szCs w:val="22"/>
                 <w:color w:val="000000"/>
               </w:rPr>
-              <w:t xml:space="preserve">1.64</w:t>
-            </w:r>
-          </w:p>
-        </w:tc>
-        <w:tc>
-          <w:tcPr>
-            <w:tcBorders>
-              <w:bottom w:val="none" w:sz="0" w:space="0" w:color="000000"/>
-              <w:top w:val="none" w:sz="0" w:space="0" w:color="000000"/>
-              <w:left w:val="none" w:sz="0" w:space="0" w:color="000000"/>
-              <w:right w:val="none" w:sz="0" w:space="0" w:color="000000"/>
-            </w:tcBorders>
-            <w:shd w:val="clear" w:color="auto" w:fill="FFFFFF"/>
-            <w:tcMar>
-              <w:top w:w="0" w:type="dxa"/>
-              <w:bottom w:w="0" w:type="dxa"/>
-              <w:left w:w="0" w:type="dxa"/>
-              <w:right w:w="0" w:type="dxa"/>
-            </w:tcMar>
-            <w:vAlign w:val="top"/>
-          </w:tcPr>
-          <w:p>
-            <w:pPr>
-              <w:pStyle w:val="Normal"/>
-              <w:jc w:val="center"/>
-              <w:pBdr>
-                <w:bottom w:val="none" w:sz="0" w:space="0" w:color="000000"/>
-                <w:top w:val="none" w:sz="0" w:space="0" w:color="000000"/>
-                <w:left w:val="none" w:sz="0" w:space="0" w:color="000000"/>
-                <w:right w:val="none" w:sz="0" w:space="0" w:color="000000"/>
-              </w:pBdr>
-              <w:spacing w:after="100" w:before="100" w:line="240"/>
-              <w:ind w:left="100" w:right="100" w:firstLine="0" w:firstLineChars="0"/>
-              <w:rPr>
-                <w:rFonts w:ascii="Helvetica" w:hAnsi="Helvetica" w:eastAsia="Helvetica" w:cs="Helvetica"/>
-                <w:i w:val="false"/>
-                <w:b w:val="false"/>
-                <w:u w:val="none"/>
-                <w:sz w:val="22"/>
-                <w:szCs w:val="22"/>
-                <w:color w:val="000000"/>
-              </w:rPr>
-            </w:pPr>
-            <w:r>
-              <w:rPr>
-                <w:rFonts w:ascii="Helvetica" w:hAnsi="Helvetica" w:eastAsia="Helvetica" w:cs="Helvetica"/>
-                <w:i w:val="false"/>
-                <w:b w:val="false"/>
-                <w:u w:val="none"/>
-                <w:sz w:val="22"/>
-                <w:szCs w:val="22"/>
-                <w:color w:val="000000"/>
-              </w:rPr>
-              <w:t xml:space="preserve">0.37, 7.33</w:t>
-            </w:r>
-          </w:p>
-        </w:tc>
-        <w:tc>
-          <w:tcPr>
-            <w:tcBorders>
-              <w:bottom w:val="none" w:sz="0" w:space="0" w:color="000000"/>
-              <w:top w:val="none" w:sz="0" w:space="0" w:color="000000"/>
-              <w:left w:val="none" w:sz="0" w:space="0" w:color="000000"/>
-              <w:right w:val="none" w:sz="0" w:space="0" w:color="000000"/>
-            </w:tcBorders>
-            <w:shd w:val="clear" w:color="auto" w:fill="FFFFFF"/>
-            <w:tcMar>
-              <w:top w:w="0" w:type="dxa"/>
-              <w:bottom w:w="0" w:type="dxa"/>
-              <w:left w:w="0" w:type="dxa"/>
-              <w:right w:w="0" w:type="dxa"/>
-            </w:tcMar>
-            <w:vAlign w:val="top"/>
-          </w:tcPr>
-          <w:p>
-            <w:pPr>
-              <w:pStyle w:val="Normal"/>
-              <w:jc w:val="center"/>
-              <w:pBdr>
-                <w:bottom w:val="none" w:sz="0" w:space="0" w:color="000000"/>
-                <w:top w:val="none" w:sz="0" w:space="0" w:color="000000"/>
-                <w:left w:val="none" w:sz="0" w:space="0" w:color="000000"/>
-                <w:right w:val="none" w:sz="0" w:space="0" w:color="000000"/>
-              </w:pBdr>
-              <w:spacing w:after="100" w:before="100" w:line="240"/>
-              <w:ind w:left="100" w:right="100" w:firstLine="0" w:firstLineChars="0"/>
-              <w:rPr>
-                <w:rFonts w:ascii="Helvetica" w:hAnsi="Helvetica" w:eastAsia="Helvetica" w:cs="Helvetica"/>
-                <w:i w:val="false"/>
-                <w:b w:val="false"/>
-                <w:u w:val="none"/>
-                <w:sz w:val="22"/>
-                <w:szCs w:val="22"/>
-                <w:color w:val="000000"/>
-              </w:rPr>
-            </w:pPr>
-            <w:r>
-              <w:rPr>
-                <w:rFonts w:ascii="Helvetica" w:hAnsi="Helvetica" w:eastAsia="Helvetica" w:cs="Helvetica"/>
-                <w:i w:val="false"/>
-                <w:b w:val="false"/>
-                <w:u w:val="none"/>
-                <w:sz w:val="22"/>
-                <w:szCs w:val="22"/>
-                <w:color w:val="000000"/>
-              </w:rPr>
-              <w:t xml:space="preserve">0.520</w:t>
+              <w:t xml:space="preserve">1.53</w:t>
+            </w:r>
+          </w:p>
+        </w:tc>
+        <w:tc>
+          <w:tcPr>
+            <w:tcBorders>
+              <w:bottom w:val="none" w:sz="0" w:space="0" w:color="000000"/>
+              <w:top w:val="none" w:sz="0" w:space="0" w:color="000000"/>
+              <w:left w:val="none" w:sz="0" w:space="0" w:color="000000"/>
+              <w:right w:val="none" w:sz="0" w:space="0" w:color="000000"/>
+            </w:tcBorders>
+            <w:shd w:val="clear" w:color="auto" w:fill="FFFFFF"/>
+            <w:tcMar>
+              <w:top w:w="0" w:type="dxa"/>
+              <w:bottom w:w="0" w:type="dxa"/>
+              <w:left w:w="0" w:type="dxa"/>
+              <w:right w:w="0" w:type="dxa"/>
+            </w:tcMar>
+            <w:vAlign w:val="top"/>
+          </w:tcPr>
+          <w:p>
+            <w:pPr>
+              <w:pStyle w:val="Normal"/>
+              <w:jc w:val="center"/>
+              <w:pBdr>
+                <w:bottom w:val="none" w:sz="0" w:space="0" w:color="000000"/>
+                <w:top w:val="none" w:sz="0" w:space="0" w:color="000000"/>
+                <w:left w:val="none" w:sz="0" w:space="0" w:color="000000"/>
+                <w:right w:val="none" w:sz="0" w:space="0" w:color="000000"/>
+              </w:pBdr>
+              <w:spacing w:after="100" w:before="100" w:line="240"/>
+              <w:ind w:left="100" w:right="100" w:firstLine="0" w:firstLineChars="0"/>
+              <w:rPr>
+                <w:rFonts w:ascii="Helvetica" w:hAnsi="Helvetica" w:eastAsia="Helvetica" w:cs="Helvetica"/>
+                <w:i w:val="false"/>
+                <w:b w:val="false"/>
+                <w:u w:val="none"/>
+                <w:sz w:val="22"/>
+                <w:szCs w:val="22"/>
+                <w:color w:val="000000"/>
+              </w:rPr>
+            </w:pPr>
+            <w:r>
+              <w:rPr>
+                <w:rFonts w:ascii="Helvetica" w:hAnsi="Helvetica" w:eastAsia="Helvetica" w:cs="Helvetica"/>
+                <w:i w:val="false"/>
+                <w:b w:val="false"/>
+                <w:u w:val="none"/>
+                <w:sz w:val="22"/>
+                <w:szCs w:val="22"/>
+                <w:color w:val="000000"/>
+              </w:rPr>
+              <w:t xml:space="preserve">0.34, 6.87</w:t>
+            </w:r>
+          </w:p>
+        </w:tc>
+        <w:tc>
+          <w:tcPr>
+            <w:tcBorders>
+              <w:bottom w:val="none" w:sz="0" w:space="0" w:color="000000"/>
+              <w:top w:val="none" w:sz="0" w:space="0" w:color="000000"/>
+              <w:left w:val="none" w:sz="0" w:space="0" w:color="000000"/>
+              <w:right w:val="none" w:sz="0" w:space="0" w:color="000000"/>
+            </w:tcBorders>
+            <w:shd w:val="clear" w:color="auto" w:fill="FFFFFF"/>
+            <w:tcMar>
+              <w:top w:w="0" w:type="dxa"/>
+              <w:bottom w:w="0" w:type="dxa"/>
+              <w:left w:w="0" w:type="dxa"/>
+              <w:right w:w="0" w:type="dxa"/>
+            </w:tcMar>
+            <w:vAlign w:val="top"/>
+          </w:tcPr>
+          <w:p>
+            <w:pPr>
+              <w:pStyle w:val="Normal"/>
+              <w:jc w:val="center"/>
+              <w:pBdr>
+                <w:bottom w:val="none" w:sz="0" w:space="0" w:color="000000"/>
+                <w:top w:val="none" w:sz="0" w:space="0" w:color="000000"/>
+                <w:left w:val="none" w:sz="0" w:space="0" w:color="000000"/>
+                <w:right w:val="none" w:sz="0" w:space="0" w:color="000000"/>
+              </w:pBdr>
+              <w:spacing w:after="100" w:before="100" w:line="240"/>
+              <w:ind w:left="100" w:right="100" w:firstLine="0" w:firstLineChars="0"/>
+              <w:rPr>
+                <w:rFonts w:ascii="Helvetica" w:hAnsi="Helvetica" w:eastAsia="Helvetica" w:cs="Helvetica"/>
+                <w:i w:val="false"/>
+                <w:b w:val="false"/>
+                <w:u w:val="none"/>
+                <w:sz w:val="22"/>
+                <w:szCs w:val="22"/>
+                <w:color w:val="000000"/>
+              </w:rPr>
+            </w:pPr>
+            <w:r>
+              <w:rPr>
+                <w:rFonts w:ascii="Helvetica" w:hAnsi="Helvetica" w:eastAsia="Helvetica" w:cs="Helvetica"/>
+                <w:i w:val="false"/>
+                <w:b w:val="false"/>
+                <w:u w:val="none"/>
+                <w:sz w:val="22"/>
+                <w:szCs w:val="22"/>
+                <w:color w:val="000000"/>
+              </w:rPr>
+              <w:t xml:space="preserve">0.580</w:t>
             </w:r>
           </w:p>
         </w:tc>
@@ -7382,60 +7382,60 @@
                 <w:szCs w:val="22"/>
                 <w:color w:val="000000"/>
               </w:rPr>
-              <w:t xml:space="preserve">5.91</w:t>
-            </w:r>
-          </w:p>
-        </w:tc>
-        <w:tc>
-          <w:tcPr>
-            <w:tcBorders>
-              <w:bottom w:val="none" w:sz="0" w:space="0" w:color="000000"/>
-              <w:top w:val="none" w:sz="0" w:space="0" w:color="000000"/>
-              <w:left w:val="none" w:sz="0" w:space="0" w:color="000000"/>
-              <w:right w:val="none" w:sz="0" w:space="0" w:color="000000"/>
-            </w:tcBorders>
-            <w:shd w:val="clear" w:color="auto" w:fill="FFFFFF"/>
-            <w:tcMar>
-              <w:top w:w="0" w:type="dxa"/>
-              <w:bottom w:w="0" w:type="dxa"/>
-              <w:left w:w="0" w:type="dxa"/>
-              <w:right w:w="0" w:type="dxa"/>
-            </w:tcMar>
-            <w:vAlign w:val="top"/>
-          </w:tcPr>
-          <w:p>
-            <w:pPr>
-              <w:pStyle w:val="Normal"/>
-              <w:jc w:val="center"/>
-              <w:pBdr>
-                <w:bottom w:val="none" w:sz="0" w:space="0" w:color="000000"/>
-                <w:top w:val="none" w:sz="0" w:space="0" w:color="000000"/>
-                <w:left w:val="none" w:sz="0" w:space="0" w:color="000000"/>
-                <w:right w:val="none" w:sz="0" w:space="0" w:color="000000"/>
-              </w:pBdr>
-              <w:spacing w:after="100" w:before="100" w:line="240"/>
-              <w:ind w:left="100" w:right="100" w:firstLine="0" w:firstLineChars="0"/>
-              <w:rPr>
-                <w:rFonts w:ascii="Helvetica" w:hAnsi="Helvetica" w:eastAsia="Helvetica" w:cs="Helvetica"/>
-                <w:i w:val="false"/>
-                <w:b w:val="false"/>
-                <w:u w:val="none"/>
-                <w:sz w:val="22"/>
-                <w:szCs w:val="22"/>
-                <w:color w:val="000000"/>
-              </w:rPr>
-            </w:pPr>
-            <w:r>
-              <w:rPr>
-                <w:rFonts w:ascii="Helvetica" w:hAnsi="Helvetica" w:eastAsia="Helvetica" w:cs="Helvetica"/>
-                <w:i w:val="false"/>
-                <w:b w:val="false"/>
-                <w:u w:val="none"/>
-                <w:sz w:val="22"/>
-                <w:szCs w:val="22"/>
-                <w:color w:val="000000"/>
-              </w:rPr>
-              <w:t xml:space="preserve">0.02, 1,401</w:t>
+              <w:t xml:space="preserve">5.87</w:t>
+            </w:r>
+          </w:p>
+        </w:tc>
+        <w:tc>
+          <w:tcPr>
+            <w:tcBorders>
+              <w:bottom w:val="none" w:sz="0" w:space="0" w:color="000000"/>
+              <w:top w:val="none" w:sz="0" w:space="0" w:color="000000"/>
+              <w:left w:val="none" w:sz="0" w:space="0" w:color="000000"/>
+              <w:right w:val="none" w:sz="0" w:space="0" w:color="000000"/>
+            </w:tcBorders>
+            <w:shd w:val="clear" w:color="auto" w:fill="FFFFFF"/>
+            <w:tcMar>
+              <w:top w:w="0" w:type="dxa"/>
+              <w:bottom w:w="0" w:type="dxa"/>
+              <w:left w:w="0" w:type="dxa"/>
+              <w:right w:w="0" w:type="dxa"/>
+            </w:tcMar>
+            <w:vAlign w:val="top"/>
+          </w:tcPr>
+          <w:p>
+            <w:pPr>
+              <w:pStyle w:val="Normal"/>
+              <w:jc w:val="center"/>
+              <w:pBdr>
+                <w:bottom w:val="none" w:sz="0" w:space="0" w:color="000000"/>
+                <w:top w:val="none" w:sz="0" w:space="0" w:color="000000"/>
+                <w:left w:val="none" w:sz="0" w:space="0" w:color="000000"/>
+                <w:right w:val="none" w:sz="0" w:space="0" w:color="000000"/>
+              </w:pBdr>
+              <w:spacing w:after="100" w:before="100" w:line="240"/>
+              <w:ind w:left="100" w:right="100" w:firstLine="0" w:firstLineChars="0"/>
+              <w:rPr>
+                <w:rFonts w:ascii="Helvetica" w:hAnsi="Helvetica" w:eastAsia="Helvetica" w:cs="Helvetica"/>
+                <w:i w:val="false"/>
+                <w:b w:val="false"/>
+                <w:u w:val="none"/>
+                <w:sz w:val="22"/>
+                <w:szCs w:val="22"/>
+                <w:color w:val="000000"/>
+              </w:rPr>
+            </w:pPr>
+            <w:r>
+              <w:rPr>
+                <w:rFonts w:ascii="Helvetica" w:hAnsi="Helvetica" w:eastAsia="Helvetica" w:cs="Helvetica"/>
+                <w:i w:val="false"/>
+                <w:b w:val="false"/>
+                <w:u w:val="none"/>
+                <w:sz w:val="22"/>
+                <w:szCs w:val="22"/>
+                <w:color w:val="000000"/>
+              </w:rPr>
+              <w:t xml:space="preserve">0.03, 1,216</w:t>
             </w:r>
           </w:p>
         </w:tc>
@@ -7653,113 +7653,113 @@
                 <w:szCs w:val="22"/>
                 <w:color w:val="000000"/>
               </w:rPr>
-              <w:t xml:space="preserve">3.26</w:t>
-            </w:r>
-          </w:p>
-        </w:tc>
-        <w:tc>
-          <w:tcPr>
-            <w:tcBorders>
-              <w:bottom w:val="none" w:sz="0" w:space="0" w:color="000000"/>
-              <w:top w:val="none" w:sz="0" w:space="0" w:color="000000"/>
-              <w:left w:val="none" w:sz="0" w:space="0" w:color="000000"/>
-              <w:right w:val="none" w:sz="0" w:space="0" w:color="000000"/>
-            </w:tcBorders>
-            <w:shd w:val="clear" w:color="auto" w:fill="FFFFFF"/>
-            <w:tcMar>
-              <w:top w:w="0" w:type="dxa"/>
-              <w:bottom w:w="0" w:type="dxa"/>
-              <w:left w:w="0" w:type="dxa"/>
-              <w:right w:w="0" w:type="dxa"/>
-            </w:tcMar>
-            <w:vAlign w:val="top"/>
-          </w:tcPr>
-          <w:p>
-            <w:pPr>
-              <w:pStyle w:val="Normal"/>
-              <w:jc w:val="center"/>
-              <w:pBdr>
-                <w:bottom w:val="none" w:sz="0" w:space="0" w:color="000000"/>
-                <w:top w:val="none" w:sz="0" w:space="0" w:color="000000"/>
-                <w:left w:val="none" w:sz="0" w:space="0" w:color="000000"/>
-                <w:right w:val="none" w:sz="0" w:space="0" w:color="000000"/>
-              </w:pBdr>
-              <w:spacing w:after="100" w:before="100" w:line="240"/>
-              <w:ind w:left="100" w:right="100" w:firstLine="0" w:firstLineChars="0"/>
-              <w:rPr>
-                <w:rFonts w:ascii="Helvetica" w:hAnsi="Helvetica" w:eastAsia="Helvetica" w:cs="Helvetica"/>
-                <w:i w:val="false"/>
-                <w:b w:val="false"/>
-                <w:u w:val="none"/>
-                <w:sz w:val="22"/>
-                <w:szCs w:val="22"/>
-                <w:color w:val="000000"/>
-              </w:rPr>
-            </w:pPr>
-            <w:r>
-              <w:rPr>
-                <w:rFonts w:ascii="Helvetica" w:hAnsi="Helvetica" w:eastAsia="Helvetica" w:cs="Helvetica"/>
-                <w:i w:val="false"/>
-                <w:b w:val="false"/>
-                <w:u w:val="none"/>
-                <w:sz w:val="22"/>
-                <w:szCs w:val="22"/>
-                <w:color w:val="000000"/>
-              </w:rPr>
-              <w:t xml:space="preserve">0.29, 36.9</w:t>
-            </w:r>
-          </w:p>
-        </w:tc>
-        <w:tc>
-          <w:tcPr>
-            <w:tcBorders>
-              <w:bottom w:val="none" w:sz="0" w:space="0" w:color="000000"/>
-              <w:top w:val="none" w:sz="0" w:space="0" w:color="000000"/>
-              <w:left w:val="none" w:sz="0" w:space="0" w:color="000000"/>
-              <w:right w:val="none" w:sz="0" w:space="0" w:color="000000"/>
-            </w:tcBorders>
-            <w:shd w:val="clear" w:color="auto" w:fill="FFFFFF"/>
-            <w:tcMar>
-              <w:top w:w="0" w:type="dxa"/>
-              <w:bottom w:w="0" w:type="dxa"/>
-              <w:left w:w="0" w:type="dxa"/>
-              <w:right w:w="0" w:type="dxa"/>
-            </w:tcMar>
-            <w:vAlign w:val="top"/>
-          </w:tcPr>
-          <w:p>
-            <w:pPr>
-              <w:pStyle w:val="Normal"/>
-              <w:jc w:val="center"/>
-              <w:pBdr>
-                <w:bottom w:val="none" w:sz="0" w:space="0" w:color="000000"/>
-                <w:top w:val="none" w:sz="0" w:space="0" w:color="000000"/>
-                <w:left w:val="none" w:sz="0" w:space="0" w:color="000000"/>
-                <w:right w:val="none" w:sz="0" w:space="0" w:color="000000"/>
-              </w:pBdr>
-              <w:spacing w:after="100" w:before="100" w:line="240"/>
-              <w:ind w:left="100" w:right="100" w:firstLine="0" w:firstLineChars="0"/>
-              <w:rPr>
-                <w:rFonts w:ascii="Helvetica" w:hAnsi="Helvetica" w:eastAsia="Helvetica" w:cs="Helvetica"/>
-                <w:i w:val="false"/>
-                <w:b w:val="false"/>
-                <w:u w:val="none"/>
-                <w:sz w:val="22"/>
-                <w:szCs w:val="22"/>
-                <w:color w:val="000000"/>
-              </w:rPr>
-            </w:pPr>
-            <w:r>
-              <w:rPr>
-                <w:rFonts w:ascii="Helvetica" w:hAnsi="Helvetica" w:eastAsia="Helvetica" w:cs="Helvetica"/>
-                <w:i w:val="false"/>
-                <w:b w:val="false"/>
-                <w:u w:val="none"/>
-                <w:sz w:val="22"/>
-                <w:szCs w:val="22"/>
-                <w:color w:val="000000"/>
-              </w:rPr>
-              <w:t xml:space="preserve">0.340</w:t>
+              <w:t xml:space="preserve">3.05</w:t>
+            </w:r>
+          </w:p>
+        </w:tc>
+        <w:tc>
+          <w:tcPr>
+            <w:tcBorders>
+              <w:bottom w:val="none" w:sz="0" w:space="0" w:color="000000"/>
+              <w:top w:val="none" w:sz="0" w:space="0" w:color="000000"/>
+              <w:left w:val="none" w:sz="0" w:space="0" w:color="000000"/>
+              <w:right w:val="none" w:sz="0" w:space="0" w:color="000000"/>
+            </w:tcBorders>
+            <w:shd w:val="clear" w:color="auto" w:fill="FFFFFF"/>
+            <w:tcMar>
+              <w:top w:w="0" w:type="dxa"/>
+              <w:bottom w:w="0" w:type="dxa"/>
+              <w:left w:w="0" w:type="dxa"/>
+              <w:right w:w="0" w:type="dxa"/>
+            </w:tcMar>
+            <w:vAlign w:val="top"/>
+          </w:tcPr>
+          <w:p>
+            <w:pPr>
+              <w:pStyle w:val="Normal"/>
+              <w:jc w:val="center"/>
+              <w:pBdr>
+                <w:bottom w:val="none" w:sz="0" w:space="0" w:color="000000"/>
+                <w:top w:val="none" w:sz="0" w:space="0" w:color="000000"/>
+                <w:left w:val="none" w:sz="0" w:space="0" w:color="000000"/>
+                <w:right w:val="none" w:sz="0" w:space="0" w:color="000000"/>
+              </w:pBdr>
+              <w:spacing w:after="100" w:before="100" w:line="240"/>
+              <w:ind w:left="100" w:right="100" w:firstLine="0" w:firstLineChars="0"/>
+              <w:rPr>
+                <w:rFonts w:ascii="Helvetica" w:hAnsi="Helvetica" w:eastAsia="Helvetica" w:cs="Helvetica"/>
+                <w:i w:val="false"/>
+                <w:b w:val="false"/>
+                <w:u w:val="none"/>
+                <w:sz w:val="22"/>
+                <w:szCs w:val="22"/>
+                <w:color w:val="000000"/>
+              </w:rPr>
+            </w:pPr>
+            <w:r>
+              <w:rPr>
+                <w:rFonts w:ascii="Helvetica" w:hAnsi="Helvetica" w:eastAsia="Helvetica" w:cs="Helvetica"/>
+                <w:i w:val="false"/>
+                <w:b w:val="false"/>
+                <w:u w:val="none"/>
+                <w:sz w:val="22"/>
+                <w:szCs w:val="22"/>
+                <w:color w:val="000000"/>
+              </w:rPr>
+              <w:t xml:space="preserve">0.27, 34.6</w:t>
+            </w:r>
+          </w:p>
+        </w:tc>
+        <w:tc>
+          <w:tcPr>
+            <w:tcBorders>
+              <w:bottom w:val="none" w:sz="0" w:space="0" w:color="000000"/>
+              <w:top w:val="none" w:sz="0" w:space="0" w:color="000000"/>
+              <w:left w:val="none" w:sz="0" w:space="0" w:color="000000"/>
+              <w:right w:val="none" w:sz="0" w:space="0" w:color="000000"/>
+            </w:tcBorders>
+            <w:shd w:val="clear" w:color="auto" w:fill="FFFFFF"/>
+            <w:tcMar>
+              <w:top w:w="0" w:type="dxa"/>
+              <w:bottom w:w="0" w:type="dxa"/>
+              <w:left w:w="0" w:type="dxa"/>
+              <w:right w:w="0" w:type="dxa"/>
+            </w:tcMar>
+            <w:vAlign w:val="top"/>
+          </w:tcPr>
+          <w:p>
+            <w:pPr>
+              <w:pStyle w:val="Normal"/>
+              <w:jc w:val="center"/>
+              <w:pBdr>
+                <w:bottom w:val="none" w:sz="0" w:space="0" w:color="000000"/>
+                <w:top w:val="none" w:sz="0" w:space="0" w:color="000000"/>
+                <w:left w:val="none" w:sz="0" w:space="0" w:color="000000"/>
+                <w:right w:val="none" w:sz="0" w:space="0" w:color="000000"/>
+              </w:pBdr>
+              <w:spacing w:after="100" w:before="100" w:line="240"/>
+              <w:ind w:left="100" w:right="100" w:firstLine="0" w:firstLineChars="0"/>
+              <w:rPr>
+                <w:rFonts w:ascii="Helvetica" w:hAnsi="Helvetica" w:eastAsia="Helvetica" w:cs="Helvetica"/>
+                <w:i w:val="false"/>
+                <w:b w:val="false"/>
+                <w:u w:val="none"/>
+                <w:sz w:val="22"/>
+                <w:szCs w:val="22"/>
+                <w:color w:val="000000"/>
+              </w:rPr>
+            </w:pPr>
+            <w:r>
+              <w:rPr>
+                <w:rFonts w:ascii="Helvetica" w:hAnsi="Helvetica" w:eastAsia="Helvetica" w:cs="Helvetica"/>
+                <w:i w:val="false"/>
+                <w:b w:val="false"/>
+                <w:u w:val="none"/>
+                <w:sz w:val="22"/>
+                <w:szCs w:val="22"/>
+                <w:color w:val="000000"/>
+              </w:rPr>
+              <w:t xml:space="preserve">0.370</w:t>
             </w:r>
           </w:p>
         </w:tc>
@@ -7865,113 +7865,113 @@
                 <w:szCs w:val="22"/>
                 <w:color w:val="000000"/>
               </w:rPr>
-              <w:t xml:space="preserve">1.64</w:t>
-            </w:r>
-          </w:p>
-        </w:tc>
-        <w:tc>
-          <w:tcPr>
-            <w:tcBorders>
-              <w:bottom w:val="none" w:sz="0" w:space="0" w:color="000000"/>
-              <w:top w:val="none" w:sz="0" w:space="0" w:color="000000"/>
-              <w:left w:val="none" w:sz="0" w:space="0" w:color="000000"/>
-              <w:right w:val="none" w:sz="0" w:space="0" w:color="000000"/>
-            </w:tcBorders>
-            <w:shd w:val="clear" w:color="auto" w:fill="FFFFFF"/>
-            <w:tcMar>
-              <w:top w:w="0" w:type="dxa"/>
-              <w:bottom w:w="0" w:type="dxa"/>
-              <w:left w:w="0" w:type="dxa"/>
-              <w:right w:w="0" w:type="dxa"/>
-            </w:tcMar>
-            <w:vAlign w:val="top"/>
-          </w:tcPr>
-          <w:p>
-            <w:pPr>
-              <w:pStyle w:val="Normal"/>
-              <w:jc w:val="center"/>
-              <w:pBdr>
-                <w:bottom w:val="none" w:sz="0" w:space="0" w:color="000000"/>
-                <w:top w:val="none" w:sz="0" w:space="0" w:color="000000"/>
-                <w:left w:val="none" w:sz="0" w:space="0" w:color="000000"/>
-                <w:right w:val="none" w:sz="0" w:space="0" w:color="000000"/>
-              </w:pBdr>
-              <w:spacing w:after="100" w:before="100" w:line="240"/>
-              <w:ind w:left="100" w:right="100" w:firstLine="0" w:firstLineChars="0"/>
-              <w:rPr>
-                <w:rFonts w:ascii="Helvetica" w:hAnsi="Helvetica" w:eastAsia="Helvetica" w:cs="Helvetica"/>
-                <w:i w:val="false"/>
-                <w:b w:val="false"/>
-                <w:u w:val="none"/>
-                <w:sz w:val="22"/>
-                <w:szCs w:val="22"/>
-                <w:color w:val="000000"/>
-              </w:rPr>
-            </w:pPr>
-            <w:r>
-              <w:rPr>
-                <w:rFonts w:ascii="Helvetica" w:hAnsi="Helvetica" w:eastAsia="Helvetica" w:cs="Helvetica"/>
-                <w:i w:val="false"/>
-                <w:b w:val="false"/>
-                <w:u w:val="none"/>
-                <w:sz w:val="22"/>
-                <w:szCs w:val="22"/>
-                <w:color w:val="000000"/>
-              </w:rPr>
-              <w:t xml:space="preserve">0.08, 33.7</w:t>
-            </w:r>
-          </w:p>
-        </w:tc>
-        <w:tc>
-          <w:tcPr>
-            <w:tcBorders>
-              <w:bottom w:val="none" w:sz="0" w:space="0" w:color="000000"/>
-              <w:top w:val="none" w:sz="0" w:space="0" w:color="000000"/>
-              <w:left w:val="none" w:sz="0" w:space="0" w:color="000000"/>
-              <w:right w:val="none" w:sz="0" w:space="0" w:color="000000"/>
-            </w:tcBorders>
-            <w:shd w:val="clear" w:color="auto" w:fill="FFFFFF"/>
-            <w:tcMar>
-              <w:top w:w="0" w:type="dxa"/>
-              <w:bottom w:w="0" w:type="dxa"/>
-              <w:left w:w="0" w:type="dxa"/>
-              <w:right w:w="0" w:type="dxa"/>
-            </w:tcMar>
-            <w:vAlign w:val="top"/>
-          </w:tcPr>
-          <w:p>
-            <w:pPr>
-              <w:pStyle w:val="Normal"/>
-              <w:jc w:val="center"/>
-              <w:pBdr>
-                <w:bottom w:val="none" w:sz="0" w:space="0" w:color="000000"/>
-                <w:top w:val="none" w:sz="0" w:space="0" w:color="000000"/>
-                <w:left w:val="none" w:sz="0" w:space="0" w:color="000000"/>
-                <w:right w:val="none" w:sz="0" w:space="0" w:color="000000"/>
-              </w:pBdr>
-              <w:spacing w:after="100" w:before="100" w:line="240"/>
-              <w:ind w:left="100" w:right="100" w:firstLine="0" w:firstLineChars="0"/>
-              <w:rPr>
-                <w:rFonts w:ascii="Helvetica" w:hAnsi="Helvetica" w:eastAsia="Helvetica" w:cs="Helvetica"/>
-                <w:i w:val="false"/>
-                <w:b w:val="false"/>
-                <w:u w:val="none"/>
-                <w:sz w:val="22"/>
-                <w:szCs w:val="22"/>
-                <w:color w:val="000000"/>
-              </w:rPr>
-            </w:pPr>
-            <w:r>
-              <w:rPr>
-                <w:rFonts w:ascii="Helvetica" w:hAnsi="Helvetica" w:eastAsia="Helvetica" w:cs="Helvetica"/>
-                <w:i w:val="false"/>
-                <w:b w:val="false"/>
-                <w:u w:val="none"/>
-                <w:sz w:val="22"/>
-                <w:szCs w:val="22"/>
-                <w:color w:val="000000"/>
-              </w:rPr>
-              <w:t xml:space="preserve">0.750</w:t>
+              <w:t xml:space="preserve">1.73</w:t>
+            </w:r>
+          </w:p>
+        </w:tc>
+        <w:tc>
+          <w:tcPr>
+            <w:tcBorders>
+              <w:bottom w:val="none" w:sz="0" w:space="0" w:color="000000"/>
+              <w:top w:val="none" w:sz="0" w:space="0" w:color="000000"/>
+              <w:left w:val="none" w:sz="0" w:space="0" w:color="000000"/>
+              <w:right w:val="none" w:sz="0" w:space="0" w:color="000000"/>
+            </w:tcBorders>
+            <w:shd w:val="clear" w:color="auto" w:fill="FFFFFF"/>
+            <w:tcMar>
+              <w:top w:w="0" w:type="dxa"/>
+              <w:bottom w:w="0" w:type="dxa"/>
+              <w:left w:w="0" w:type="dxa"/>
+              <w:right w:w="0" w:type="dxa"/>
+            </w:tcMar>
+            <w:vAlign w:val="top"/>
+          </w:tcPr>
+          <w:p>
+            <w:pPr>
+              <w:pStyle w:val="Normal"/>
+              <w:jc w:val="center"/>
+              <w:pBdr>
+                <w:bottom w:val="none" w:sz="0" w:space="0" w:color="000000"/>
+                <w:top w:val="none" w:sz="0" w:space="0" w:color="000000"/>
+                <w:left w:val="none" w:sz="0" w:space="0" w:color="000000"/>
+                <w:right w:val="none" w:sz="0" w:space="0" w:color="000000"/>
+              </w:pBdr>
+              <w:spacing w:after="100" w:before="100" w:line="240"/>
+              <w:ind w:left="100" w:right="100" w:firstLine="0" w:firstLineChars="0"/>
+              <w:rPr>
+                <w:rFonts w:ascii="Helvetica" w:hAnsi="Helvetica" w:eastAsia="Helvetica" w:cs="Helvetica"/>
+                <w:i w:val="false"/>
+                <w:b w:val="false"/>
+                <w:u w:val="none"/>
+                <w:sz w:val="22"/>
+                <w:szCs w:val="22"/>
+                <w:color w:val="000000"/>
+              </w:rPr>
+            </w:pPr>
+            <w:r>
+              <w:rPr>
+                <w:rFonts w:ascii="Helvetica" w:hAnsi="Helvetica" w:eastAsia="Helvetica" w:cs="Helvetica"/>
+                <w:i w:val="false"/>
+                <w:b w:val="false"/>
+                <w:u w:val="none"/>
+                <w:sz w:val="22"/>
+                <w:szCs w:val="22"/>
+                <w:color w:val="000000"/>
+              </w:rPr>
+              <w:t xml:space="preserve">0.08, 36.0</w:t>
+            </w:r>
+          </w:p>
+        </w:tc>
+        <w:tc>
+          <w:tcPr>
+            <w:tcBorders>
+              <w:bottom w:val="none" w:sz="0" w:space="0" w:color="000000"/>
+              <w:top w:val="none" w:sz="0" w:space="0" w:color="000000"/>
+              <w:left w:val="none" w:sz="0" w:space="0" w:color="000000"/>
+              <w:right w:val="none" w:sz="0" w:space="0" w:color="000000"/>
+            </w:tcBorders>
+            <w:shd w:val="clear" w:color="auto" w:fill="FFFFFF"/>
+            <w:tcMar>
+              <w:top w:w="0" w:type="dxa"/>
+              <w:bottom w:w="0" w:type="dxa"/>
+              <w:left w:w="0" w:type="dxa"/>
+              <w:right w:w="0" w:type="dxa"/>
+            </w:tcMar>
+            <w:vAlign w:val="top"/>
+          </w:tcPr>
+          <w:p>
+            <w:pPr>
+              <w:pStyle w:val="Normal"/>
+              <w:jc w:val="center"/>
+              <w:pBdr>
+                <w:bottom w:val="none" w:sz="0" w:space="0" w:color="000000"/>
+                <w:top w:val="none" w:sz="0" w:space="0" w:color="000000"/>
+                <w:left w:val="none" w:sz="0" w:space="0" w:color="000000"/>
+                <w:right w:val="none" w:sz="0" w:space="0" w:color="000000"/>
+              </w:pBdr>
+              <w:spacing w:after="100" w:before="100" w:line="240"/>
+              <w:ind w:left="100" w:right="100" w:firstLine="0" w:firstLineChars="0"/>
+              <w:rPr>
+                <w:rFonts w:ascii="Helvetica" w:hAnsi="Helvetica" w:eastAsia="Helvetica" w:cs="Helvetica"/>
+                <w:i w:val="false"/>
+                <w:b w:val="false"/>
+                <w:u w:val="none"/>
+                <w:sz w:val="22"/>
+                <w:szCs w:val="22"/>
+                <w:color w:val="000000"/>
+              </w:rPr>
+            </w:pPr>
+            <w:r>
+              <w:rPr>
+                <w:rFonts w:ascii="Helvetica" w:hAnsi="Helvetica" w:eastAsia="Helvetica" w:cs="Helvetica"/>
+                <w:i w:val="false"/>
+                <w:b w:val="false"/>
+                <w:u w:val="none"/>
+                <w:sz w:val="22"/>
+                <w:szCs w:val="22"/>
+                <w:color w:val="000000"/>
+              </w:rPr>
+              <w:t xml:space="preserve">0.720</w:t>
             </w:r>
           </w:p>
         </w:tc>
@@ -8566,7 +8566,7 @@
                 <w:szCs w:val="22"/>
                 <w:color w:val="000000"/>
               </w:rPr>
-              <w:t xml:space="preserve">143</w:t>
+              <w:t xml:space="preserve">142</w:t>
             </w:r>
           </w:p>
         </w:tc>
@@ -8778,7 +8778,7 @@
                 <w:szCs w:val="22"/>
                 <w:color w:val="000000"/>
               </w:rPr>
-              <w:t xml:space="preserve">143</w:t>
+              <w:t xml:space="preserve">142</w:t>
             </w:r>
           </w:p>
         </w:tc>
@@ -9585,113 +9585,113 @@
                 <w:szCs w:val="22"/>
                 <w:color w:val="000000"/>
               </w:rPr>
-              <w:t xml:space="preserve">0.48</w:t>
-            </w:r>
-          </w:p>
-        </w:tc>
-        <w:tc>
-          <w:tcPr>
-            <w:tcBorders>
-              <w:bottom w:val="none" w:sz="0" w:space="0" w:color="000000"/>
-              <w:top w:val="none" w:sz="0" w:space="0" w:color="000000"/>
-              <w:left w:val="none" w:sz="0" w:space="0" w:color="000000"/>
-              <w:right w:val="none" w:sz="0" w:space="0" w:color="000000"/>
-            </w:tcBorders>
-            <w:shd w:val="clear" w:color="auto" w:fill="FFFFFF"/>
-            <w:tcMar>
-              <w:top w:w="0" w:type="dxa"/>
-              <w:bottom w:w="0" w:type="dxa"/>
-              <w:left w:w="0" w:type="dxa"/>
-              <w:right w:w="0" w:type="dxa"/>
-            </w:tcMar>
-            <w:vAlign w:val="top"/>
-          </w:tcPr>
-          <w:p>
-            <w:pPr>
-              <w:pStyle w:val="Normal"/>
-              <w:jc w:val="center"/>
-              <w:pBdr>
-                <w:bottom w:val="none" w:sz="0" w:space="0" w:color="000000"/>
-                <w:top w:val="none" w:sz="0" w:space="0" w:color="000000"/>
-                <w:left w:val="none" w:sz="0" w:space="0" w:color="000000"/>
-                <w:right w:val="none" w:sz="0" w:space="0" w:color="000000"/>
-              </w:pBdr>
-              <w:spacing w:after="100" w:before="100" w:line="240"/>
-              <w:ind w:left="100" w:right="100" w:firstLine="0" w:firstLineChars="0"/>
-              <w:rPr>
-                <w:rFonts w:ascii="Helvetica" w:hAnsi="Helvetica" w:eastAsia="Helvetica" w:cs="Helvetica"/>
-                <w:i w:val="false"/>
-                <w:b w:val="false"/>
-                <w:u w:val="none"/>
-                <w:sz w:val="22"/>
-                <w:szCs w:val="22"/>
-                <w:color w:val="000000"/>
-              </w:rPr>
-            </w:pPr>
-            <w:r>
-              <w:rPr>
-                <w:rFonts w:ascii="Helvetica" w:hAnsi="Helvetica" w:eastAsia="Helvetica" w:cs="Helvetica"/>
-                <w:i w:val="false"/>
-                <w:b w:val="false"/>
-                <w:u w:val="none"/>
-                <w:sz w:val="22"/>
-                <w:szCs w:val="22"/>
-                <w:color w:val="000000"/>
-              </w:rPr>
-              <w:t xml:space="preserve">0.14, 1.67</w:t>
-            </w:r>
-          </w:p>
-        </w:tc>
-        <w:tc>
-          <w:tcPr>
-            <w:tcBorders>
-              <w:bottom w:val="none" w:sz="0" w:space="0" w:color="000000"/>
-              <w:top w:val="none" w:sz="0" w:space="0" w:color="000000"/>
-              <w:left w:val="none" w:sz="0" w:space="0" w:color="000000"/>
-              <w:right w:val="none" w:sz="0" w:space="0" w:color="000000"/>
-            </w:tcBorders>
-            <w:shd w:val="clear" w:color="auto" w:fill="FFFFFF"/>
-            <w:tcMar>
-              <w:top w:w="0" w:type="dxa"/>
-              <w:bottom w:w="0" w:type="dxa"/>
-              <w:left w:w="0" w:type="dxa"/>
-              <w:right w:w="0" w:type="dxa"/>
-            </w:tcMar>
-            <w:vAlign w:val="top"/>
-          </w:tcPr>
-          <w:p>
-            <w:pPr>
-              <w:pStyle w:val="Normal"/>
-              <w:jc w:val="center"/>
-              <w:pBdr>
-                <w:bottom w:val="none" w:sz="0" w:space="0" w:color="000000"/>
-                <w:top w:val="none" w:sz="0" w:space="0" w:color="000000"/>
-                <w:left w:val="none" w:sz="0" w:space="0" w:color="000000"/>
-                <w:right w:val="none" w:sz="0" w:space="0" w:color="000000"/>
-              </w:pBdr>
-              <w:spacing w:after="100" w:before="100" w:line="240"/>
-              <w:ind w:left="100" w:right="100" w:firstLine="0" w:firstLineChars="0"/>
-              <w:rPr>
-                <w:rFonts w:ascii="Helvetica" w:hAnsi="Helvetica" w:eastAsia="Helvetica" w:cs="Helvetica"/>
-                <w:i w:val="false"/>
-                <w:b w:val="false"/>
-                <w:u w:val="none"/>
-                <w:sz w:val="22"/>
-                <w:szCs w:val="22"/>
-                <w:color w:val="000000"/>
-              </w:rPr>
-            </w:pPr>
-            <w:r>
-              <w:rPr>
-                <w:rFonts w:ascii="Helvetica" w:hAnsi="Helvetica" w:eastAsia="Helvetica" w:cs="Helvetica"/>
-                <w:i w:val="false"/>
-                <w:b w:val="false"/>
-                <w:u w:val="none"/>
-                <w:sz w:val="22"/>
-                <w:szCs w:val="22"/>
-                <w:color w:val="000000"/>
-              </w:rPr>
-              <w:t xml:space="preserve">0.250</w:t>
+              <w:t xml:space="preserve">0.42</w:t>
+            </w:r>
+          </w:p>
+        </w:tc>
+        <w:tc>
+          <w:tcPr>
+            <w:tcBorders>
+              <w:bottom w:val="none" w:sz="0" w:space="0" w:color="000000"/>
+              <w:top w:val="none" w:sz="0" w:space="0" w:color="000000"/>
+              <w:left w:val="none" w:sz="0" w:space="0" w:color="000000"/>
+              <w:right w:val="none" w:sz="0" w:space="0" w:color="000000"/>
+            </w:tcBorders>
+            <w:shd w:val="clear" w:color="auto" w:fill="FFFFFF"/>
+            <w:tcMar>
+              <w:top w:w="0" w:type="dxa"/>
+              <w:bottom w:w="0" w:type="dxa"/>
+              <w:left w:w="0" w:type="dxa"/>
+              <w:right w:w="0" w:type="dxa"/>
+            </w:tcMar>
+            <w:vAlign w:val="top"/>
+          </w:tcPr>
+          <w:p>
+            <w:pPr>
+              <w:pStyle w:val="Normal"/>
+              <w:jc w:val="center"/>
+              <w:pBdr>
+                <w:bottom w:val="none" w:sz="0" w:space="0" w:color="000000"/>
+                <w:top w:val="none" w:sz="0" w:space="0" w:color="000000"/>
+                <w:left w:val="none" w:sz="0" w:space="0" w:color="000000"/>
+                <w:right w:val="none" w:sz="0" w:space="0" w:color="000000"/>
+              </w:pBdr>
+              <w:spacing w:after="100" w:before="100" w:line="240"/>
+              <w:ind w:left="100" w:right="100" w:firstLine="0" w:firstLineChars="0"/>
+              <w:rPr>
+                <w:rFonts w:ascii="Helvetica" w:hAnsi="Helvetica" w:eastAsia="Helvetica" w:cs="Helvetica"/>
+                <w:i w:val="false"/>
+                <w:b w:val="false"/>
+                <w:u w:val="none"/>
+                <w:sz w:val="22"/>
+                <w:szCs w:val="22"/>
+                <w:color w:val="000000"/>
+              </w:rPr>
+            </w:pPr>
+            <w:r>
+              <w:rPr>
+                <w:rFonts w:ascii="Helvetica" w:hAnsi="Helvetica" w:eastAsia="Helvetica" w:cs="Helvetica"/>
+                <w:i w:val="false"/>
+                <w:b w:val="false"/>
+                <w:u w:val="none"/>
+                <w:sz w:val="22"/>
+                <w:szCs w:val="22"/>
+                <w:color w:val="000000"/>
+              </w:rPr>
+              <w:t xml:space="preserve">0.12, 1.47</w:t>
+            </w:r>
+          </w:p>
+        </w:tc>
+        <w:tc>
+          <w:tcPr>
+            <w:tcBorders>
+              <w:bottom w:val="none" w:sz="0" w:space="0" w:color="000000"/>
+              <w:top w:val="none" w:sz="0" w:space="0" w:color="000000"/>
+              <w:left w:val="none" w:sz="0" w:space="0" w:color="000000"/>
+              <w:right w:val="none" w:sz="0" w:space="0" w:color="000000"/>
+            </w:tcBorders>
+            <w:shd w:val="clear" w:color="auto" w:fill="FFFFFF"/>
+            <w:tcMar>
+              <w:top w:w="0" w:type="dxa"/>
+              <w:bottom w:w="0" w:type="dxa"/>
+              <w:left w:w="0" w:type="dxa"/>
+              <w:right w:w="0" w:type="dxa"/>
+            </w:tcMar>
+            <w:vAlign w:val="top"/>
+          </w:tcPr>
+          <w:p>
+            <w:pPr>
+              <w:pStyle w:val="Normal"/>
+              <w:jc w:val="center"/>
+              <w:pBdr>
+                <w:bottom w:val="none" w:sz="0" w:space="0" w:color="000000"/>
+                <w:top w:val="none" w:sz="0" w:space="0" w:color="000000"/>
+                <w:left w:val="none" w:sz="0" w:space="0" w:color="000000"/>
+                <w:right w:val="none" w:sz="0" w:space="0" w:color="000000"/>
+              </w:pBdr>
+              <w:spacing w:after="100" w:before="100" w:line="240"/>
+              <w:ind w:left="100" w:right="100" w:firstLine="0" w:firstLineChars="0"/>
+              <w:rPr>
+                <w:rFonts w:ascii="Helvetica" w:hAnsi="Helvetica" w:eastAsia="Helvetica" w:cs="Helvetica"/>
+                <w:i w:val="false"/>
+                <w:b w:val="false"/>
+                <w:u w:val="none"/>
+                <w:sz w:val="22"/>
+                <w:szCs w:val="22"/>
+                <w:color w:val="000000"/>
+              </w:rPr>
+            </w:pPr>
+            <w:r>
+              <w:rPr>
+                <w:rFonts w:ascii="Helvetica" w:hAnsi="Helvetica" w:eastAsia="Helvetica" w:cs="Helvetica"/>
+                <w:i w:val="false"/>
+                <w:b w:val="false"/>
+                <w:u w:val="none"/>
+                <w:sz w:val="22"/>
+                <w:szCs w:val="22"/>
+                <w:color w:val="000000"/>
+              </w:rPr>
+              <w:t xml:space="preserve">0.170</w:t>
             </w:r>
           </w:p>
         </w:tc>
@@ -9797,113 +9797,113 @@
                 <w:szCs w:val="22"/>
                 <w:color w:val="000000"/>
               </w:rPr>
-              <w:t xml:space="preserve">0.35</w:t>
-            </w:r>
-          </w:p>
-        </w:tc>
-        <w:tc>
-          <w:tcPr>
-            <w:tcBorders>
-              <w:bottom w:val="none" w:sz="0" w:space="0" w:color="000000"/>
-              <w:top w:val="none" w:sz="0" w:space="0" w:color="000000"/>
-              <w:left w:val="none" w:sz="0" w:space="0" w:color="000000"/>
-              <w:right w:val="none" w:sz="0" w:space="0" w:color="000000"/>
-            </w:tcBorders>
-            <w:shd w:val="clear" w:color="auto" w:fill="FFFFFF"/>
-            <w:tcMar>
-              <w:top w:w="0" w:type="dxa"/>
-              <w:bottom w:w="0" w:type="dxa"/>
-              <w:left w:w="0" w:type="dxa"/>
-              <w:right w:w="0" w:type="dxa"/>
-            </w:tcMar>
-            <w:vAlign w:val="top"/>
-          </w:tcPr>
-          <w:p>
-            <w:pPr>
-              <w:pStyle w:val="Normal"/>
-              <w:jc w:val="center"/>
-              <w:pBdr>
-                <w:bottom w:val="none" w:sz="0" w:space="0" w:color="000000"/>
-                <w:top w:val="none" w:sz="0" w:space="0" w:color="000000"/>
-                <w:left w:val="none" w:sz="0" w:space="0" w:color="000000"/>
-                <w:right w:val="none" w:sz="0" w:space="0" w:color="000000"/>
-              </w:pBdr>
-              <w:spacing w:after="100" w:before="100" w:line="240"/>
-              <w:ind w:left="100" w:right="100" w:firstLine="0" w:firstLineChars="0"/>
-              <w:rPr>
-                <w:rFonts w:ascii="Helvetica" w:hAnsi="Helvetica" w:eastAsia="Helvetica" w:cs="Helvetica"/>
-                <w:i w:val="false"/>
-                <w:b w:val="false"/>
-                <w:u w:val="none"/>
-                <w:sz w:val="22"/>
-                <w:szCs w:val="22"/>
-                <w:color w:val="000000"/>
-              </w:rPr>
-            </w:pPr>
-            <w:r>
-              <w:rPr>
-                <w:rFonts w:ascii="Helvetica" w:hAnsi="Helvetica" w:eastAsia="Helvetica" w:cs="Helvetica"/>
-                <w:i w:val="false"/>
-                <w:b w:val="false"/>
-                <w:u w:val="none"/>
-                <w:sz w:val="22"/>
-                <w:szCs w:val="22"/>
-                <w:color w:val="000000"/>
-              </w:rPr>
-              <w:t xml:space="preserve">0.08, 1.64</w:t>
-            </w:r>
-          </w:p>
-        </w:tc>
-        <w:tc>
-          <w:tcPr>
-            <w:tcBorders>
-              <w:bottom w:val="none" w:sz="0" w:space="0" w:color="000000"/>
-              <w:top w:val="none" w:sz="0" w:space="0" w:color="000000"/>
-              <w:left w:val="none" w:sz="0" w:space="0" w:color="000000"/>
-              <w:right w:val="none" w:sz="0" w:space="0" w:color="000000"/>
-            </w:tcBorders>
-            <w:shd w:val="clear" w:color="auto" w:fill="FFFFFF"/>
-            <w:tcMar>
-              <w:top w:w="0" w:type="dxa"/>
-              <w:bottom w:w="0" w:type="dxa"/>
-              <w:left w:w="0" w:type="dxa"/>
-              <w:right w:w="0" w:type="dxa"/>
-            </w:tcMar>
-            <w:vAlign w:val="top"/>
-          </w:tcPr>
-          <w:p>
-            <w:pPr>
-              <w:pStyle w:val="Normal"/>
-              <w:jc w:val="center"/>
-              <w:pBdr>
-                <w:bottom w:val="none" w:sz="0" w:space="0" w:color="000000"/>
-                <w:top w:val="none" w:sz="0" w:space="0" w:color="000000"/>
-                <w:left w:val="none" w:sz="0" w:space="0" w:color="000000"/>
-                <w:right w:val="none" w:sz="0" w:space="0" w:color="000000"/>
-              </w:pBdr>
-              <w:spacing w:after="100" w:before="100" w:line="240"/>
-              <w:ind w:left="100" w:right="100" w:firstLine="0" w:firstLineChars="0"/>
-              <w:rPr>
-                <w:rFonts w:ascii="Helvetica" w:hAnsi="Helvetica" w:eastAsia="Helvetica" w:cs="Helvetica"/>
-                <w:i w:val="false"/>
-                <w:b w:val="false"/>
-                <w:u w:val="none"/>
-                <w:sz w:val="22"/>
-                <w:szCs w:val="22"/>
-                <w:color w:val="000000"/>
-              </w:rPr>
-            </w:pPr>
-            <w:r>
-              <w:rPr>
-                <w:rFonts w:ascii="Helvetica" w:hAnsi="Helvetica" w:eastAsia="Helvetica" w:cs="Helvetica"/>
-                <w:i w:val="false"/>
-                <w:b w:val="false"/>
-                <w:u w:val="none"/>
-                <w:sz w:val="22"/>
-                <w:szCs w:val="22"/>
-                <w:color w:val="000000"/>
-              </w:rPr>
-              <w:t xml:space="preserve">0.180</w:t>
+              <w:t xml:space="preserve">0.32</w:t>
+            </w:r>
+          </w:p>
+        </w:tc>
+        <w:tc>
+          <w:tcPr>
+            <w:tcBorders>
+              <w:bottom w:val="none" w:sz="0" w:space="0" w:color="000000"/>
+              <w:top w:val="none" w:sz="0" w:space="0" w:color="000000"/>
+              <w:left w:val="none" w:sz="0" w:space="0" w:color="000000"/>
+              <w:right w:val="none" w:sz="0" w:space="0" w:color="000000"/>
+            </w:tcBorders>
+            <w:shd w:val="clear" w:color="auto" w:fill="FFFFFF"/>
+            <w:tcMar>
+              <w:top w:w="0" w:type="dxa"/>
+              <w:bottom w:w="0" w:type="dxa"/>
+              <w:left w:w="0" w:type="dxa"/>
+              <w:right w:w="0" w:type="dxa"/>
+            </w:tcMar>
+            <w:vAlign w:val="top"/>
+          </w:tcPr>
+          <w:p>
+            <w:pPr>
+              <w:pStyle w:val="Normal"/>
+              <w:jc w:val="center"/>
+              <w:pBdr>
+                <w:bottom w:val="none" w:sz="0" w:space="0" w:color="000000"/>
+                <w:top w:val="none" w:sz="0" w:space="0" w:color="000000"/>
+                <w:left w:val="none" w:sz="0" w:space="0" w:color="000000"/>
+                <w:right w:val="none" w:sz="0" w:space="0" w:color="000000"/>
+              </w:pBdr>
+              <w:spacing w:after="100" w:before="100" w:line="240"/>
+              <w:ind w:left="100" w:right="100" w:firstLine="0" w:firstLineChars="0"/>
+              <w:rPr>
+                <w:rFonts w:ascii="Helvetica" w:hAnsi="Helvetica" w:eastAsia="Helvetica" w:cs="Helvetica"/>
+                <w:i w:val="false"/>
+                <w:b w:val="false"/>
+                <w:u w:val="none"/>
+                <w:sz w:val="22"/>
+                <w:szCs w:val="22"/>
+                <w:color w:val="000000"/>
+              </w:rPr>
+            </w:pPr>
+            <w:r>
+              <w:rPr>
+                <w:rFonts w:ascii="Helvetica" w:hAnsi="Helvetica" w:eastAsia="Helvetica" w:cs="Helvetica"/>
+                <w:i w:val="false"/>
+                <w:b w:val="false"/>
+                <w:u w:val="none"/>
+                <w:sz w:val="22"/>
+                <w:szCs w:val="22"/>
+                <w:color w:val="000000"/>
+              </w:rPr>
+              <w:t xml:space="preserve">0.07, 1.51</w:t>
+            </w:r>
+          </w:p>
+        </w:tc>
+        <w:tc>
+          <w:tcPr>
+            <w:tcBorders>
+              <w:bottom w:val="none" w:sz="0" w:space="0" w:color="000000"/>
+              <w:top w:val="none" w:sz="0" w:space="0" w:color="000000"/>
+              <w:left w:val="none" w:sz="0" w:space="0" w:color="000000"/>
+              <w:right w:val="none" w:sz="0" w:space="0" w:color="000000"/>
+            </w:tcBorders>
+            <w:shd w:val="clear" w:color="auto" w:fill="FFFFFF"/>
+            <w:tcMar>
+              <w:top w:w="0" w:type="dxa"/>
+              <w:bottom w:w="0" w:type="dxa"/>
+              <w:left w:w="0" w:type="dxa"/>
+              <w:right w:w="0" w:type="dxa"/>
+            </w:tcMar>
+            <w:vAlign w:val="top"/>
+          </w:tcPr>
+          <w:p>
+            <w:pPr>
+              <w:pStyle w:val="Normal"/>
+              <w:jc w:val="center"/>
+              <w:pBdr>
+                <w:bottom w:val="none" w:sz="0" w:space="0" w:color="000000"/>
+                <w:top w:val="none" w:sz="0" w:space="0" w:color="000000"/>
+                <w:left w:val="none" w:sz="0" w:space="0" w:color="000000"/>
+                <w:right w:val="none" w:sz="0" w:space="0" w:color="000000"/>
+              </w:pBdr>
+              <w:spacing w:after="100" w:before="100" w:line="240"/>
+              <w:ind w:left="100" w:right="100" w:firstLine="0" w:firstLineChars="0"/>
+              <w:rPr>
+                <w:rFonts w:ascii="Helvetica" w:hAnsi="Helvetica" w:eastAsia="Helvetica" w:cs="Helvetica"/>
+                <w:i w:val="false"/>
+                <w:b w:val="false"/>
+                <w:u w:val="none"/>
+                <w:sz w:val="22"/>
+                <w:szCs w:val="22"/>
+                <w:color w:val="000000"/>
+              </w:rPr>
+            </w:pPr>
+            <w:r>
+              <w:rPr>
+                <w:rFonts w:ascii="Helvetica" w:hAnsi="Helvetica" w:eastAsia="Helvetica" w:cs="Helvetica"/>
+                <w:i w:val="false"/>
+                <w:b w:val="false"/>
+                <w:u w:val="none"/>
+                <w:sz w:val="22"/>
+                <w:szCs w:val="22"/>
+                <w:color w:val="000000"/>
+              </w:rPr>
+              <w:t xml:space="preserve">0.150</w:t>
             </w:r>
           </w:p>
         </w:tc>
@@ -10015,219 +10015,219 @@
                 <w:szCs w:val="22"/>
                 <w:color w:val="000000"/>
               </w:rPr>
-              <w:t xml:space="preserve">143</w:t>
-            </w:r>
-          </w:p>
-        </w:tc>
-        <w:tc>
-          <w:tcPr>
-            <w:tcBorders>
-              <w:bottom w:val="none" w:sz="0" w:space="0" w:color="000000"/>
-              <w:top w:val="none" w:sz="0" w:space="0" w:color="000000"/>
-              <w:left w:val="none" w:sz="0" w:space="0" w:color="000000"/>
-              <w:right w:val="none" w:sz="0" w:space="0" w:color="000000"/>
-            </w:tcBorders>
-            <w:shd w:val="clear" w:color="auto" w:fill="FFFFFF"/>
-            <w:tcMar>
-              <w:top w:w="0" w:type="dxa"/>
-              <w:bottom w:w="0" w:type="dxa"/>
-              <w:left w:w="0" w:type="dxa"/>
-              <w:right w:w="0" w:type="dxa"/>
-            </w:tcMar>
-            <w:vAlign w:val="top"/>
-          </w:tcPr>
-          <w:p>
-            <w:pPr>
-              <w:pStyle w:val="Normal"/>
-              <w:jc w:val="center"/>
-              <w:pBdr>
-                <w:bottom w:val="none" w:sz="0" w:space="0" w:color="000000"/>
-                <w:top w:val="none" w:sz="0" w:space="0" w:color="000000"/>
-                <w:left w:val="none" w:sz="0" w:space="0" w:color="000000"/>
-                <w:right w:val="none" w:sz="0" w:space="0" w:color="000000"/>
-              </w:pBdr>
-              <w:spacing w:after="100" w:before="100" w:line="240"/>
-              <w:ind w:left="100" w:right="100" w:firstLine="0" w:firstLineChars="0"/>
-              <w:rPr>
-                <w:rFonts w:ascii="Helvetica" w:hAnsi="Helvetica" w:eastAsia="Helvetica" w:cs="Helvetica"/>
-                <w:i w:val="false"/>
-                <w:b w:val="false"/>
-                <w:u w:val="none"/>
-                <w:sz w:val="22"/>
-                <w:szCs w:val="22"/>
-                <w:color w:val="000000"/>
-              </w:rPr>
-            </w:pPr>
-            <w:r>
-              <w:rPr>
-                <w:rFonts w:ascii="Helvetica" w:hAnsi="Helvetica" w:eastAsia="Helvetica" w:cs="Helvetica"/>
-                <w:i w:val="false"/>
-                <w:b w:val="false"/>
-                <w:u w:val="none"/>
-                <w:sz w:val="22"/>
-                <w:szCs w:val="22"/>
-                <w:color w:val="000000"/>
-              </w:rPr>
-              <w:t xml:space="preserve">0.93</w:t>
-            </w:r>
-          </w:p>
-        </w:tc>
-        <w:tc>
-          <w:tcPr>
-            <w:tcBorders>
-              <w:bottom w:val="none" w:sz="0" w:space="0" w:color="000000"/>
-              <w:top w:val="none" w:sz="0" w:space="0" w:color="000000"/>
-              <w:left w:val="none" w:sz="0" w:space="0" w:color="000000"/>
-              <w:right w:val="none" w:sz="0" w:space="0" w:color="000000"/>
-            </w:tcBorders>
-            <w:shd w:val="clear" w:color="auto" w:fill="FFFFFF"/>
-            <w:tcMar>
-              <w:top w:w="0" w:type="dxa"/>
-              <w:bottom w:w="0" w:type="dxa"/>
-              <w:left w:w="0" w:type="dxa"/>
-              <w:right w:w="0" w:type="dxa"/>
-            </w:tcMar>
-            <w:vAlign w:val="top"/>
-          </w:tcPr>
-          <w:p>
-            <w:pPr>
-              <w:pStyle w:val="Normal"/>
-              <w:jc w:val="center"/>
-              <w:pBdr>
-                <w:bottom w:val="none" w:sz="0" w:space="0" w:color="000000"/>
-                <w:top w:val="none" w:sz="0" w:space="0" w:color="000000"/>
-                <w:left w:val="none" w:sz="0" w:space="0" w:color="000000"/>
-                <w:right w:val="none" w:sz="0" w:space="0" w:color="000000"/>
-              </w:pBdr>
-              <w:spacing w:after="100" w:before="100" w:line="240"/>
-              <w:ind w:left="100" w:right="100" w:firstLine="0" w:firstLineChars="0"/>
-              <w:rPr>
-                <w:rFonts w:ascii="Helvetica" w:hAnsi="Helvetica" w:eastAsia="Helvetica" w:cs="Helvetica"/>
-                <w:i w:val="false"/>
-                <w:b w:val="false"/>
-                <w:u w:val="none"/>
-                <w:sz w:val="22"/>
-                <w:szCs w:val="22"/>
-                <w:color w:val="000000"/>
-              </w:rPr>
-            </w:pPr>
-            <w:r>
-              <w:rPr>
-                <w:rFonts w:ascii="Helvetica" w:hAnsi="Helvetica" w:eastAsia="Helvetica" w:cs="Helvetica"/>
-                <w:i w:val="false"/>
-                <w:b w:val="false"/>
-                <w:u w:val="none"/>
-                <w:sz w:val="22"/>
-                <w:szCs w:val="22"/>
-                <w:color w:val="000000"/>
-              </w:rPr>
-              <w:t xml:space="preserve">0.43, 2.02</w:t>
-            </w:r>
-          </w:p>
-        </w:tc>
-        <w:tc>
-          <w:tcPr>
-            <w:tcBorders>
-              <w:bottom w:val="none" w:sz="0" w:space="0" w:color="000000"/>
-              <w:top w:val="none" w:sz="0" w:space="0" w:color="000000"/>
-              <w:left w:val="none" w:sz="0" w:space="0" w:color="000000"/>
-              <w:right w:val="none" w:sz="0" w:space="0" w:color="000000"/>
-            </w:tcBorders>
-            <w:shd w:val="clear" w:color="auto" w:fill="FFFFFF"/>
-            <w:tcMar>
-              <w:top w:w="0" w:type="dxa"/>
-              <w:bottom w:w="0" w:type="dxa"/>
-              <w:left w:w="0" w:type="dxa"/>
-              <w:right w:w="0" w:type="dxa"/>
-            </w:tcMar>
-            <w:vAlign w:val="top"/>
-          </w:tcPr>
-          <w:p>
-            <w:pPr>
-              <w:pStyle w:val="Normal"/>
-              <w:jc w:val="center"/>
-              <w:pBdr>
-                <w:bottom w:val="none" w:sz="0" w:space="0" w:color="000000"/>
-                <w:top w:val="none" w:sz="0" w:space="0" w:color="000000"/>
-                <w:left w:val="none" w:sz="0" w:space="0" w:color="000000"/>
-                <w:right w:val="none" w:sz="0" w:space="0" w:color="000000"/>
-              </w:pBdr>
-              <w:spacing w:after="100" w:before="100" w:line="240"/>
-              <w:ind w:left="100" w:right="100" w:firstLine="0" w:firstLineChars="0"/>
-              <w:rPr>
-                <w:rFonts w:ascii="Helvetica" w:hAnsi="Helvetica" w:eastAsia="Helvetica" w:cs="Helvetica"/>
-                <w:i w:val="false"/>
-                <w:b w:val="false"/>
-                <w:u w:val="none"/>
-                <w:sz w:val="22"/>
-                <w:szCs w:val="22"/>
-                <w:color w:val="000000"/>
-              </w:rPr>
-            </w:pPr>
-            <w:r>
-              <w:rPr>
-                <w:rFonts w:ascii="Helvetica" w:hAnsi="Helvetica" w:eastAsia="Helvetica" w:cs="Helvetica"/>
-                <w:i w:val="false"/>
-                <w:b w:val="false"/>
-                <w:u w:val="none"/>
-                <w:sz w:val="22"/>
-                <w:szCs w:val="22"/>
-                <w:color w:val="000000"/>
-              </w:rPr>
-              <w:t xml:space="preserve">0.850</w:t>
-            </w:r>
-          </w:p>
-        </w:tc>
-        <w:tc>
-          <w:tcPr>
-            <w:tcBorders>
-              <w:bottom w:val="none" w:sz="0" w:space="0" w:color="000000"/>
-              <w:top w:val="none" w:sz="0" w:space="0" w:color="000000"/>
-              <w:left w:val="none" w:sz="0" w:space="0" w:color="000000"/>
-              <w:right w:val="none" w:sz="0" w:space="0" w:color="000000"/>
-            </w:tcBorders>
-            <w:shd w:val="clear" w:color="auto" w:fill="FFFFFF"/>
-            <w:tcMar>
-              <w:top w:w="0" w:type="dxa"/>
-              <w:bottom w:w="0" w:type="dxa"/>
-              <w:left w:w="0" w:type="dxa"/>
-              <w:right w:w="0" w:type="dxa"/>
-            </w:tcMar>
-            <w:vAlign w:val="top"/>
-          </w:tcPr>
-          <w:p>
-            <w:pPr>
-              <w:pStyle w:val="Normal"/>
-              <w:jc w:val="center"/>
-              <w:pBdr>
-                <w:bottom w:val="none" w:sz="0" w:space="0" w:color="000000"/>
-                <w:top w:val="none" w:sz="0" w:space="0" w:color="000000"/>
-                <w:left w:val="none" w:sz="0" w:space="0" w:color="000000"/>
-                <w:right w:val="none" w:sz="0" w:space="0" w:color="000000"/>
-              </w:pBdr>
-              <w:spacing w:after="100" w:before="100" w:line="240"/>
-              <w:ind w:left="100" w:right="100" w:firstLine="0" w:firstLineChars="0"/>
-              <w:rPr>
-                <w:rFonts w:ascii="Helvetica" w:hAnsi="Helvetica" w:eastAsia="Helvetica" w:cs="Helvetica"/>
-                <w:i w:val="false"/>
-                <w:b w:val="false"/>
-                <w:u w:val="none"/>
-                <w:sz w:val="22"/>
-                <w:szCs w:val="22"/>
-                <w:color w:val="000000"/>
-              </w:rPr>
-            </w:pPr>
-            <w:r>
-              <w:rPr>
-                <w:rFonts w:ascii="Helvetica" w:hAnsi="Helvetica" w:eastAsia="Helvetica" w:cs="Helvetica"/>
-                <w:i w:val="false"/>
-                <w:b w:val="false"/>
-                <w:u w:val="none"/>
-                <w:sz w:val="22"/>
-                <w:szCs w:val="22"/>
-                <w:color w:val="000000"/>
-              </w:rPr>
-              <w:t xml:space="preserve">143</w:t>
+              <w:t xml:space="preserve">142</w:t>
+            </w:r>
+          </w:p>
+        </w:tc>
+        <w:tc>
+          <w:tcPr>
+            <w:tcBorders>
+              <w:bottom w:val="none" w:sz="0" w:space="0" w:color="000000"/>
+              <w:top w:val="none" w:sz="0" w:space="0" w:color="000000"/>
+              <w:left w:val="none" w:sz="0" w:space="0" w:color="000000"/>
+              <w:right w:val="none" w:sz="0" w:space="0" w:color="000000"/>
+            </w:tcBorders>
+            <w:shd w:val="clear" w:color="auto" w:fill="FFFFFF"/>
+            <w:tcMar>
+              <w:top w:w="0" w:type="dxa"/>
+              <w:bottom w:w="0" w:type="dxa"/>
+              <w:left w:w="0" w:type="dxa"/>
+              <w:right w:w="0" w:type="dxa"/>
+            </w:tcMar>
+            <w:vAlign w:val="top"/>
+          </w:tcPr>
+          <w:p>
+            <w:pPr>
+              <w:pStyle w:val="Normal"/>
+              <w:jc w:val="center"/>
+              <w:pBdr>
+                <w:bottom w:val="none" w:sz="0" w:space="0" w:color="000000"/>
+                <w:top w:val="none" w:sz="0" w:space="0" w:color="000000"/>
+                <w:left w:val="none" w:sz="0" w:space="0" w:color="000000"/>
+                <w:right w:val="none" w:sz="0" w:space="0" w:color="000000"/>
+              </w:pBdr>
+              <w:spacing w:after="100" w:before="100" w:line="240"/>
+              <w:ind w:left="100" w:right="100" w:firstLine="0" w:firstLineChars="0"/>
+              <w:rPr>
+                <w:rFonts w:ascii="Helvetica" w:hAnsi="Helvetica" w:eastAsia="Helvetica" w:cs="Helvetica"/>
+                <w:i w:val="false"/>
+                <w:b w:val="false"/>
+                <w:u w:val="none"/>
+                <w:sz w:val="22"/>
+                <w:szCs w:val="22"/>
+                <w:color w:val="000000"/>
+              </w:rPr>
+            </w:pPr>
+            <w:r>
+              <w:rPr>
+                <w:rFonts w:ascii="Helvetica" w:hAnsi="Helvetica" w:eastAsia="Helvetica" w:cs="Helvetica"/>
+                <w:i w:val="false"/>
+                <w:b w:val="false"/>
+                <w:u w:val="none"/>
+                <w:sz w:val="22"/>
+                <w:szCs w:val="22"/>
+                <w:color w:val="000000"/>
+              </w:rPr>
+              <w:t xml:space="preserve">0.91</w:t>
+            </w:r>
+          </w:p>
+        </w:tc>
+        <w:tc>
+          <w:tcPr>
+            <w:tcBorders>
+              <w:bottom w:val="none" w:sz="0" w:space="0" w:color="000000"/>
+              <w:top w:val="none" w:sz="0" w:space="0" w:color="000000"/>
+              <w:left w:val="none" w:sz="0" w:space="0" w:color="000000"/>
+              <w:right w:val="none" w:sz="0" w:space="0" w:color="000000"/>
+            </w:tcBorders>
+            <w:shd w:val="clear" w:color="auto" w:fill="FFFFFF"/>
+            <w:tcMar>
+              <w:top w:w="0" w:type="dxa"/>
+              <w:bottom w:w="0" w:type="dxa"/>
+              <w:left w:w="0" w:type="dxa"/>
+              <w:right w:w="0" w:type="dxa"/>
+            </w:tcMar>
+            <w:vAlign w:val="top"/>
+          </w:tcPr>
+          <w:p>
+            <w:pPr>
+              <w:pStyle w:val="Normal"/>
+              <w:jc w:val="center"/>
+              <w:pBdr>
+                <w:bottom w:val="none" w:sz="0" w:space="0" w:color="000000"/>
+                <w:top w:val="none" w:sz="0" w:space="0" w:color="000000"/>
+                <w:left w:val="none" w:sz="0" w:space="0" w:color="000000"/>
+                <w:right w:val="none" w:sz="0" w:space="0" w:color="000000"/>
+              </w:pBdr>
+              <w:spacing w:after="100" w:before="100" w:line="240"/>
+              <w:ind w:left="100" w:right="100" w:firstLine="0" w:firstLineChars="0"/>
+              <w:rPr>
+                <w:rFonts w:ascii="Helvetica" w:hAnsi="Helvetica" w:eastAsia="Helvetica" w:cs="Helvetica"/>
+                <w:i w:val="false"/>
+                <w:b w:val="false"/>
+                <w:u w:val="none"/>
+                <w:sz w:val="22"/>
+                <w:szCs w:val="22"/>
+                <w:color w:val="000000"/>
+              </w:rPr>
+            </w:pPr>
+            <w:r>
+              <w:rPr>
+                <w:rFonts w:ascii="Helvetica" w:hAnsi="Helvetica" w:eastAsia="Helvetica" w:cs="Helvetica"/>
+                <w:i w:val="false"/>
+                <w:b w:val="false"/>
+                <w:u w:val="none"/>
+                <w:sz w:val="22"/>
+                <w:szCs w:val="22"/>
+                <w:color w:val="000000"/>
+              </w:rPr>
+              <w:t xml:space="preserve">0.42, 1.99</w:t>
+            </w:r>
+          </w:p>
+        </w:tc>
+        <w:tc>
+          <w:tcPr>
+            <w:tcBorders>
+              <w:bottom w:val="none" w:sz="0" w:space="0" w:color="000000"/>
+              <w:top w:val="none" w:sz="0" w:space="0" w:color="000000"/>
+              <w:left w:val="none" w:sz="0" w:space="0" w:color="000000"/>
+              <w:right w:val="none" w:sz="0" w:space="0" w:color="000000"/>
+            </w:tcBorders>
+            <w:shd w:val="clear" w:color="auto" w:fill="FFFFFF"/>
+            <w:tcMar>
+              <w:top w:w="0" w:type="dxa"/>
+              <w:bottom w:w="0" w:type="dxa"/>
+              <w:left w:w="0" w:type="dxa"/>
+              <w:right w:w="0" w:type="dxa"/>
+            </w:tcMar>
+            <w:vAlign w:val="top"/>
+          </w:tcPr>
+          <w:p>
+            <w:pPr>
+              <w:pStyle w:val="Normal"/>
+              <w:jc w:val="center"/>
+              <w:pBdr>
+                <w:bottom w:val="none" w:sz="0" w:space="0" w:color="000000"/>
+                <w:top w:val="none" w:sz="0" w:space="0" w:color="000000"/>
+                <w:left w:val="none" w:sz="0" w:space="0" w:color="000000"/>
+                <w:right w:val="none" w:sz="0" w:space="0" w:color="000000"/>
+              </w:pBdr>
+              <w:spacing w:after="100" w:before="100" w:line="240"/>
+              <w:ind w:left="100" w:right="100" w:firstLine="0" w:firstLineChars="0"/>
+              <w:rPr>
+                <w:rFonts w:ascii="Helvetica" w:hAnsi="Helvetica" w:eastAsia="Helvetica" w:cs="Helvetica"/>
+                <w:i w:val="false"/>
+                <w:b w:val="false"/>
+                <w:u w:val="none"/>
+                <w:sz w:val="22"/>
+                <w:szCs w:val="22"/>
+                <w:color w:val="000000"/>
+              </w:rPr>
+            </w:pPr>
+            <w:r>
+              <w:rPr>
+                <w:rFonts w:ascii="Helvetica" w:hAnsi="Helvetica" w:eastAsia="Helvetica" w:cs="Helvetica"/>
+                <w:i w:val="false"/>
+                <w:b w:val="false"/>
+                <w:u w:val="none"/>
+                <w:sz w:val="22"/>
+                <w:szCs w:val="22"/>
+                <w:color w:val="000000"/>
+              </w:rPr>
+              <w:t xml:space="preserve">0.820</w:t>
+            </w:r>
+          </w:p>
+        </w:tc>
+        <w:tc>
+          <w:tcPr>
+            <w:tcBorders>
+              <w:bottom w:val="none" w:sz="0" w:space="0" w:color="000000"/>
+              <w:top w:val="none" w:sz="0" w:space="0" w:color="000000"/>
+              <w:left w:val="none" w:sz="0" w:space="0" w:color="000000"/>
+              <w:right w:val="none" w:sz="0" w:space="0" w:color="000000"/>
+            </w:tcBorders>
+            <w:shd w:val="clear" w:color="auto" w:fill="FFFFFF"/>
+            <w:tcMar>
+              <w:top w:w="0" w:type="dxa"/>
+              <w:bottom w:w="0" w:type="dxa"/>
+              <w:left w:w="0" w:type="dxa"/>
+              <w:right w:w="0" w:type="dxa"/>
+            </w:tcMar>
+            <w:vAlign w:val="top"/>
+          </w:tcPr>
+          <w:p>
+            <w:pPr>
+              <w:pStyle w:val="Normal"/>
+              <w:jc w:val="center"/>
+              <w:pBdr>
+                <w:bottom w:val="none" w:sz="0" w:space="0" w:color="000000"/>
+                <w:top w:val="none" w:sz="0" w:space="0" w:color="000000"/>
+                <w:left w:val="none" w:sz="0" w:space="0" w:color="000000"/>
+                <w:right w:val="none" w:sz="0" w:space="0" w:color="000000"/>
+              </w:pBdr>
+              <w:spacing w:after="100" w:before="100" w:line="240"/>
+              <w:ind w:left="100" w:right="100" w:firstLine="0" w:firstLineChars="0"/>
+              <w:rPr>
+                <w:rFonts w:ascii="Helvetica" w:hAnsi="Helvetica" w:eastAsia="Helvetica" w:cs="Helvetica"/>
+                <w:i w:val="false"/>
+                <w:b w:val="false"/>
+                <w:u w:val="none"/>
+                <w:sz w:val="22"/>
+                <w:szCs w:val="22"/>
+                <w:color w:val="000000"/>
+              </w:rPr>
+            </w:pPr>
+            <w:r>
+              <w:rPr>
+                <w:rFonts w:ascii="Helvetica" w:hAnsi="Helvetica" w:eastAsia="Helvetica" w:cs="Helvetica"/>
+                <w:i w:val="false"/>
+                <w:b w:val="false"/>
+                <w:u w:val="none"/>
+                <w:sz w:val="22"/>
+                <w:szCs w:val="22"/>
+                <w:color w:val="000000"/>
+              </w:rPr>
+              <w:t xml:space="preserve">142</w:t>
             </w:r>
           </w:p>
         </w:tc>
@@ -10333,7 +10333,7 @@
                 <w:szCs w:val="22"/>
                 <w:color w:val="000000"/>
               </w:rPr>
-              <w:t xml:space="preserve">0.16, 1.45</w:t>
+              <w:t xml:space="preserve">0.16, 1.44</w:t>
             </w:r>
           </w:p>
         </w:tc>
@@ -10498,272 +10498,272 @@
                 <w:szCs w:val="22"/>
                 <w:color w:val="000000"/>
               </w:rPr>
-              <w:t xml:space="preserve">143</w:t>
-            </w:r>
-          </w:p>
-        </w:tc>
-        <w:tc>
-          <w:tcPr>
-            <w:tcBorders>
-              <w:bottom w:val="none" w:sz="0" w:space="0" w:color="000000"/>
-              <w:top w:val="none" w:sz="0" w:space="0" w:color="000000"/>
-              <w:left w:val="none" w:sz="0" w:space="0" w:color="000000"/>
-              <w:right w:val="none" w:sz="0" w:space="0" w:color="000000"/>
-            </w:tcBorders>
-            <w:shd w:val="clear" w:color="auto" w:fill="FFFFFF"/>
-            <w:tcMar>
-              <w:top w:w="0" w:type="dxa"/>
-              <w:bottom w:w="0" w:type="dxa"/>
-              <w:left w:w="0" w:type="dxa"/>
-              <w:right w:w="0" w:type="dxa"/>
-            </w:tcMar>
-            <w:vAlign w:val="top"/>
-          </w:tcPr>
-          <w:p>
-            <w:pPr>
-              <w:pStyle w:val="Normal"/>
-              <w:jc w:val="center"/>
-              <w:pBdr>
-                <w:bottom w:val="none" w:sz="0" w:space="0" w:color="000000"/>
-                <w:top w:val="none" w:sz="0" w:space="0" w:color="000000"/>
-                <w:left w:val="none" w:sz="0" w:space="0" w:color="000000"/>
-                <w:right w:val="none" w:sz="0" w:space="0" w:color="000000"/>
-              </w:pBdr>
-              <w:spacing w:after="100" w:before="100" w:line="240"/>
-              <w:ind w:left="100" w:right="100" w:firstLine="0" w:firstLineChars="0"/>
-              <w:rPr>
-                <w:rFonts w:ascii="Helvetica" w:hAnsi="Helvetica" w:eastAsia="Helvetica" w:cs="Helvetica"/>
-                <w:i w:val="false"/>
-                <w:b w:val="false"/>
-                <w:u w:val="none"/>
-                <w:sz w:val="22"/>
-                <w:szCs w:val="22"/>
-                <w:color w:val="000000"/>
-              </w:rPr>
-            </w:pPr>
-            <w:r>
-              <w:rPr>
-                <w:rFonts w:ascii="Helvetica" w:hAnsi="Helvetica" w:eastAsia="Helvetica" w:cs="Helvetica"/>
-                <w:i w:val="false"/>
-                <w:b w:val="false"/>
-                <w:u w:val="none"/>
-                <w:sz w:val="22"/>
-                <w:szCs w:val="22"/>
-                <w:color w:val="000000"/>
-              </w:rPr>
-              <w:t xml:space="preserve">0.55</w:t>
-            </w:r>
-          </w:p>
-        </w:tc>
-        <w:tc>
-          <w:tcPr>
-            <w:tcBorders>
-              <w:bottom w:val="none" w:sz="0" w:space="0" w:color="000000"/>
-              <w:top w:val="none" w:sz="0" w:space="0" w:color="000000"/>
-              <w:left w:val="none" w:sz="0" w:space="0" w:color="000000"/>
-              <w:right w:val="none" w:sz="0" w:space="0" w:color="000000"/>
-            </w:tcBorders>
-            <w:shd w:val="clear" w:color="auto" w:fill="FFFFFF"/>
-            <w:tcMar>
-              <w:top w:w="0" w:type="dxa"/>
-              <w:bottom w:w="0" w:type="dxa"/>
-              <w:left w:w="0" w:type="dxa"/>
-              <w:right w:w="0" w:type="dxa"/>
-            </w:tcMar>
-            <w:vAlign w:val="top"/>
-          </w:tcPr>
-          <w:p>
-            <w:pPr>
-              <w:pStyle w:val="Normal"/>
-              <w:jc w:val="center"/>
-              <w:pBdr>
-                <w:bottom w:val="none" w:sz="0" w:space="0" w:color="000000"/>
-                <w:top w:val="none" w:sz="0" w:space="0" w:color="000000"/>
-                <w:left w:val="none" w:sz="0" w:space="0" w:color="000000"/>
-                <w:right w:val="none" w:sz="0" w:space="0" w:color="000000"/>
-              </w:pBdr>
-              <w:spacing w:after="100" w:before="100" w:line="240"/>
-              <w:ind w:left="100" w:right="100" w:firstLine="0" w:firstLineChars="0"/>
-              <w:rPr>
-                <w:rFonts w:ascii="Helvetica" w:hAnsi="Helvetica" w:eastAsia="Helvetica" w:cs="Helvetica"/>
-                <w:i w:val="false"/>
-                <w:b w:val="false"/>
-                <w:u w:val="none"/>
-                <w:sz w:val="22"/>
-                <w:szCs w:val="22"/>
-                <w:color w:val="000000"/>
-              </w:rPr>
-            </w:pPr>
-            <w:r>
-              <w:rPr>
-                <w:rFonts w:ascii="Helvetica" w:hAnsi="Helvetica" w:eastAsia="Helvetica" w:cs="Helvetica"/>
-                <w:i w:val="false"/>
-                <w:b w:val="false"/>
-                <w:u w:val="none"/>
-                <w:sz w:val="22"/>
-                <w:szCs w:val="22"/>
-                <w:color w:val="000000"/>
-              </w:rPr>
-              <w:t xml:space="preserve">0.07, 4.22</w:t>
-            </w:r>
-          </w:p>
-        </w:tc>
-        <w:tc>
-          <w:tcPr>
-            <w:tcBorders>
-              <w:bottom w:val="none" w:sz="0" w:space="0" w:color="000000"/>
-              <w:top w:val="none" w:sz="0" w:space="0" w:color="000000"/>
-              <w:left w:val="none" w:sz="0" w:space="0" w:color="000000"/>
-              <w:right w:val="none" w:sz="0" w:space="0" w:color="000000"/>
-            </w:tcBorders>
-            <w:shd w:val="clear" w:color="auto" w:fill="FFFFFF"/>
-            <w:tcMar>
-              <w:top w:w="0" w:type="dxa"/>
-              <w:bottom w:w="0" w:type="dxa"/>
-              <w:left w:w="0" w:type="dxa"/>
-              <w:right w:w="0" w:type="dxa"/>
-            </w:tcMar>
-            <w:vAlign w:val="top"/>
-          </w:tcPr>
-          <w:p>
-            <w:pPr>
-              <w:pStyle w:val="Normal"/>
-              <w:jc w:val="center"/>
-              <w:pBdr>
-                <w:bottom w:val="none" w:sz="0" w:space="0" w:color="000000"/>
-                <w:top w:val="none" w:sz="0" w:space="0" w:color="000000"/>
-                <w:left w:val="none" w:sz="0" w:space="0" w:color="000000"/>
-                <w:right w:val="none" w:sz="0" w:space="0" w:color="000000"/>
-              </w:pBdr>
-              <w:spacing w:after="100" w:before="100" w:line="240"/>
-              <w:ind w:left="100" w:right="100" w:firstLine="0" w:firstLineChars="0"/>
-              <w:rPr>
-                <w:rFonts w:ascii="Helvetica" w:hAnsi="Helvetica" w:eastAsia="Helvetica" w:cs="Helvetica"/>
-                <w:i w:val="false"/>
-                <w:b w:val="false"/>
-                <w:u w:val="none"/>
-                <w:sz w:val="22"/>
-                <w:szCs w:val="22"/>
-                <w:color w:val="000000"/>
-              </w:rPr>
-            </w:pPr>
-            <w:r>
-              <w:rPr>
-                <w:rFonts w:ascii="Helvetica" w:hAnsi="Helvetica" w:eastAsia="Helvetica" w:cs="Helvetica"/>
-                <w:i w:val="false"/>
-                <w:b w:val="false"/>
-                <w:u w:val="none"/>
-                <w:sz w:val="22"/>
-                <w:szCs w:val="22"/>
-                <w:color w:val="000000"/>
-              </w:rPr>
-              <w:t xml:space="preserve">0.560</w:t>
-            </w:r>
-          </w:p>
-        </w:tc>
-        <w:tc>
-          <w:tcPr>
-            <w:tcBorders>
-              <w:bottom w:val="none" w:sz="0" w:space="0" w:color="000000"/>
-              <w:top w:val="none" w:sz="0" w:space="0" w:color="000000"/>
-              <w:left w:val="none" w:sz="0" w:space="0" w:color="000000"/>
-              <w:right w:val="none" w:sz="0" w:space="0" w:color="000000"/>
-            </w:tcBorders>
-            <w:shd w:val="clear" w:color="auto" w:fill="FFFFFF"/>
-            <w:tcMar>
-              <w:top w:w="0" w:type="dxa"/>
-              <w:bottom w:w="0" w:type="dxa"/>
-              <w:left w:w="0" w:type="dxa"/>
-              <w:right w:w="0" w:type="dxa"/>
-            </w:tcMar>
-            <w:vAlign w:val="top"/>
-          </w:tcPr>
-          <w:p>
-            <w:pPr>
-              <w:pStyle w:val="Normal"/>
-              <w:jc w:val="center"/>
-              <w:pBdr>
-                <w:bottom w:val="none" w:sz="0" w:space="0" w:color="000000"/>
-                <w:top w:val="none" w:sz="0" w:space="0" w:color="000000"/>
-                <w:left w:val="none" w:sz="0" w:space="0" w:color="000000"/>
-                <w:right w:val="none" w:sz="0" w:space="0" w:color="000000"/>
-              </w:pBdr>
-              <w:spacing w:after="100" w:before="100" w:line="240"/>
-              <w:ind w:left="100" w:right="100" w:firstLine="0" w:firstLineChars="0"/>
-              <w:rPr>
-                <w:rFonts w:ascii="Helvetica" w:hAnsi="Helvetica" w:eastAsia="Helvetica" w:cs="Helvetica"/>
-                <w:i w:val="false"/>
-                <w:b w:val="false"/>
-                <w:u w:val="none"/>
-                <w:sz w:val="22"/>
-                <w:szCs w:val="22"/>
-                <w:color w:val="000000"/>
-              </w:rPr>
-            </w:pPr>
-            <w:r>
-              <w:rPr>
-                <w:rFonts w:ascii="Helvetica" w:hAnsi="Helvetica" w:eastAsia="Helvetica" w:cs="Helvetica"/>
-                <w:i w:val="false"/>
-                <w:b w:val="false"/>
-                <w:u w:val="none"/>
-                <w:sz w:val="22"/>
-                <w:szCs w:val="22"/>
-                <w:color w:val="000000"/>
-              </w:rPr>
-              <w:t xml:space="preserve">143</w:t>
-            </w:r>
-          </w:p>
-        </w:tc>
-        <w:tc>
-          <w:tcPr>
-            <w:tcBorders>
-              <w:bottom w:val="none" w:sz="0" w:space="0" w:color="000000"/>
-              <w:top w:val="none" w:sz="0" w:space="0" w:color="000000"/>
-              <w:left w:val="none" w:sz="0" w:space="0" w:color="000000"/>
-              <w:right w:val="none" w:sz="0" w:space="0" w:color="000000"/>
-            </w:tcBorders>
-            <w:shd w:val="clear" w:color="auto" w:fill="FFFFFF"/>
-            <w:tcMar>
-              <w:top w:w="0" w:type="dxa"/>
-              <w:bottom w:w="0" w:type="dxa"/>
-              <w:left w:w="0" w:type="dxa"/>
-              <w:right w:w="0" w:type="dxa"/>
-            </w:tcMar>
-            <w:vAlign w:val="top"/>
-          </w:tcPr>
-          <w:p>
-            <w:pPr>
-              <w:pStyle w:val="Normal"/>
-              <w:jc w:val="center"/>
-              <w:pBdr>
-                <w:bottom w:val="none" w:sz="0" w:space="0" w:color="000000"/>
-                <w:top w:val="none" w:sz="0" w:space="0" w:color="000000"/>
-                <w:left w:val="none" w:sz="0" w:space="0" w:color="000000"/>
-                <w:right w:val="none" w:sz="0" w:space="0" w:color="000000"/>
-              </w:pBdr>
-              <w:spacing w:after="100" w:before="100" w:line="240"/>
-              <w:ind w:left="100" w:right="100" w:firstLine="0" w:firstLineChars="0"/>
-              <w:rPr>
-                <w:rFonts w:ascii="Helvetica" w:hAnsi="Helvetica" w:eastAsia="Helvetica" w:cs="Helvetica"/>
-                <w:i w:val="false"/>
-                <w:b w:val="false"/>
-                <w:u w:val="none"/>
-                <w:sz w:val="22"/>
-                <w:szCs w:val="22"/>
-                <w:color w:val="000000"/>
-              </w:rPr>
-            </w:pPr>
-            <w:r>
-              <w:rPr>
-                <w:rFonts w:ascii="Helvetica" w:hAnsi="Helvetica" w:eastAsia="Helvetica" w:cs="Helvetica"/>
-                <w:i w:val="false"/>
-                <w:b w:val="false"/>
-                <w:u w:val="none"/>
-                <w:sz w:val="22"/>
-                <w:szCs w:val="22"/>
-                <w:color w:val="000000"/>
-              </w:rPr>
-              <w:t xml:space="preserve">0.87</w:t>
+              <w:t xml:space="preserve">142</w:t>
+            </w:r>
+          </w:p>
+        </w:tc>
+        <w:tc>
+          <w:tcPr>
+            <w:tcBorders>
+              <w:bottom w:val="none" w:sz="0" w:space="0" w:color="000000"/>
+              <w:top w:val="none" w:sz="0" w:space="0" w:color="000000"/>
+              <w:left w:val="none" w:sz="0" w:space="0" w:color="000000"/>
+              <w:right w:val="none" w:sz="0" w:space="0" w:color="000000"/>
+            </w:tcBorders>
+            <w:shd w:val="clear" w:color="auto" w:fill="FFFFFF"/>
+            <w:tcMar>
+              <w:top w:w="0" w:type="dxa"/>
+              <w:bottom w:w="0" w:type="dxa"/>
+              <w:left w:w="0" w:type="dxa"/>
+              <w:right w:w="0" w:type="dxa"/>
+            </w:tcMar>
+            <w:vAlign w:val="top"/>
+          </w:tcPr>
+          <w:p>
+            <w:pPr>
+              <w:pStyle w:val="Normal"/>
+              <w:jc w:val="center"/>
+              <w:pBdr>
+                <w:bottom w:val="none" w:sz="0" w:space="0" w:color="000000"/>
+                <w:top w:val="none" w:sz="0" w:space="0" w:color="000000"/>
+                <w:left w:val="none" w:sz="0" w:space="0" w:color="000000"/>
+                <w:right w:val="none" w:sz="0" w:space="0" w:color="000000"/>
+              </w:pBdr>
+              <w:spacing w:after="100" w:before="100" w:line="240"/>
+              <w:ind w:left="100" w:right="100" w:firstLine="0" w:firstLineChars="0"/>
+              <w:rPr>
+                <w:rFonts w:ascii="Helvetica" w:hAnsi="Helvetica" w:eastAsia="Helvetica" w:cs="Helvetica"/>
+                <w:i w:val="false"/>
+                <w:b w:val="false"/>
+                <w:u w:val="none"/>
+                <w:sz w:val="22"/>
+                <w:szCs w:val="22"/>
+                <w:color w:val="000000"/>
+              </w:rPr>
+            </w:pPr>
+            <w:r>
+              <w:rPr>
+                <w:rFonts w:ascii="Helvetica" w:hAnsi="Helvetica" w:eastAsia="Helvetica" w:cs="Helvetica"/>
+                <w:i w:val="false"/>
+                <w:b w:val="false"/>
+                <w:u w:val="none"/>
+                <w:sz w:val="22"/>
+                <w:szCs w:val="22"/>
+                <w:color w:val="000000"/>
+              </w:rPr>
+              <w:t xml:space="preserve">0.61</w:t>
+            </w:r>
+          </w:p>
+        </w:tc>
+        <w:tc>
+          <w:tcPr>
+            <w:tcBorders>
+              <w:bottom w:val="none" w:sz="0" w:space="0" w:color="000000"/>
+              <w:top w:val="none" w:sz="0" w:space="0" w:color="000000"/>
+              <w:left w:val="none" w:sz="0" w:space="0" w:color="000000"/>
+              <w:right w:val="none" w:sz="0" w:space="0" w:color="000000"/>
+            </w:tcBorders>
+            <w:shd w:val="clear" w:color="auto" w:fill="FFFFFF"/>
+            <w:tcMar>
+              <w:top w:w="0" w:type="dxa"/>
+              <w:bottom w:w="0" w:type="dxa"/>
+              <w:left w:w="0" w:type="dxa"/>
+              <w:right w:w="0" w:type="dxa"/>
+            </w:tcMar>
+            <w:vAlign w:val="top"/>
+          </w:tcPr>
+          <w:p>
+            <w:pPr>
+              <w:pStyle w:val="Normal"/>
+              <w:jc w:val="center"/>
+              <w:pBdr>
+                <w:bottom w:val="none" w:sz="0" w:space="0" w:color="000000"/>
+                <w:top w:val="none" w:sz="0" w:space="0" w:color="000000"/>
+                <w:left w:val="none" w:sz="0" w:space="0" w:color="000000"/>
+                <w:right w:val="none" w:sz="0" w:space="0" w:color="000000"/>
+              </w:pBdr>
+              <w:spacing w:after="100" w:before="100" w:line="240"/>
+              <w:ind w:left="100" w:right="100" w:firstLine="0" w:firstLineChars="0"/>
+              <w:rPr>
+                <w:rFonts w:ascii="Helvetica" w:hAnsi="Helvetica" w:eastAsia="Helvetica" w:cs="Helvetica"/>
+                <w:i w:val="false"/>
+                <w:b w:val="false"/>
+                <w:u w:val="none"/>
+                <w:sz w:val="22"/>
+                <w:szCs w:val="22"/>
+                <w:color w:val="000000"/>
+              </w:rPr>
+            </w:pPr>
+            <w:r>
+              <w:rPr>
+                <w:rFonts w:ascii="Helvetica" w:hAnsi="Helvetica" w:eastAsia="Helvetica" w:cs="Helvetica"/>
+                <w:i w:val="false"/>
+                <w:b w:val="false"/>
+                <w:u w:val="none"/>
+                <w:sz w:val="22"/>
+                <w:szCs w:val="22"/>
+                <w:color w:val="000000"/>
+              </w:rPr>
+              <w:t xml:space="preserve">0.08, 4.75</w:t>
+            </w:r>
+          </w:p>
+        </w:tc>
+        <w:tc>
+          <w:tcPr>
+            <w:tcBorders>
+              <w:bottom w:val="none" w:sz="0" w:space="0" w:color="000000"/>
+              <w:top w:val="none" w:sz="0" w:space="0" w:color="000000"/>
+              <w:left w:val="none" w:sz="0" w:space="0" w:color="000000"/>
+              <w:right w:val="none" w:sz="0" w:space="0" w:color="000000"/>
+            </w:tcBorders>
+            <w:shd w:val="clear" w:color="auto" w:fill="FFFFFF"/>
+            <w:tcMar>
+              <w:top w:w="0" w:type="dxa"/>
+              <w:bottom w:w="0" w:type="dxa"/>
+              <w:left w:w="0" w:type="dxa"/>
+              <w:right w:w="0" w:type="dxa"/>
+            </w:tcMar>
+            <w:vAlign w:val="top"/>
+          </w:tcPr>
+          <w:p>
+            <w:pPr>
+              <w:pStyle w:val="Normal"/>
+              <w:jc w:val="center"/>
+              <w:pBdr>
+                <w:bottom w:val="none" w:sz="0" w:space="0" w:color="000000"/>
+                <w:top w:val="none" w:sz="0" w:space="0" w:color="000000"/>
+                <w:left w:val="none" w:sz="0" w:space="0" w:color="000000"/>
+                <w:right w:val="none" w:sz="0" w:space="0" w:color="000000"/>
+              </w:pBdr>
+              <w:spacing w:after="100" w:before="100" w:line="240"/>
+              <w:ind w:left="100" w:right="100" w:firstLine="0" w:firstLineChars="0"/>
+              <w:rPr>
+                <w:rFonts w:ascii="Helvetica" w:hAnsi="Helvetica" w:eastAsia="Helvetica" w:cs="Helvetica"/>
+                <w:i w:val="false"/>
+                <w:b w:val="false"/>
+                <w:u w:val="none"/>
+                <w:sz w:val="22"/>
+                <w:szCs w:val="22"/>
+                <w:color w:val="000000"/>
+              </w:rPr>
+            </w:pPr>
+            <w:r>
+              <w:rPr>
+                <w:rFonts w:ascii="Helvetica" w:hAnsi="Helvetica" w:eastAsia="Helvetica" w:cs="Helvetica"/>
+                <w:i w:val="false"/>
+                <w:b w:val="false"/>
+                <w:u w:val="none"/>
+                <w:sz w:val="22"/>
+                <w:szCs w:val="22"/>
+                <w:color w:val="000000"/>
+              </w:rPr>
+              <w:t xml:space="preserve">0.640</w:t>
+            </w:r>
+          </w:p>
+        </w:tc>
+        <w:tc>
+          <w:tcPr>
+            <w:tcBorders>
+              <w:bottom w:val="none" w:sz="0" w:space="0" w:color="000000"/>
+              <w:top w:val="none" w:sz="0" w:space="0" w:color="000000"/>
+              <w:left w:val="none" w:sz="0" w:space="0" w:color="000000"/>
+              <w:right w:val="none" w:sz="0" w:space="0" w:color="000000"/>
+            </w:tcBorders>
+            <w:shd w:val="clear" w:color="auto" w:fill="FFFFFF"/>
+            <w:tcMar>
+              <w:top w:w="0" w:type="dxa"/>
+              <w:bottom w:w="0" w:type="dxa"/>
+              <w:left w:w="0" w:type="dxa"/>
+              <w:right w:w="0" w:type="dxa"/>
+            </w:tcMar>
+            <w:vAlign w:val="top"/>
+          </w:tcPr>
+          <w:p>
+            <w:pPr>
+              <w:pStyle w:val="Normal"/>
+              <w:jc w:val="center"/>
+              <w:pBdr>
+                <w:bottom w:val="none" w:sz="0" w:space="0" w:color="000000"/>
+                <w:top w:val="none" w:sz="0" w:space="0" w:color="000000"/>
+                <w:left w:val="none" w:sz="0" w:space="0" w:color="000000"/>
+                <w:right w:val="none" w:sz="0" w:space="0" w:color="000000"/>
+              </w:pBdr>
+              <w:spacing w:after="100" w:before="100" w:line="240"/>
+              <w:ind w:left="100" w:right="100" w:firstLine="0" w:firstLineChars="0"/>
+              <w:rPr>
+                <w:rFonts w:ascii="Helvetica" w:hAnsi="Helvetica" w:eastAsia="Helvetica" w:cs="Helvetica"/>
+                <w:i w:val="false"/>
+                <w:b w:val="false"/>
+                <w:u w:val="none"/>
+                <w:sz w:val="22"/>
+                <w:szCs w:val="22"/>
+                <w:color w:val="000000"/>
+              </w:rPr>
+            </w:pPr>
+            <w:r>
+              <w:rPr>
+                <w:rFonts w:ascii="Helvetica" w:hAnsi="Helvetica" w:eastAsia="Helvetica" w:cs="Helvetica"/>
+                <w:i w:val="false"/>
+                <w:b w:val="false"/>
+                <w:u w:val="none"/>
+                <w:sz w:val="22"/>
+                <w:szCs w:val="22"/>
+                <w:color w:val="000000"/>
+              </w:rPr>
+              <w:t xml:space="preserve">142</w:t>
+            </w:r>
+          </w:p>
+        </w:tc>
+        <w:tc>
+          <w:tcPr>
+            <w:tcBorders>
+              <w:bottom w:val="none" w:sz="0" w:space="0" w:color="000000"/>
+              <w:top w:val="none" w:sz="0" w:space="0" w:color="000000"/>
+              <w:left w:val="none" w:sz="0" w:space="0" w:color="000000"/>
+              <w:right w:val="none" w:sz="0" w:space="0" w:color="000000"/>
+            </w:tcBorders>
+            <w:shd w:val="clear" w:color="auto" w:fill="FFFFFF"/>
+            <w:tcMar>
+              <w:top w:w="0" w:type="dxa"/>
+              <w:bottom w:w="0" w:type="dxa"/>
+              <w:left w:w="0" w:type="dxa"/>
+              <w:right w:w="0" w:type="dxa"/>
+            </w:tcMar>
+            <w:vAlign w:val="top"/>
+          </w:tcPr>
+          <w:p>
+            <w:pPr>
+              <w:pStyle w:val="Normal"/>
+              <w:jc w:val="center"/>
+              <w:pBdr>
+                <w:bottom w:val="none" w:sz="0" w:space="0" w:color="000000"/>
+                <w:top w:val="none" w:sz="0" w:space="0" w:color="000000"/>
+                <w:left w:val="none" w:sz="0" w:space="0" w:color="000000"/>
+                <w:right w:val="none" w:sz="0" w:space="0" w:color="000000"/>
+              </w:pBdr>
+              <w:spacing w:after="100" w:before="100" w:line="240"/>
+              <w:ind w:left="100" w:right="100" w:firstLine="0" w:firstLineChars="0"/>
+              <w:rPr>
+                <w:rFonts w:ascii="Helvetica" w:hAnsi="Helvetica" w:eastAsia="Helvetica" w:cs="Helvetica"/>
+                <w:i w:val="false"/>
+                <w:b w:val="false"/>
+                <w:u w:val="none"/>
+                <w:sz w:val="22"/>
+                <w:szCs w:val="22"/>
+                <w:color w:val="000000"/>
+              </w:rPr>
+            </w:pPr>
+            <w:r>
+              <w:rPr>
+                <w:rFonts w:ascii="Helvetica" w:hAnsi="Helvetica" w:eastAsia="Helvetica" w:cs="Helvetica"/>
+                <w:i w:val="false"/>
+                <w:b w:val="false"/>
+                <w:u w:val="none"/>
+                <w:sz w:val="22"/>
+                <w:szCs w:val="22"/>
+                <w:color w:val="000000"/>
+              </w:rPr>
+              <w:t xml:space="preserve">0.95</w:t>
             </w:r>
           </w:p>
         </w:tc>
@@ -10869,14 +10869,14 @@
                 <w:szCs w:val="22"/>
                 <w:color w:val="000000"/>
               </w:rPr>
-              <w:t xml:space="preserve">0.960</w:t>
+              <w:t xml:space="preserve">0.980</w:t>
             </w:r>
           </w:p>
         </w:tc>
       </w:tr>
       <w:tr>
         <w:trPr>
-          <w:trHeight w:val="597" w:hRule="auto"/>
+          <w:trHeight w:val="598" w:hRule="auto"/>
         </w:trPr>
         body22
         <w:tc>
@@ -10981,7 +10981,7 @@
                 <w:szCs w:val="22"/>
                 <w:color w:val="000000"/>
               </w:rPr>
-              <w:t xml:space="preserve">143</w:t>
+              <w:t xml:space="preserve">142</w:t>
             </w:r>
           </w:p>
         </w:tc>
@@ -11193,7 +11193,7 @@
                 <w:szCs w:val="22"/>
                 <w:color w:val="000000"/>
               </w:rPr>
-              <w:t xml:space="preserve">143</w:t>
+              <w:t xml:space="preserve">142</w:t>
             </w:r>
           </w:p>
         </w:tc>
@@ -11299,7 +11299,7 @@
                 <w:szCs w:val="22"/>
                 <w:color w:val="000000"/>
               </w:rPr>
-              <w:t xml:space="preserve">0.00, 0.03</w:t>
+              <w:t xml:space="preserve">0.00, 0.04</w:t>
             </w:r>
           </w:p>
         </w:tc>
@@ -11464,378 +11464,378 @@
                 <w:szCs w:val="22"/>
                 <w:color w:val="000000"/>
               </w:rPr>
-              <w:t xml:space="preserve">143</w:t>
-            </w:r>
-          </w:p>
-        </w:tc>
-        <w:tc>
-          <w:tcPr>
-            <w:tcBorders>
-              <w:bottom w:val="none" w:sz="0" w:space="0" w:color="000000"/>
-              <w:top w:val="none" w:sz="0" w:space="0" w:color="000000"/>
-              <w:left w:val="none" w:sz="0" w:space="0" w:color="000000"/>
-              <w:right w:val="none" w:sz="0" w:space="0" w:color="000000"/>
-            </w:tcBorders>
-            <w:shd w:val="clear" w:color="auto" w:fill="FFFFFF"/>
-            <w:tcMar>
-              <w:top w:w="0" w:type="dxa"/>
-              <w:bottom w:w="0" w:type="dxa"/>
-              <w:left w:w="0" w:type="dxa"/>
-              <w:right w:w="0" w:type="dxa"/>
-            </w:tcMar>
-            <w:vAlign w:val="top"/>
-          </w:tcPr>
-          <w:p>
-            <w:pPr>
-              <w:pStyle w:val="Normal"/>
-              <w:jc w:val="center"/>
-              <w:pBdr>
-                <w:bottom w:val="none" w:sz="0" w:space="0" w:color="000000"/>
-                <w:top w:val="none" w:sz="0" w:space="0" w:color="000000"/>
-                <w:left w:val="none" w:sz="0" w:space="0" w:color="000000"/>
-                <w:right w:val="none" w:sz="0" w:space="0" w:color="000000"/>
-              </w:pBdr>
-              <w:spacing w:after="100" w:before="100" w:line="240"/>
-              <w:ind w:left="100" w:right="100" w:firstLine="0" w:firstLineChars="0"/>
-              <w:rPr>
-                <w:rFonts w:ascii="Helvetica" w:hAnsi="Helvetica" w:eastAsia="Helvetica" w:cs="Helvetica"/>
-                <w:i w:val="false"/>
-                <w:b w:val="false"/>
-                <w:u w:val="none"/>
-                <w:sz w:val="22"/>
-                <w:szCs w:val="22"/>
-                <w:color w:val="000000"/>
-              </w:rPr>
-            </w:pPr>
-            <w:r>
-              <w:rPr>
-                <w:rFonts w:ascii="Helvetica" w:hAnsi="Helvetica" w:eastAsia="Helvetica" w:cs="Helvetica"/>
-                <w:i w:val="false"/>
-                <w:b w:val="false"/>
-                <w:u w:val="none"/>
-                <w:sz w:val="22"/>
-                <w:szCs w:val="22"/>
-                <w:color w:val="000000"/>
-              </w:rPr>
-              <w:t xml:space="preserve">1.87</w:t>
-            </w:r>
-          </w:p>
-        </w:tc>
-        <w:tc>
-          <w:tcPr>
-            <w:tcBorders>
-              <w:bottom w:val="none" w:sz="0" w:space="0" w:color="000000"/>
-              <w:top w:val="none" w:sz="0" w:space="0" w:color="000000"/>
-              <w:left w:val="none" w:sz="0" w:space="0" w:color="000000"/>
-              <w:right w:val="none" w:sz="0" w:space="0" w:color="000000"/>
-            </w:tcBorders>
-            <w:shd w:val="clear" w:color="auto" w:fill="FFFFFF"/>
-            <w:tcMar>
-              <w:top w:w="0" w:type="dxa"/>
-              <w:bottom w:w="0" w:type="dxa"/>
-              <w:left w:w="0" w:type="dxa"/>
-              <w:right w:w="0" w:type="dxa"/>
-            </w:tcMar>
-            <w:vAlign w:val="top"/>
-          </w:tcPr>
-          <w:p>
-            <w:pPr>
-              <w:pStyle w:val="Normal"/>
-              <w:jc w:val="center"/>
-              <w:pBdr>
-                <w:bottom w:val="none" w:sz="0" w:space="0" w:color="000000"/>
-                <w:top w:val="none" w:sz="0" w:space="0" w:color="000000"/>
-                <w:left w:val="none" w:sz="0" w:space="0" w:color="000000"/>
-                <w:right w:val="none" w:sz="0" w:space="0" w:color="000000"/>
-              </w:pBdr>
-              <w:spacing w:after="100" w:before="100" w:line="240"/>
-              <w:ind w:left="100" w:right="100" w:firstLine="0" w:firstLineChars="0"/>
-              <w:rPr>
-                <w:rFonts w:ascii="Helvetica" w:hAnsi="Helvetica" w:eastAsia="Helvetica" w:cs="Helvetica"/>
-                <w:i w:val="false"/>
-                <w:b w:val="false"/>
-                <w:u w:val="none"/>
-                <w:sz w:val="22"/>
-                <w:szCs w:val="22"/>
-                <w:color w:val="000000"/>
-              </w:rPr>
-            </w:pPr>
-            <w:r>
-              <w:rPr>
-                <w:rFonts w:ascii="Helvetica" w:hAnsi="Helvetica" w:eastAsia="Helvetica" w:cs="Helvetica"/>
-                <w:i w:val="false"/>
-                <w:b w:val="false"/>
-                <w:u w:val="none"/>
-                <w:sz w:val="22"/>
-                <w:szCs w:val="22"/>
-                <w:color w:val="000000"/>
-              </w:rPr>
-              <w:t xml:space="preserve">0.53, 6.55</w:t>
-            </w:r>
-          </w:p>
-        </w:tc>
-        <w:tc>
-          <w:tcPr>
-            <w:tcBorders>
-              <w:bottom w:val="none" w:sz="0" w:space="0" w:color="000000"/>
-              <w:top w:val="none" w:sz="0" w:space="0" w:color="000000"/>
-              <w:left w:val="none" w:sz="0" w:space="0" w:color="000000"/>
-              <w:right w:val="none" w:sz="0" w:space="0" w:color="000000"/>
-            </w:tcBorders>
-            <w:shd w:val="clear" w:color="auto" w:fill="FFFFFF"/>
-            <w:tcMar>
-              <w:top w:w="0" w:type="dxa"/>
-              <w:bottom w:w="0" w:type="dxa"/>
-              <w:left w:w="0" w:type="dxa"/>
-              <w:right w:w="0" w:type="dxa"/>
-            </w:tcMar>
-            <w:vAlign w:val="top"/>
-          </w:tcPr>
-          <w:p>
-            <w:pPr>
-              <w:pStyle w:val="Normal"/>
-              <w:jc w:val="center"/>
-              <w:pBdr>
-                <w:bottom w:val="none" w:sz="0" w:space="0" w:color="000000"/>
-                <w:top w:val="none" w:sz="0" w:space="0" w:color="000000"/>
-                <w:left w:val="none" w:sz="0" w:space="0" w:color="000000"/>
-                <w:right w:val="none" w:sz="0" w:space="0" w:color="000000"/>
-              </w:pBdr>
-              <w:spacing w:after="100" w:before="100" w:line="240"/>
-              <w:ind w:left="100" w:right="100" w:firstLine="0" w:firstLineChars="0"/>
-              <w:rPr>
-                <w:rFonts w:ascii="Helvetica" w:hAnsi="Helvetica" w:eastAsia="Helvetica" w:cs="Helvetica"/>
-                <w:i w:val="false"/>
-                <w:b w:val="false"/>
-                <w:u w:val="none"/>
-                <w:sz w:val="22"/>
-                <w:szCs w:val="22"/>
-                <w:color w:val="000000"/>
-              </w:rPr>
-            </w:pPr>
-            <w:r>
-              <w:rPr>
-                <w:rFonts w:ascii="Helvetica" w:hAnsi="Helvetica" w:eastAsia="Helvetica" w:cs="Helvetica"/>
-                <w:i w:val="false"/>
-                <w:b w:val="false"/>
-                <w:u w:val="none"/>
-                <w:sz w:val="22"/>
-                <w:szCs w:val="22"/>
-                <w:color w:val="000000"/>
-              </w:rPr>
-              <w:t xml:space="preserve">0.330</w:t>
-            </w:r>
-          </w:p>
-        </w:tc>
-        <w:tc>
-          <w:tcPr>
-            <w:tcBorders>
-              <w:bottom w:val="none" w:sz="0" w:space="0" w:color="000000"/>
-              <w:top w:val="none" w:sz="0" w:space="0" w:color="000000"/>
-              <w:left w:val="none" w:sz="0" w:space="0" w:color="000000"/>
-              <w:right w:val="none" w:sz="0" w:space="0" w:color="000000"/>
-            </w:tcBorders>
-            <w:shd w:val="clear" w:color="auto" w:fill="FFFFFF"/>
-            <w:tcMar>
-              <w:top w:w="0" w:type="dxa"/>
-              <w:bottom w:w="0" w:type="dxa"/>
-              <w:left w:w="0" w:type="dxa"/>
-              <w:right w:w="0" w:type="dxa"/>
-            </w:tcMar>
-            <w:vAlign w:val="top"/>
-          </w:tcPr>
-          <w:p>
-            <w:pPr>
-              <w:pStyle w:val="Normal"/>
-              <w:jc w:val="center"/>
-              <w:pBdr>
-                <w:bottom w:val="none" w:sz="0" w:space="0" w:color="000000"/>
-                <w:top w:val="none" w:sz="0" w:space="0" w:color="000000"/>
-                <w:left w:val="none" w:sz="0" w:space="0" w:color="000000"/>
-                <w:right w:val="none" w:sz="0" w:space="0" w:color="000000"/>
-              </w:pBdr>
-              <w:spacing w:after="100" w:before="100" w:line="240"/>
-              <w:ind w:left="100" w:right="100" w:firstLine="0" w:firstLineChars="0"/>
-              <w:rPr>
-                <w:rFonts w:ascii="Helvetica" w:hAnsi="Helvetica" w:eastAsia="Helvetica" w:cs="Helvetica"/>
-                <w:i w:val="false"/>
-                <w:b w:val="false"/>
-                <w:u w:val="none"/>
-                <w:sz w:val="22"/>
-                <w:szCs w:val="22"/>
-                <w:color w:val="000000"/>
-              </w:rPr>
-            </w:pPr>
-            <w:r>
-              <w:rPr>
-                <w:rFonts w:ascii="Helvetica" w:hAnsi="Helvetica" w:eastAsia="Helvetica" w:cs="Helvetica"/>
-                <w:i w:val="false"/>
-                <w:b w:val="false"/>
-                <w:u w:val="none"/>
-                <w:sz w:val="22"/>
-                <w:szCs w:val="22"/>
-                <w:color w:val="000000"/>
-              </w:rPr>
-              <w:t xml:space="preserve">143</w:t>
-            </w:r>
-          </w:p>
-        </w:tc>
-        <w:tc>
-          <w:tcPr>
-            <w:tcBorders>
-              <w:bottom w:val="none" w:sz="0" w:space="0" w:color="000000"/>
-              <w:top w:val="none" w:sz="0" w:space="0" w:color="000000"/>
-              <w:left w:val="none" w:sz="0" w:space="0" w:color="000000"/>
-              <w:right w:val="none" w:sz="0" w:space="0" w:color="000000"/>
-            </w:tcBorders>
-            <w:shd w:val="clear" w:color="auto" w:fill="FFFFFF"/>
-            <w:tcMar>
-              <w:top w:w="0" w:type="dxa"/>
-              <w:bottom w:w="0" w:type="dxa"/>
-              <w:left w:w="0" w:type="dxa"/>
-              <w:right w:w="0" w:type="dxa"/>
-            </w:tcMar>
-            <w:vAlign w:val="top"/>
-          </w:tcPr>
-          <w:p>
-            <w:pPr>
-              <w:pStyle w:val="Normal"/>
-              <w:jc w:val="center"/>
-              <w:pBdr>
-                <w:bottom w:val="none" w:sz="0" w:space="0" w:color="000000"/>
-                <w:top w:val="none" w:sz="0" w:space="0" w:color="000000"/>
-                <w:left w:val="none" w:sz="0" w:space="0" w:color="000000"/>
-                <w:right w:val="none" w:sz="0" w:space="0" w:color="000000"/>
-              </w:pBdr>
-              <w:spacing w:after="100" w:before="100" w:line="240"/>
-              <w:ind w:left="100" w:right="100" w:firstLine="0" w:firstLineChars="0"/>
-              <w:rPr>
-                <w:rFonts w:ascii="Helvetica" w:hAnsi="Helvetica" w:eastAsia="Helvetica" w:cs="Helvetica"/>
-                <w:i w:val="false"/>
-                <w:b w:val="false"/>
-                <w:u w:val="none"/>
-                <w:sz w:val="22"/>
-                <w:szCs w:val="22"/>
-                <w:color w:val="000000"/>
-              </w:rPr>
-            </w:pPr>
-            <w:r>
-              <w:rPr>
-                <w:rFonts w:ascii="Helvetica" w:hAnsi="Helvetica" w:eastAsia="Helvetica" w:cs="Helvetica"/>
-                <w:i w:val="false"/>
-                <w:b w:val="false"/>
-                <w:u w:val="none"/>
-                <w:sz w:val="22"/>
-                <w:szCs w:val="22"/>
-                <w:color w:val="000000"/>
-              </w:rPr>
-              <w:t xml:space="preserve">3.79</w:t>
-            </w:r>
-          </w:p>
-        </w:tc>
-        <w:tc>
-          <w:tcPr>
-            <w:tcBorders>
-              <w:bottom w:val="none" w:sz="0" w:space="0" w:color="000000"/>
-              <w:top w:val="none" w:sz="0" w:space="0" w:color="000000"/>
-              <w:left w:val="none" w:sz="0" w:space="0" w:color="000000"/>
-              <w:right w:val="none" w:sz="0" w:space="0" w:color="000000"/>
-            </w:tcBorders>
-            <w:shd w:val="clear" w:color="auto" w:fill="FFFFFF"/>
-            <w:tcMar>
-              <w:top w:w="0" w:type="dxa"/>
-              <w:bottom w:w="0" w:type="dxa"/>
-              <w:left w:w="0" w:type="dxa"/>
-              <w:right w:w="0" w:type="dxa"/>
-            </w:tcMar>
-            <w:vAlign w:val="top"/>
-          </w:tcPr>
-          <w:p>
-            <w:pPr>
-              <w:pStyle w:val="Normal"/>
-              <w:jc w:val="center"/>
-              <w:pBdr>
-                <w:bottom w:val="none" w:sz="0" w:space="0" w:color="000000"/>
-                <w:top w:val="none" w:sz="0" w:space="0" w:color="000000"/>
-                <w:left w:val="none" w:sz="0" w:space="0" w:color="000000"/>
-                <w:right w:val="none" w:sz="0" w:space="0" w:color="000000"/>
-              </w:pBdr>
-              <w:spacing w:after="100" w:before="100" w:line="240"/>
-              <w:ind w:left="100" w:right="100" w:firstLine="0" w:firstLineChars="0"/>
-              <w:rPr>
-                <w:rFonts w:ascii="Helvetica" w:hAnsi="Helvetica" w:eastAsia="Helvetica" w:cs="Helvetica"/>
-                <w:i w:val="false"/>
-                <w:b w:val="false"/>
-                <w:u w:val="none"/>
-                <w:sz w:val="22"/>
-                <w:szCs w:val="22"/>
-                <w:color w:val="000000"/>
-              </w:rPr>
-            </w:pPr>
-            <w:r>
-              <w:rPr>
-                <w:rFonts w:ascii="Helvetica" w:hAnsi="Helvetica" w:eastAsia="Helvetica" w:cs="Helvetica"/>
-                <w:i w:val="false"/>
-                <w:b w:val="false"/>
-                <w:u w:val="none"/>
-                <w:sz w:val="22"/>
-                <w:szCs w:val="22"/>
-                <w:color w:val="000000"/>
-              </w:rPr>
-              <w:t xml:space="preserve">0.59, 24.2</w:t>
-            </w:r>
-          </w:p>
-        </w:tc>
-        <w:tc>
-          <w:tcPr>
-            <w:tcBorders>
-              <w:bottom w:val="none" w:sz="0" w:space="0" w:color="000000"/>
-              <w:top w:val="none" w:sz="0" w:space="0" w:color="000000"/>
-              <w:left w:val="none" w:sz="0" w:space="0" w:color="000000"/>
-              <w:right w:val="none" w:sz="0" w:space="0" w:color="000000"/>
-            </w:tcBorders>
-            <w:shd w:val="clear" w:color="auto" w:fill="FFFFFF"/>
-            <w:tcMar>
-              <w:top w:w="0" w:type="dxa"/>
-              <w:bottom w:w="0" w:type="dxa"/>
-              <w:left w:w="0" w:type="dxa"/>
-              <w:right w:w="0" w:type="dxa"/>
-            </w:tcMar>
-            <w:vAlign w:val="top"/>
-          </w:tcPr>
-          <w:p>
-            <w:pPr>
-              <w:pStyle w:val="Normal"/>
-              <w:jc w:val="center"/>
-              <w:pBdr>
-                <w:bottom w:val="none" w:sz="0" w:space="0" w:color="000000"/>
-                <w:top w:val="none" w:sz="0" w:space="0" w:color="000000"/>
-                <w:left w:val="none" w:sz="0" w:space="0" w:color="000000"/>
-                <w:right w:val="none" w:sz="0" w:space="0" w:color="000000"/>
-              </w:pBdr>
-              <w:spacing w:after="100" w:before="100" w:line="240"/>
-              <w:ind w:left="100" w:right="100" w:firstLine="0" w:firstLineChars="0"/>
-              <w:rPr>
-                <w:rFonts w:ascii="Helvetica" w:hAnsi="Helvetica" w:eastAsia="Helvetica" w:cs="Helvetica"/>
-                <w:i w:val="false"/>
-                <w:b w:val="false"/>
-                <w:u w:val="none"/>
-                <w:sz w:val="22"/>
-                <w:szCs w:val="22"/>
-                <w:color w:val="000000"/>
-              </w:rPr>
-            </w:pPr>
-            <w:r>
-              <w:rPr>
-                <w:rFonts w:ascii="Helvetica" w:hAnsi="Helvetica" w:eastAsia="Helvetica" w:cs="Helvetica"/>
-                <w:i w:val="false"/>
-                <w:b w:val="false"/>
-                <w:u w:val="none"/>
-                <w:sz w:val="22"/>
-                <w:szCs w:val="22"/>
-                <w:color w:val="000000"/>
-              </w:rPr>
-              <w:t xml:space="preserve">0.160</w:t>
+              <w:t xml:space="preserve">142</w:t>
+            </w:r>
+          </w:p>
+        </w:tc>
+        <w:tc>
+          <w:tcPr>
+            <w:tcBorders>
+              <w:bottom w:val="none" w:sz="0" w:space="0" w:color="000000"/>
+              <w:top w:val="none" w:sz="0" w:space="0" w:color="000000"/>
+              <w:left w:val="none" w:sz="0" w:space="0" w:color="000000"/>
+              <w:right w:val="none" w:sz="0" w:space="0" w:color="000000"/>
+            </w:tcBorders>
+            <w:shd w:val="clear" w:color="auto" w:fill="FFFFFF"/>
+            <w:tcMar>
+              <w:top w:w="0" w:type="dxa"/>
+              <w:bottom w:w="0" w:type="dxa"/>
+              <w:left w:w="0" w:type="dxa"/>
+              <w:right w:w="0" w:type="dxa"/>
+            </w:tcMar>
+            <w:vAlign w:val="top"/>
+          </w:tcPr>
+          <w:p>
+            <w:pPr>
+              <w:pStyle w:val="Normal"/>
+              <w:jc w:val="center"/>
+              <w:pBdr>
+                <w:bottom w:val="none" w:sz="0" w:space="0" w:color="000000"/>
+                <w:top w:val="none" w:sz="0" w:space="0" w:color="000000"/>
+                <w:left w:val="none" w:sz="0" w:space="0" w:color="000000"/>
+                <w:right w:val="none" w:sz="0" w:space="0" w:color="000000"/>
+              </w:pBdr>
+              <w:spacing w:after="100" w:before="100" w:line="240"/>
+              <w:ind w:left="100" w:right="100" w:firstLine="0" w:firstLineChars="0"/>
+              <w:rPr>
+                <w:rFonts w:ascii="Helvetica" w:hAnsi="Helvetica" w:eastAsia="Helvetica" w:cs="Helvetica"/>
+                <w:i w:val="false"/>
+                <w:b w:val="false"/>
+                <w:u w:val="none"/>
+                <w:sz w:val="22"/>
+                <w:szCs w:val="22"/>
+                <w:color w:val="000000"/>
+              </w:rPr>
+            </w:pPr>
+            <w:r>
+              <w:rPr>
+                <w:rFonts w:ascii="Helvetica" w:hAnsi="Helvetica" w:eastAsia="Helvetica" w:cs="Helvetica"/>
+                <w:i w:val="false"/>
+                <w:b w:val="false"/>
+                <w:u w:val="none"/>
+                <w:sz w:val="22"/>
+                <w:szCs w:val="22"/>
+                <w:color w:val="000000"/>
+              </w:rPr>
+              <w:t xml:space="preserve">1.85</w:t>
+            </w:r>
+          </w:p>
+        </w:tc>
+        <w:tc>
+          <w:tcPr>
+            <w:tcBorders>
+              <w:bottom w:val="none" w:sz="0" w:space="0" w:color="000000"/>
+              <w:top w:val="none" w:sz="0" w:space="0" w:color="000000"/>
+              <w:left w:val="none" w:sz="0" w:space="0" w:color="000000"/>
+              <w:right w:val="none" w:sz="0" w:space="0" w:color="000000"/>
+            </w:tcBorders>
+            <w:shd w:val="clear" w:color="auto" w:fill="FFFFFF"/>
+            <w:tcMar>
+              <w:top w:w="0" w:type="dxa"/>
+              <w:bottom w:w="0" w:type="dxa"/>
+              <w:left w:w="0" w:type="dxa"/>
+              <w:right w:w="0" w:type="dxa"/>
+            </w:tcMar>
+            <w:vAlign w:val="top"/>
+          </w:tcPr>
+          <w:p>
+            <w:pPr>
+              <w:pStyle w:val="Normal"/>
+              <w:jc w:val="center"/>
+              <w:pBdr>
+                <w:bottom w:val="none" w:sz="0" w:space="0" w:color="000000"/>
+                <w:top w:val="none" w:sz="0" w:space="0" w:color="000000"/>
+                <w:left w:val="none" w:sz="0" w:space="0" w:color="000000"/>
+                <w:right w:val="none" w:sz="0" w:space="0" w:color="000000"/>
+              </w:pBdr>
+              <w:spacing w:after="100" w:before="100" w:line="240"/>
+              <w:ind w:left="100" w:right="100" w:firstLine="0" w:firstLineChars="0"/>
+              <w:rPr>
+                <w:rFonts w:ascii="Helvetica" w:hAnsi="Helvetica" w:eastAsia="Helvetica" w:cs="Helvetica"/>
+                <w:i w:val="false"/>
+                <w:b w:val="false"/>
+                <w:u w:val="none"/>
+                <w:sz w:val="22"/>
+                <w:szCs w:val="22"/>
+                <w:color w:val="000000"/>
+              </w:rPr>
+            </w:pPr>
+            <w:r>
+              <w:rPr>
+                <w:rFonts w:ascii="Helvetica" w:hAnsi="Helvetica" w:eastAsia="Helvetica" w:cs="Helvetica"/>
+                <w:i w:val="false"/>
+                <w:b w:val="false"/>
+                <w:u w:val="none"/>
+                <w:sz w:val="22"/>
+                <w:szCs w:val="22"/>
+                <w:color w:val="000000"/>
+              </w:rPr>
+              <w:t xml:space="preserve">0.53, 6.50</w:t>
+            </w:r>
+          </w:p>
+        </w:tc>
+        <w:tc>
+          <w:tcPr>
+            <w:tcBorders>
+              <w:bottom w:val="none" w:sz="0" w:space="0" w:color="000000"/>
+              <w:top w:val="none" w:sz="0" w:space="0" w:color="000000"/>
+              <w:left w:val="none" w:sz="0" w:space="0" w:color="000000"/>
+              <w:right w:val="none" w:sz="0" w:space="0" w:color="000000"/>
+            </w:tcBorders>
+            <w:shd w:val="clear" w:color="auto" w:fill="FFFFFF"/>
+            <w:tcMar>
+              <w:top w:w="0" w:type="dxa"/>
+              <w:bottom w:w="0" w:type="dxa"/>
+              <w:left w:w="0" w:type="dxa"/>
+              <w:right w:w="0" w:type="dxa"/>
+            </w:tcMar>
+            <w:vAlign w:val="top"/>
+          </w:tcPr>
+          <w:p>
+            <w:pPr>
+              <w:pStyle w:val="Normal"/>
+              <w:jc w:val="center"/>
+              <w:pBdr>
+                <w:bottom w:val="none" w:sz="0" w:space="0" w:color="000000"/>
+                <w:top w:val="none" w:sz="0" w:space="0" w:color="000000"/>
+                <w:left w:val="none" w:sz="0" w:space="0" w:color="000000"/>
+                <w:right w:val="none" w:sz="0" w:space="0" w:color="000000"/>
+              </w:pBdr>
+              <w:spacing w:after="100" w:before="100" w:line="240"/>
+              <w:ind w:left="100" w:right="100" w:firstLine="0" w:firstLineChars="0"/>
+              <w:rPr>
+                <w:rFonts w:ascii="Helvetica" w:hAnsi="Helvetica" w:eastAsia="Helvetica" w:cs="Helvetica"/>
+                <w:i w:val="false"/>
+                <w:b w:val="false"/>
+                <w:u w:val="none"/>
+                <w:sz w:val="22"/>
+                <w:szCs w:val="22"/>
+                <w:color w:val="000000"/>
+              </w:rPr>
+            </w:pPr>
+            <w:r>
+              <w:rPr>
+                <w:rFonts w:ascii="Helvetica" w:hAnsi="Helvetica" w:eastAsia="Helvetica" w:cs="Helvetica"/>
+                <w:i w:val="false"/>
+                <w:b w:val="false"/>
+                <w:u w:val="none"/>
+                <w:sz w:val="22"/>
+                <w:szCs w:val="22"/>
+                <w:color w:val="000000"/>
+              </w:rPr>
+              <w:t xml:space="preserve">0.340</w:t>
+            </w:r>
+          </w:p>
+        </w:tc>
+        <w:tc>
+          <w:tcPr>
+            <w:tcBorders>
+              <w:bottom w:val="none" w:sz="0" w:space="0" w:color="000000"/>
+              <w:top w:val="none" w:sz="0" w:space="0" w:color="000000"/>
+              <w:left w:val="none" w:sz="0" w:space="0" w:color="000000"/>
+              <w:right w:val="none" w:sz="0" w:space="0" w:color="000000"/>
+            </w:tcBorders>
+            <w:shd w:val="clear" w:color="auto" w:fill="FFFFFF"/>
+            <w:tcMar>
+              <w:top w:w="0" w:type="dxa"/>
+              <w:bottom w:w="0" w:type="dxa"/>
+              <w:left w:w="0" w:type="dxa"/>
+              <w:right w:w="0" w:type="dxa"/>
+            </w:tcMar>
+            <w:vAlign w:val="top"/>
+          </w:tcPr>
+          <w:p>
+            <w:pPr>
+              <w:pStyle w:val="Normal"/>
+              <w:jc w:val="center"/>
+              <w:pBdr>
+                <w:bottom w:val="none" w:sz="0" w:space="0" w:color="000000"/>
+                <w:top w:val="none" w:sz="0" w:space="0" w:color="000000"/>
+                <w:left w:val="none" w:sz="0" w:space="0" w:color="000000"/>
+                <w:right w:val="none" w:sz="0" w:space="0" w:color="000000"/>
+              </w:pBdr>
+              <w:spacing w:after="100" w:before="100" w:line="240"/>
+              <w:ind w:left="100" w:right="100" w:firstLine="0" w:firstLineChars="0"/>
+              <w:rPr>
+                <w:rFonts w:ascii="Helvetica" w:hAnsi="Helvetica" w:eastAsia="Helvetica" w:cs="Helvetica"/>
+                <w:i w:val="false"/>
+                <w:b w:val="false"/>
+                <w:u w:val="none"/>
+                <w:sz w:val="22"/>
+                <w:szCs w:val="22"/>
+                <w:color w:val="000000"/>
+              </w:rPr>
+            </w:pPr>
+            <w:r>
+              <w:rPr>
+                <w:rFonts w:ascii="Helvetica" w:hAnsi="Helvetica" w:eastAsia="Helvetica" w:cs="Helvetica"/>
+                <w:i w:val="false"/>
+                <w:b w:val="false"/>
+                <w:u w:val="none"/>
+                <w:sz w:val="22"/>
+                <w:szCs w:val="22"/>
+                <w:color w:val="000000"/>
+              </w:rPr>
+              <w:t xml:space="preserve">142</w:t>
+            </w:r>
+          </w:p>
+        </w:tc>
+        <w:tc>
+          <w:tcPr>
+            <w:tcBorders>
+              <w:bottom w:val="none" w:sz="0" w:space="0" w:color="000000"/>
+              <w:top w:val="none" w:sz="0" w:space="0" w:color="000000"/>
+              <w:left w:val="none" w:sz="0" w:space="0" w:color="000000"/>
+              <w:right w:val="none" w:sz="0" w:space="0" w:color="000000"/>
+            </w:tcBorders>
+            <w:shd w:val="clear" w:color="auto" w:fill="FFFFFF"/>
+            <w:tcMar>
+              <w:top w:w="0" w:type="dxa"/>
+              <w:bottom w:w="0" w:type="dxa"/>
+              <w:left w:w="0" w:type="dxa"/>
+              <w:right w:w="0" w:type="dxa"/>
+            </w:tcMar>
+            <w:vAlign w:val="top"/>
+          </w:tcPr>
+          <w:p>
+            <w:pPr>
+              <w:pStyle w:val="Normal"/>
+              <w:jc w:val="center"/>
+              <w:pBdr>
+                <w:bottom w:val="none" w:sz="0" w:space="0" w:color="000000"/>
+                <w:top w:val="none" w:sz="0" w:space="0" w:color="000000"/>
+                <w:left w:val="none" w:sz="0" w:space="0" w:color="000000"/>
+                <w:right w:val="none" w:sz="0" w:space="0" w:color="000000"/>
+              </w:pBdr>
+              <w:spacing w:after="100" w:before="100" w:line="240"/>
+              <w:ind w:left="100" w:right="100" w:firstLine="0" w:firstLineChars="0"/>
+              <w:rPr>
+                <w:rFonts w:ascii="Helvetica" w:hAnsi="Helvetica" w:eastAsia="Helvetica" w:cs="Helvetica"/>
+                <w:i w:val="false"/>
+                <w:b w:val="false"/>
+                <w:u w:val="none"/>
+                <w:sz w:val="22"/>
+                <w:szCs w:val="22"/>
+                <w:color w:val="000000"/>
+              </w:rPr>
+            </w:pPr>
+            <w:r>
+              <w:rPr>
+                <w:rFonts w:ascii="Helvetica" w:hAnsi="Helvetica" w:eastAsia="Helvetica" w:cs="Helvetica"/>
+                <w:i w:val="false"/>
+                <w:b w:val="false"/>
+                <w:u w:val="none"/>
+                <w:sz w:val="22"/>
+                <w:szCs w:val="22"/>
+                <w:color w:val="000000"/>
+              </w:rPr>
+              <w:t xml:space="preserve">3.74</w:t>
+            </w:r>
+          </w:p>
+        </w:tc>
+        <w:tc>
+          <w:tcPr>
+            <w:tcBorders>
+              <w:bottom w:val="none" w:sz="0" w:space="0" w:color="000000"/>
+              <w:top w:val="none" w:sz="0" w:space="0" w:color="000000"/>
+              <w:left w:val="none" w:sz="0" w:space="0" w:color="000000"/>
+              <w:right w:val="none" w:sz="0" w:space="0" w:color="000000"/>
+            </w:tcBorders>
+            <w:shd w:val="clear" w:color="auto" w:fill="FFFFFF"/>
+            <w:tcMar>
+              <w:top w:w="0" w:type="dxa"/>
+              <w:bottom w:w="0" w:type="dxa"/>
+              <w:left w:w="0" w:type="dxa"/>
+              <w:right w:w="0" w:type="dxa"/>
+            </w:tcMar>
+            <w:vAlign w:val="top"/>
+          </w:tcPr>
+          <w:p>
+            <w:pPr>
+              <w:pStyle w:val="Normal"/>
+              <w:jc w:val="center"/>
+              <w:pBdr>
+                <w:bottom w:val="none" w:sz="0" w:space="0" w:color="000000"/>
+                <w:top w:val="none" w:sz="0" w:space="0" w:color="000000"/>
+                <w:left w:val="none" w:sz="0" w:space="0" w:color="000000"/>
+                <w:right w:val="none" w:sz="0" w:space="0" w:color="000000"/>
+              </w:pBdr>
+              <w:spacing w:after="100" w:before="100" w:line="240"/>
+              <w:ind w:left="100" w:right="100" w:firstLine="0" w:firstLineChars="0"/>
+              <w:rPr>
+                <w:rFonts w:ascii="Helvetica" w:hAnsi="Helvetica" w:eastAsia="Helvetica" w:cs="Helvetica"/>
+                <w:i w:val="false"/>
+                <w:b w:val="false"/>
+                <w:u w:val="none"/>
+                <w:sz w:val="22"/>
+                <w:szCs w:val="22"/>
+                <w:color w:val="000000"/>
+              </w:rPr>
+            </w:pPr>
+            <w:r>
+              <w:rPr>
+                <w:rFonts w:ascii="Helvetica" w:hAnsi="Helvetica" w:eastAsia="Helvetica" w:cs="Helvetica"/>
+                <w:i w:val="false"/>
+                <w:b w:val="false"/>
+                <w:u w:val="none"/>
+                <w:sz w:val="22"/>
+                <w:szCs w:val="22"/>
+                <w:color w:val="000000"/>
+              </w:rPr>
+              <w:t xml:space="preserve">0.58, 24.1</w:t>
+            </w:r>
+          </w:p>
+        </w:tc>
+        <w:tc>
+          <w:tcPr>
+            <w:tcBorders>
+              <w:bottom w:val="none" w:sz="0" w:space="0" w:color="000000"/>
+              <w:top w:val="none" w:sz="0" w:space="0" w:color="000000"/>
+              <w:left w:val="none" w:sz="0" w:space="0" w:color="000000"/>
+              <w:right w:val="none" w:sz="0" w:space="0" w:color="000000"/>
+            </w:tcBorders>
+            <w:shd w:val="clear" w:color="auto" w:fill="FFFFFF"/>
+            <w:tcMar>
+              <w:top w:w="0" w:type="dxa"/>
+              <w:bottom w:w="0" w:type="dxa"/>
+              <w:left w:w="0" w:type="dxa"/>
+              <w:right w:w="0" w:type="dxa"/>
+            </w:tcMar>
+            <w:vAlign w:val="top"/>
+          </w:tcPr>
+          <w:p>
+            <w:pPr>
+              <w:pStyle w:val="Normal"/>
+              <w:jc w:val="center"/>
+              <w:pBdr>
+                <w:bottom w:val="none" w:sz="0" w:space="0" w:color="000000"/>
+                <w:top w:val="none" w:sz="0" w:space="0" w:color="000000"/>
+                <w:left w:val="none" w:sz="0" w:space="0" w:color="000000"/>
+                <w:right w:val="none" w:sz="0" w:space="0" w:color="000000"/>
+              </w:pBdr>
+              <w:spacing w:after="100" w:before="100" w:line="240"/>
+              <w:ind w:left="100" w:right="100" w:firstLine="0" w:firstLineChars="0"/>
+              <w:rPr>
+                <w:rFonts w:ascii="Helvetica" w:hAnsi="Helvetica" w:eastAsia="Helvetica" w:cs="Helvetica"/>
+                <w:i w:val="false"/>
+                <w:b w:val="false"/>
+                <w:u w:val="none"/>
+                <w:sz w:val="22"/>
+                <w:szCs w:val="22"/>
+                <w:color w:val="000000"/>
+              </w:rPr>
+            </w:pPr>
+            <w:r>
+              <w:rPr>
+                <w:rFonts w:ascii="Helvetica" w:hAnsi="Helvetica" w:eastAsia="Helvetica" w:cs="Helvetica"/>
+                <w:i w:val="false"/>
+                <w:b w:val="false"/>
+                <w:u w:val="none"/>
+                <w:sz w:val="22"/>
+                <w:szCs w:val="22"/>
+                <w:color w:val="000000"/>
+              </w:rPr>
+              <w:t xml:space="preserve">0.170</w:t>
             </w:r>
           </w:p>
         </w:tc>
@@ -11947,60 +11947,60 @@
                 <w:szCs w:val="22"/>
                 <w:color w:val="000000"/>
               </w:rPr>
-              <w:t xml:space="preserve">143</w:t>
-            </w:r>
-          </w:p>
-        </w:tc>
-        <w:tc>
-          <w:tcPr>
-            <w:tcBorders>
-              <w:bottom w:val="none" w:sz="0" w:space="0" w:color="000000"/>
-              <w:top w:val="none" w:sz="0" w:space="0" w:color="000000"/>
-              <w:left w:val="none" w:sz="0" w:space="0" w:color="000000"/>
-              <w:right w:val="none" w:sz="0" w:space="0" w:color="000000"/>
-            </w:tcBorders>
-            <w:shd w:val="clear" w:color="auto" w:fill="FFFFFF"/>
-            <w:tcMar>
-              <w:top w:w="0" w:type="dxa"/>
-              <w:bottom w:w="0" w:type="dxa"/>
-              <w:left w:w="0" w:type="dxa"/>
-              <w:right w:w="0" w:type="dxa"/>
-            </w:tcMar>
-            <w:vAlign w:val="top"/>
-          </w:tcPr>
-          <w:p>
-            <w:pPr>
-              <w:pStyle w:val="Normal"/>
-              <w:jc w:val="center"/>
-              <w:pBdr>
-                <w:bottom w:val="none" w:sz="0" w:space="0" w:color="000000"/>
-                <w:top w:val="none" w:sz="0" w:space="0" w:color="000000"/>
-                <w:left w:val="none" w:sz="0" w:space="0" w:color="000000"/>
-                <w:right w:val="none" w:sz="0" w:space="0" w:color="000000"/>
-              </w:pBdr>
-              <w:spacing w:after="100" w:before="100" w:line="240"/>
-              <w:ind w:left="100" w:right="100" w:firstLine="0" w:firstLineChars="0"/>
-              <w:rPr>
-                <w:rFonts w:ascii="Helvetica" w:hAnsi="Helvetica" w:eastAsia="Helvetica" w:cs="Helvetica"/>
-                <w:i w:val="false"/>
-                <w:b w:val="false"/>
-                <w:u w:val="none"/>
-                <w:sz w:val="22"/>
-                <w:szCs w:val="22"/>
-                <w:color w:val="000000"/>
-              </w:rPr>
-            </w:pPr>
-            <w:r>
-              <w:rPr>
-                <w:rFonts w:ascii="Helvetica" w:hAnsi="Helvetica" w:eastAsia="Helvetica" w:cs="Helvetica"/>
-                <w:i w:val="false"/>
-                <w:b w:val="false"/>
-                <w:u w:val="none"/>
-                <w:sz w:val="22"/>
-                <w:szCs w:val="22"/>
-                <w:color w:val="000000"/>
-              </w:rPr>
-              <w:t xml:space="preserve">0.97</w:t>
+              <w:t xml:space="preserve">142</w:t>
+            </w:r>
+          </w:p>
+        </w:tc>
+        <w:tc>
+          <w:tcPr>
+            <w:tcBorders>
+              <w:bottom w:val="none" w:sz="0" w:space="0" w:color="000000"/>
+              <w:top w:val="none" w:sz="0" w:space="0" w:color="000000"/>
+              <w:left w:val="none" w:sz="0" w:space="0" w:color="000000"/>
+              <w:right w:val="none" w:sz="0" w:space="0" w:color="000000"/>
+            </w:tcBorders>
+            <w:shd w:val="clear" w:color="auto" w:fill="FFFFFF"/>
+            <w:tcMar>
+              <w:top w:w="0" w:type="dxa"/>
+              <w:bottom w:w="0" w:type="dxa"/>
+              <w:left w:w="0" w:type="dxa"/>
+              <w:right w:w="0" w:type="dxa"/>
+            </w:tcMar>
+            <w:vAlign w:val="top"/>
+          </w:tcPr>
+          <w:p>
+            <w:pPr>
+              <w:pStyle w:val="Normal"/>
+              <w:jc w:val="center"/>
+              <w:pBdr>
+                <w:bottom w:val="none" w:sz="0" w:space="0" w:color="000000"/>
+                <w:top w:val="none" w:sz="0" w:space="0" w:color="000000"/>
+                <w:left w:val="none" w:sz="0" w:space="0" w:color="000000"/>
+                <w:right w:val="none" w:sz="0" w:space="0" w:color="000000"/>
+              </w:pBdr>
+              <w:spacing w:after="100" w:before="100" w:line="240"/>
+              <w:ind w:left="100" w:right="100" w:firstLine="0" w:firstLineChars="0"/>
+              <w:rPr>
+                <w:rFonts w:ascii="Helvetica" w:hAnsi="Helvetica" w:eastAsia="Helvetica" w:cs="Helvetica"/>
+                <w:i w:val="false"/>
+                <w:b w:val="false"/>
+                <w:u w:val="none"/>
+                <w:sz w:val="22"/>
+                <w:szCs w:val="22"/>
+                <w:color w:val="000000"/>
+              </w:rPr>
+            </w:pPr>
+            <w:r>
+              <w:rPr>
+                <w:rFonts w:ascii="Helvetica" w:hAnsi="Helvetica" w:eastAsia="Helvetica" w:cs="Helvetica"/>
+                <w:i w:val="false"/>
+                <w:b w:val="false"/>
+                <w:u w:val="none"/>
+                <w:sz w:val="22"/>
+                <w:szCs w:val="22"/>
+                <w:color w:val="000000"/>
+              </w:rPr>
+              <w:t xml:space="preserve">0.98</w:t>
             </w:r>
           </w:p>
         </w:tc>
@@ -12106,60 +12106,60 @@
                 <w:szCs w:val="22"/>
                 <w:color w:val="000000"/>
               </w:rPr>
-              <w:t xml:space="preserve">0.370</w:t>
-            </w:r>
-          </w:p>
-        </w:tc>
-        <w:tc>
-          <w:tcPr>
-            <w:tcBorders>
-              <w:bottom w:val="none" w:sz="0" w:space="0" w:color="000000"/>
-              <w:top w:val="none" w:sz="0" w:space="0" w:color="000000"/>
-              <w:left w:val="none" w:sz="0" w:space="0" w:color="000000"/>
-              <w:right w:val="none" w:sz="0" w:space="0" w:color="000000"/>
-            </w:tcBorders>
-            <w:shd w:val="clear" w:color="auto" w:fill="FFFFFF"/>
-            <w:tcMar>
-              <w:top w:w="0" w:type="dxa"/>
-              <w:bottom w:w="0" w:type="dxa"/>
-              <w:left w:w="0" w:type="dxa"/>
-              <w:right w:w="0" w:type="dxa"/>
-            </w:tcMar>
-            <w:vAlign w:val="top"/>
-          </w:tcPr>
-          <w:p>
-            <w:pPr>
-              <w:pStyle w:val="Normal"/>
-              <w:jc w:val="center"/>
-              <w:pBdr>
-                <w:bottom w:val="none" w:sz="0" w:space="0" w:color="000000"/>
-                <w:top w:val="none" w:sz="0" w:space="0" w:color="000000"/>
-                <w:left w:val="none" w:sz="0" w:space="0" w:color="000000"/>
-                <w:right w:val="none" w:sz="0" w:space="0" w:color="000000"/>
-              </w:pBdr>
-              <w:spacing w:after="100" w:before="100" w:line="240"/>
-              <w:ind w:left="100" w:right="100" w:firstLine="0" w:firstLineChars="0"/>
-              <w:rPr>
-                <w:rFonts w:ascii="Helvetica" w:hAnsi="Helvetica" w:eastAsia="Helvetica" w:cs="Helvetica"/>
-                <w:i w:val="false"/>
-                <w:b w:val="false"/>
-                <w:u w:val="none"/>
-                <w:sz w:val="22"/>
-                <w:szCs w:val="22"/>
-                <w:color w:val="000000"/>
-              </w:rPr>
-            </w:pPr>
-            <w:r>
-              <w:rPr>
-                <w:rFonts w:ascii="Helvetica" w:hAnsi="Helvetica" w:eastAsia="Helvetica" w:cs="Helvetica"/>
-                <w:i w:val="false"/>
-                <w:b w:val="false"/>
-                <w:u w:val="none"/>
-                <w:sz w:val="22"/>
-                <w:szCs w:val="22"/>
-                <w:color w:val="000000"/>
-              </w:rPr>
-              <w:t xml:space="preserve">143</w:t>
+              <w:t xml:space="preserve">0.400</w:t>
+            </w:r>
+          </w:p>
+        </w:tc>
+        <w:tc>
+          <w:tcPr>
+            <w:tcBorders>
+              <w:bottom w:val="none" w:sz="0" w:space="0" w:color="000000"/>
+              <w:top w:val="none" w:sz="0" w:space="0" w:color="000000"/>
+              <w:left w:val="none" w:sz="0" w:space="0" w:color="000000"/>
+              <w:right w:val="none" w:sz="0" w:space="0" w:color="000000"/>
+            </w:tcBorders>
+            <w:shd w:val="clear" w:color="auto" w:fill="FFFFFF"/>
+            <w:tcMar>
+              <w:top w:w="0" w:type="dxa"/>
+              <w:bottom w:w="0" w:type="dxa"/>
+              <w:left w:w="0" w:type="dxa"/>
+              <w:right w:w="0" w:type="dxa"/>
+            </w:tcMar>
+            <w:vAlign w:val="top"/>
+          </w:tcPr>
+          <w:p>
+            <w:pPr>
+              <w:pStyle w:val="Normal"/>
+              <w:jc w:val="center"/>
+              <w:pBdr>
+                <w:bottom w:val="none" w:sz="0" w:space="0" w:color="000000"/>
+                <w:top w:val="none" w:sz="0" w:space="0" w:color="000000"/>
+                <w:left w:val="none" w:sz="0" w:space="0" w:color="000000"/>
+                <w:right w:val="none" w:sz="0" w:space="0" w:color="000000"/>
+              </w:pBdr>
+              <w:spacing w:after="100" w:before="100" w:line="240"/>
+              <w:ind w:left="100" w:right="100" w:firstLine="0" w:firstLineChars="0"/>
+              <w:rPr>
+                <w:rFonts w:ascii="Helvetica" w:hAnsi="Helvetica" w:eastAsia="Helvetica" w:cs="Helvetica"/>
+                <w:i w:val="false"/>
+                <w:b w:val="false"/>
+                <w:u w:val="none"/>
+                <w:sz w:val="22"/>
+                <w:szCs w:val="22"/>
+                <w:color w:val="000000"/>
+              </w:rPr>
+            </w:pPr>
+            <w:r>
+              <w:rPr>
+                <w:rFonts w:ascii="Helvetica" w:hAnsi="Helvetica" w:eastAsia="Helvetica" w:cs="Helvetica"/>
+                <w:i w:val="false"/>
+                <w:b w:val="false"/>
+                <w:u w:val="none"/>
+                <w:sz w:val="22"/>
+                <w:szCs w:val="22"/>
+                <w:color w:val="000000"/>
+              </w:rPr>
+              <w:t xml:space="preserve">142</w:t>
             </w:r>
           </w:p>
         </w:tc>
@@ -12265,60 +12265,60 @@
                 <w:szCs w:val="22"/>
                 <w:color w:val="000000"/>
               </w:rPr>
-              <w:t xml:space="preserve">0.82, 1.01</w:t>
-            </w:r>
-          </w:p>
-        </w:tc>
-        <w:tc>
-          <w:tcPr>
-            <w:tcBorders>
-              <w:bottom w:val="none" w:sz="0" w:space="0" w:color="000000"/>
-              <w:top w:val="none" w:sz="0" w:space="0" w:color="000000"/>
-              <w:left w:val="none" w:sz="0" w:space="0" w:color="000000"/>
-              <w:right w:val="none" w:sz="0" w:space="0" w:color="000000"/>
-            </w:tcBorders>
-            <w:shd w:val="clear" w:color="auto" w:fill="FFFFFF"/>
-            <w:tcMar>
-              <w:top w:w="0" w:type="dxa"/>
-              <w:bottom w:w="0" w:type="dxa"/>
-              <w:left w:w="0" w:type="dxa"/>
-              <w:right w:w="0" w:type="dxa"/>
-            </w:tcMar>
-            <w:vAlign w:val="top"/>
-          </w:tcPr>
-          <w:p>
-            <w:pPr>
-              <w:pStyle w:val="Normal"/>
-              <w:jc w:val="center"/>
-              <w:pBdr>
-                <w:bottom w:val="none" w:sz="0" w:space="0" w:color="000000"/>
-                <w:top w:val="none" w:sz="0" w:space="0" w:color="000000"/>
-                <w:left w:val="none" w:sz="0" w:space="0" w:color="000000"/>
-                <w:right w:val="none" w:sz="0" w:space="0" w:color="000000"/>
-              </w:pBdr>
-              <w:spacing w:after="100" w:before="100" w:line="240"/>
-              <w:ind w:left="100" w:right="100" w:firstLine="0" w:firstLineChars="0"/>
-              <w:rPr>
-                <w:rFonts w:ascii="Helvetica" w:hAnsi="Helvetica" w:eastAsia="Helvetica" w:cs="Helvetica"/>
-                <w:i w:val="false"/>
-                <w:b w:val="false"/>
-                <w:u w:val="none"/>
-                <w:sz w:val="22"/>
-                <w:szCs w:val="22"/>
-                <w:color w:val="000000"/>
-              </w:rPr>
-            </w:pPr>
-            <w:r>
-              <w:rPr>
-                <w:rFonts w:ascii="Helvetica" w:hAnsi="Helvetica" w:eastAsia="Helvetica" w:cs="Helvetica"/>
-                <w:i w:val="false"/>
-                <w:b w:val="false"/>
-                <w:u w:val="none"/>
-                <w:sz w:val="22"/>
-                <w:szCs w:val="22"/>
-                <w:color w:val="000000"/>
-              </w:rPr>
-              <w:t xml:space="preserve">0.079</w:t>
+              <w:t xml:space="preserve">0.82, 1.02</w:t>
+            </w:r>
+          </w:p>
+        </w:tc>
+        <w:tc>
+          <w:tcPr>
+            <w:tcBorders>
+              <w:bottom w:val="none" w:sz="0" w:space="0" w:color="000000"/>
+              <w:top w:val="none" w:sz="0" w:space="0" w:color="000000"/>
+              <w:left w:val="none" w:sz="0" w:space="0" w:color="000000"/>
+              <w:right w:val="none" w:sz="0" w:space="0" w:color="000000"/>
+            </w:tcBorders>
+            <w:shd w:val="clear" w:color="auto" w:fill="FFFFFF"/>
+            <w:tcMar>
+              <w:top w:w="0" w:type="dxa"/>
+              <w:bottom w:w="0" w:type="dxa"/>
+              <w:left w:w="0" w:type="dxa"/>
+              <w:right w:w="0" w:type="dxa"/>
+            </w:tcMar>
+            <w:vAlign w:val="top"/>
+          </w:tcPr>
+          <w:p>
+            <w:pPr>
+              <w:pStyle w:val="Normal"/>
+              <w:jc w:val="center"/>
+              <w:pBdr>
+                <w:bottom w:val="none" w:sz="0" w:space="0" w:color="000000"/>
+                <w:top w:val="none" w:sz="0" w:space="0" w:color="000000"/>
+                <w:left w:val="none" w:sz="0" w:space="0" w:color="000000"/>
+                <w:right w:val="none" w:sz="0" w:space="0" w:color="000000"/>
+              </w:pBdr>
+              <w:spacing w:after="100" w:before="100" w:line="240"/>
+              <w:ind w:left="100" w:right="100" w:firstLine="0" w:firstLineChars="0"/>
+              <w:rPr>
+                <w:rFonts w:ascii="Helvetica" w:hAnsi="Helvetica" w:eastAsia="Helvetica" w:cs="Helvetica"/>
+                <w:i w:val="false"/>
+                <w:b w:val="false"/>
+                <w:u w:val="none"/>
+                <w:sz w:val="22"/>
+                <w:szCs w:val="22"/>
+                <w:color w:val="000000"/>
+              </w:rPr>
+            </w:pPr>
+            <w:r>
+              <w:rPr>
+                <w:rFonts w:ascii="Helvetica" w:hAnsi="Helvetica" w:eastAsia="Helvetica" w:cs="Helvetica"/>
+                <w:i w:val="false"/>
+                <w:b w:val="false"/>
+                <w:u w:val="none"/>
+                <w:sz w:val="22"/>
+                <w:szCs w:val="22"/>
+                <w:color w:val="000000"/>
+              </w:rPr>
+              <w:t xml:space="preserve">0.094</w:t>
             </w:r>
           </w:p>
         </w:tc>
@@ -12430,219 +12430,7 @@
                 <w:szCs w:val="22"/>
                 <w:color w:val="000000"/>
               </w:rPr>
-              <w:t xml:space="preserve">143</w:t>
-            </w:r>
-          </w:p>
-        </w:tc>
-        <w:tc>
-          <w:tcPr>
-            <w:tcBorders>
-              <w:bottom w:val="none" w:sz="0" w:space="0" w:color="000000"/>
-              <w:top w:val="none" w:sz="0" w:space="0" w:color="000000"/>
-              <w:left w:val="none" w:sz="0" w:space="0" w:color="000000"/>
-              <w:right w:val="none" w:sz="0" w:space="0" w:color="000000"/>
-            </w:tcBorders>
-            <w:shd w:val="clear" w:color="auto" w:fill="FFFFFF"/>
-            <w:tcMar>
-              <w:top w:w="0" w:type="dxa"/>
-              <w:bottom w:w="0" w:type="dxa"/>
-              <w:left w:w="0" w:type="dxa"/>
-              <w:right w:w="0" w:type="dxa"/>
-            </w:tcMar>
-            <w:vAlign w:val="top"/>
-          </w:tcPr>
-          <w:p>
-            <w:pPr>
-              <w:pStyle w:val="Normal"/>
-              <w:jc w:val="center"/>
-              <w:pBdr>
-                <w:bottom w:val="none" w:sz="0" w:space="0" w:color="000000"/>
-                <w:top w:val="none" w:sz="0" w:space="0" w:color="000000"/>
-                <w:left w:val="none" w:sz="0" w:space="0" w:color="000000"/>
-                <w:right w:val="none" w:sz="0" w:space="0" w:color="000000"/>
-              </w:pBdr>
-              <w:spacing w:after="100" w:before="100" w:line="240"/>
-              <w:ind w:left="100" w:right="100" w:firstLine="0" w:firstLineChars="0"/>
-              <w:rPr>
-                <w:rFonts w:ascii="Helvetica" w:hAnsi="Helvetica" w:eastAsia="Helvetica" w:cs="Helvetica"/>
-                <w:i w:val="false"/>
-                <w:b w:val="false"/>
-                <w:u w:val="none"/>
-                <w:sz w:val="22"/>
-                <w:szCs w:val="22"/>
-                <w:color w:val="000000"/>
-              </w:rPr>
-            </w:pPr>
-            <w:r>
-              <w:rPr>
-                <w:rFonts w:ascii="Helvetica" w:hAnsi="Helvetica" w:eastAsia="Helvetica" w:cs="Helvetica"/>
-                <w:i w:val="false"/>
-                <w:b w:val="false"/>
-                <w:u w:val="none"/>
-                <w:sz w:val="22"/>
-                <w:szCs w:val="22"/>
-                <w:color w:val="000000"/>
-              </w:rPr>
-              <w:t xml:space="preserve">1.35</w:t>
-            </w:r>
-          </w:p>
-        </w:tc>
-        <w:tc>
-          <w:tcPr>
-            <w:tcBorders>
-              <w:bottom w:val="none" w:sz="0" w:space="0" w:color="000000"/>
-              <w:top w:val="none" w:sz="0" w:space="0" w:color="000000"/>
-              <w:left w:val="none" w:sz="0" w:space="0" w:color="000000"/>
-              <w:right w:val="none" w:sz="0" w:space="0" w:color="000000"/>
-            </w:tcBorders>
-            <w:shd w:val="clear" w:color="auto" w:fill="FFFFFF"/>
-            <w:tcMar>
-              <w:top w:w="0" w:type="dxa"/>
-              <w:bottom w:w="0" w:type="dxa"/>
-              <w:left w:w="0" w:type="dxa"/>
-              <w:right w:w="0" w:type="dxa"/>
-            </w:tcMar>
-            <w:vAlign w:val="top"/>
-          </w:tcPr>
-          <w:p>
-            <w:pPr>
-              <w:pStyle w:val="Normal"/>
-              <w:jc w:val="center"/>
-              <w:pBdr>
-                <w:bottom w:val="none" w:sz="0" w:space="0" w:color="000000"/>
-                <w:top w:val="none" w:sz="0" w:space="0" w:color="000000"/>
-                <w:left w:val="none" w:sz="0" w:space="0" w:color="000000"/>
-                <w:right w:val="none" w:sz="0" w:space="0" w:color="000000"/>
-              </w:pBdr>
-              <w:spacing w:after="100" w:before="100" w:line="240"/>
-              <w:ind w:left="100" w:right="100" w:firstLine="0" w:firstLineChars="0"/>
-              <w:rPr>
-                <w:rFonts w:ascii="Helvetica" w:hAnsi="Helvetica" w:eastAsia="Helvetica" w:cs="Helvetica"/>
-                <w:i w:val="false"/>
-                <w:b w:val="false"/>
-                <w:u w:val="none"/>
-                <w:sz w:val="22"/>
-                <w:szCs w:val="22"/>
-                <w:color w:val="000000"/>
-              </w:rPr>
-            </w:pPr>
-            <w:r>
-              <w:rPr>
-                <w:rFonts w:ascii="Helvetica" w:hAnsi="Helvetica" w:eastAsia="Helvetica" w:cs="Helvetica"/>
-                <w:i w:val="false"/>
-                <w:b w:val="false"/>
-                <w:u w:val="none"/>
-                <w:sz w:val="22"/>
-                <w:szCs w:val="22"/>
-                <w:color w:val="000000"/>
-              </w:rPr>
-              <w:t xml:space="preserve">0.61, 3.02</w:t>
-            </w:r>
-          </w:p>
-        </w:tc>
-        <w:tc>
-          <w:tcPr>
-            <w:tcBorders>
-              <w:bottom w:val="none" w:sz="0" w:space="0" w:color="000000"/>
-              <w:top w:val="none" w:sz="0" w:space="0" w:color="000000"/>
-              <w:left w:val="none" w:sz="0" w:space="0" w:color="000000"/>
-              <w:right w:val="none" w:sz="0" w:space="0" w:color="000000"/>
-            </w:tcBorders>
-            <w:shd w:val="clear" w:color="auto" w:fill="FFFFFF"/>
-            <w:tcMar>
-              <w:top w:w="0" w:type="dxa"/>
-              <w:bottom w:w="0" w:type="dxa"/>
-              <w:left w:w="0" w:type="dxa"/>
-              <w:right w:w="0" w:type="dxa"/>
-            </w:tcMar>
-            <w:vAlign w:val="top"/>
-          </w:tcPr>
-          <w:p>
-            <w:pPr>
-              <w:pStyle w:val="Normal"/>
-              <w:jc w:val="center"/>
-              <w:pBdr>
-                <w:bottom w:val="none" w:sz="0" w:space="0" w:color="000000"/>
-                <w:top w:val="none" w:sz="0" w:space="0" w:color="000000"/>
-                <w:left w:val="none" w:sz="0" w:space="0" w:color="000000"/>
-                <w:right w:val="none" w:sz="0" w:space="0" w:color="000000"/>
-              </w:pBdr>
-              <w:spacing w:after="100" w:before="100" w:line="240"/>
-              <w:ind w:left="100" w:right="100" w:firstLine="0" w:firstLineChars="0"/>
-              <w:rPr>
-                <w:rFonts w:ascii="Helvetica" w:hAnsi="Helvetica" w:eastAsia="Helvetica" w:cs="Helvetica"/>
-                <w:i w:val="false"/>
-                <w:b w:val="false"/>
-                <w:u w:val="none"/>
-                <w:sz w:val="22"/>
-                <w:szCs w:val="22"/>
-                <w:color w:val="000000"/>
-              </w:rPr>
-            </w:pPr>
-            <w:r>
-              <w:rPr>
-                <w:rFonts w:ascii="Helvetica" w:hAnsi="Helvetica" w:eastAsia="Helvetica" w:cs="Helvetica"/>
-                <w:i w:val="false"/>
-                <w:b w:val="false"/>
-                <w:u w:val="none"/>
-                <w:sz w:val="22"/>
-                <w:szCs w:val="22"/>
-                <w:color w:val="000000"/>
-              </w:rPr>
-              <w:t xml:space="preserve">0.460</w:t>
-            </w:r>
-          </w:p>
-        </w:tc>
-        <w:tc>
-          <w:tcPr>
-            <w:tcBorders>
-              <w:bottom w:val="none" w:sz="0" w:space="0" w:color="000000"/>
-              <w:top w:val="none" w:sz="0" w:space="0" w:color="000000"/>
-              <w:left w:val="none" w:sz="0" w:space="0" w:color="000000"/>
-              <w:right w:val="none" w:sz="0" w:space="0" w:color="000000"/>
-            </w:tcBorders>
-            <w:shd w:val="clear" w:color="auto" w:fill="FFFFFF"/>
-            <w:tcMar>
-              <w:top w:w="0" w:type="dxa"/>
-              <w:bottom w:w="0" w:type="dxa"/>
-              <w:left w:w="0" w:type="dxa"/>
-              <w:right w:w="0" w:type="dxa"/>
-            </w:tcMar>
-            <w:vAlign w:val="top"/>
-          </w:tcPr>
-          <w:p>
-            <w:pPr>
-              <w:pStyle w:val="Normal"/>
-              <w:jc w:val="center"/>
-              <w:pBdr>
-                <w:bottom w:val="none" w:sz="0" w:space="0" w:color="000000"/>
-                <w:top w:val="none" w:sz="0" w:space="0" w:color="000000"/>
-                <w:left w:val="none" w:sz="0" w:space="0" w:color="000000"/>
-                <w:right w:val="none" w:sz="0" w:space="0" w:color="000000"/>
-              </w:pBdr>
-              <w:spacing w:after="100" w:before="100" w:line="240"/>
-              <w:ind w:left="100" w:right="100" w:firstLine="0" w:firstLineChars="0"/>
-              <w:rPr>
-                <w:rFonts w:ascii="Helvetica" w:hAnsi="Helvetica" w:eastAsia="Helvetica" w:cs="Helvetica"/>
-                <w:i w:val="false"/>
-                <w:b w:val="false"/>
-                <w:u w:val="none"/>
-                <w:sz w:val="22"/>
-                <w:szCs w:val="22"/>
-                <w:color w:val="000000"/>
-              </w:rPr>
-            </w:pPr>
-            <w:r>
-              <w:rPr>
-                <w:rFonts w:ascii="Helvetica" w:hAnsi="Helvetica" w:eastAsia="Helvetica" w:cs="Helvetica"/>
-                <w:i w:val="false"/>
-                <w:b w:val="false"/>
-                <w:u w:val="none"/>
-                <w:sz w:val="22"/>
-                <w:szCs w:val="22"/>
-                <w:color w:val="000000"/>
-              </w:rPr>
-              <w:t xml:space="preserve">143</w:t>
+              <w:t xml:space="preserve">142</w:t>
             </w:r>
           </w:p>
         </w:tc>
@@ -12748,60 +12536,272 @@
                 <w:szCs w:val="22"/>
                 <w:color w:val="000000"/>
               </w:rPr>
-              <w:t xml:space="preserve">0.42, 4.27</w:t>
-            </w:r>
-          </w:p>
-        </w:tc>
-        <w:tc>
-          <w:tcPr>
-            <w:tcBorders>
-              <w:bottom w:val="none" w:sz="0" w:space="0" w:color="000000"/>
-              <w:top w:val="none" w:sz="0" w:space="0" w:color="000000"/>
-              <w:left w:val="none" w:sz="0" w:space="0" w:color="000000"/>
-              <w:right w:val="none" w:sz="0" w:space="0" w:color="000000"/>
-            </w:tcBorders>
-            <w:shd w:val="clear" w:color="auto" w:fill="FFFFFF"/>
-            <w:tcMar>
-              <w:top w:w="0" w:type="dxa"/>
-              <w:bottom w:w="0" w:type="dxa"/>
-              <w:left w:w="0" w:type="dxa"/>
-              <w:right w:w="0" w:type="dxa"/>
-            </w:tcMar>
-            <w:vAlign w:val="top"/>
-          </w:tcPr>
-          <w:p>
-            <w:pPr>
-              <w:pStyle w:val="Normal"/>
-              <w:jc w:val="center"/>
-              <w:pBdr>
-                <w:bottom w:val="none" w:sz="0" w:space="0" w:color="000000"/>
-                <w:top w:val="none" w:sz="0" w:space="0" w:color="000000"/>
-                <w:left w:val="none" w:sz="0" w:space="0" w:color="000000"/>
-                <w:right w:val="none" w:sz="0" w:space="0" w:color="000000"/>
-              </w:pBdr>
-              <w:spacing w:after="100" w:before="100" w:line="240"/>
-              <w:ind w:left="100" w:right="100" w:firstLine="0" w:firstLineChars="0"/>
-              <w:rPr>
-                <w:rFonts w:ascii="Helvetica" w:hAnsi="Helvetica" w:eastAsia="Helvetica" w:cs="Helvetica"/>
-                <w:i w:val="false"/>
-                <w:b w:val="false"/>
-                <w:u w:val="none"/>
-                <w:sz w:val="22"/>
-                <w:szCs w:val="22"/>
-                <w:color w:val="000000"/>
-              </w:rPr>
-            </w:pPr>
-            <w:r>
-              <w:rPr>
-                <w:rFonts w:ascii="Helvetica" w:hAnsi="Helvetica" w:eastAsia="Helvetica" w:cs="Helvetica"/>
-                <w:i w:val="false"/>
-                <w:b w:val="false"/>
-                <w:u w:val="none"/>
-                <w:sz w:val="22"/>
-                <w:szCs w:val="22"/>
-                <w:color w:val="000000"/>
-              </w:rPr>
-              <w:t xml:space="preserve">0.620</w:t>
+              <w:t xml:space="preserve">0.60, 2.99</w:t>
+            </w:r>
+          </w:p>
+        </w:tc>
+        <w:tc>
+          <w:tcPr>
+            <w:tcBorders>
+              <w:bottom w:val="none" w:sz="0" w:space="0" w:color="000000"/>
+              <w:top w:val="none" w:sz="0" w:space="0" w:color="000000"/>
+              <w:left w:val="none" w:sz="0" w:space="0" w:color="000000"/>
+              <w:right w:val="none" w:sz="0" w:space="0" w:color="000000"/>
+            </w:tcBorders>
+            <w:shd w:val="clear" w:color="auto" w:fill="FFFFFF"/>
+            <w:tcMar>
+              <w:top w:w="0" w:type="dxa"/>
+              <w:bottom w:w="0" w:type="dxa"/>
+              <w:left w:w="0" w:type="dxa"/>
+              <w:right w:w="0" w:type="dxa"/>
+            </w:tcMar>
+            <w:vAlign w:val="top"/>
+          </w:tcPr>
+          <w:p>
+            <w:pPr>
+              <w:pStyle w:val="Normal"/>
+              <w:jc w:val="center"/>
+              <w:pBdr>
+                <w:bottom w:val="none" w:sz="0" w:space="0" w:color="000000"/>
+                <w:top w:val="none" w:sz="0" w:space="0" w:color="000000"/>
+                <w:left w:val="none" w:sz="0" w:space="0" w:color="000000"/>
+                <w:right w:val="none" w:sz="0" w:space="0" w:color="000000"/>
+              </w:pBdr>
+              <w:spacing w:after="100" w:before="100" w:line="240"/>
+              <w:ind w:left="100" w:right="100" w:firstLine="0" w:firstLineChars="0"/>
+              <w:rPr>
+                <w:rFonts w:ascii="Helvetica" w:hAnsi="Helvetica" w:eastAsia="Helvetica" w:cs="Helvetica"/>
+                <w:i w:val="false"/>
+                <w:b w:val="false"/>
+                <w:u w:val="none"/>
+                <w:sz w:val="22"/>
+                <w:szCs w:val="22"/>
+                <w:color w:val="000000"/>
+              </w:rPr>
+            </w:pPr>
+            <w:r>
+              <w:rPr>
+                <w:rFonts w:ascii="Helvetica" w:hAnsi="Helvetica" w:eastAsia="Helvetica" w:cs="Helvetica"/>
+                <w:i w:val="false"/>
+                <w:b w:val="false"/>
+                <w:u w:val="none"/>
+                <w:sz w:val="22"/>
+                <w:szCs w:val="22"/>
+                <w:color w:val="000000"/>
+              </w:rPr>
+              <w:t xml:space="preserve">0.480</w:t>
+            </w:r>
+          </w:p>
+        </w:tc>
+        <w:tc>
+          <w:tcPr>
+            <w:tcBorders>
+              <w:bottom w:val="none" w:sz="0" w:space="0" w:color="000000"/>
+              <w:top w:val="none" w:sz="0" w:space="0" w:color="000000"/>
+              <w:left w:val="none" w:sz="0" w:space="0" w:color="000000"/>
+              <w:right w:val="none" w:sz="0" w:space="0" w:color="000000"/>
+            </w:tcBorders>
+            <w:shd w:val="clear" w:color="auto" w:fill="FFFFFF"/>
+            <w:tcMar>
+              <w:top w:w="0" w:type="dxa"/>
+              <w:bottom w:w="0" w:type="dxa"/>
+              <w:left w:w="0" w:type="dxa"/>
+              <w:right w:w="0" w:type="dxa"/>
+            </w:tcMar>
+            <w:vAlign w:val="top"/>
+          </w:tcPr>
+          <w:p>
+            <w:pPr>
+              <w:pStyle w:val="Normal"/>
+              <w:jc w:val="center"/>
+              <w:pBdr>
+                <w:bottom w:val="none" w:sz="0" w:space="0" w:color="000000"/>
+                <w:top w:val="none" w:sz="0" w:space="0" w:color="000000"/>
+                <w:left w:val="none" w:sz="0" w:space="0" w:color="000000"/>
+                <w:right w:val="none" w:sz="0" w:space="0" w:color="000000"/>
+              </w:pBdr>
+              <w:spacing w:after="100" w:before="100" w:line="240"/>
+              <w:ind w:left="100" w:right="100" w:firstLine="0" w:firstLineChars="0"/>
+              <w:rPr>
+                <w:rFonts w:ascii="Helvetica" w:hAnsi="Helvetica" w:eastAsia="Helvetica" w:cs="Helvetica"/>
+                <w:i w:val="false"/>
+                <w:b w:val="false"/>
+                <w:u w:val="none"/>
+                <w:sz w:val="22"/>
+                <w:szCs w:val="22"/>
+                <w:color w:val="000000"/>
+              </w:rPr>
+            </w:pPr>
+            <w:r>
+              <w:rPr>
+                <w:rFonts w:ascii="Helvetica" w:hAnsi="Helvetica" w:eastAsia="Helvetica" w:cs="Helvetica"/>
+                <w:i w:val="false"/>
+                <w:b w:val="false"/>
+                <w:u w:val="none"/>
+                <w:sz w:val="22"/>
+                <w:szCs w:val="22"/>
+                <w:color w:val="000000"/>
+              </w:rPr>
+              <w:t xml:space="preserve">142</w:t>
+            </w:r>
+          </w:p>
+        </w:tc>
+        <w:tc>
+          <w:tcPr>
+            <w:tcBorders>
+              <w:bottom w:val="none" w:sz="0" w:space="0" w:color="000000"/>
+              <w:top w:val="none" w:sz="0" w:space="0" w:color="000000"/>
+              <w:left w:val="none" w:sz="0" w:space="0" w:color="000000"/>
+              <w:right w:val="none" w:sz="0" w:space="0" w:color="000000"/>
+            </w:tcBorders>
+            <w:shd w:val="clear" w:color="auto" w:fill="FFFFFF"/>
+            <w:tcMar>
+              <w:top w:w="0" w:type="dxa"/>
+              <w:bottom w:w="0" w:type="dxa"/>
+              <w:left w:w="0" w:type="dxa"/>
+              <w:right w:w="0" w:type="dxa"/>
+            </w:tcMar>
+            <w:vAlign w:val="top"/>
+          </w:tcPr>
+          <w:p>
+            <w:pPr>
+              <w:pStyle w:val="Normal"/>
+              <w:jc w:val="center"/>
+              <w:pBdr>
+                <w:bottom w:val="none" w:sz="0" w:space="0" w:color="000000"/>
+                <w:top w:val="none" w:sz="0" w:space="0" w:color="000000"/>
+                <w:left w:val="none" w:sz="0" w:space="0" w:color="000000"/>
+                <w:right w:val="none" w:sz="0" w:space="0" w:color="000000"/>
+              </w:pBdr>
+              <w:spacing w:after="100" w:before="100" w:line="240"/>
+              <w:ind w:left="100" w:right="100" w:firstLine="0" w:firstLineChars="0"/>
+              <w:rPr>
+                <w:rFonts w:ascii="Helvetica" w:hAnsi="Helvetica" w:eastAsia="Helvetica" w:cs="Helvetica"/>
+                <w:i w:val="false"/>
+                <w:b w:val="false"/>
+                <w:u w:val="none"/>
+                <w:sz w:val="22"/>
+                <w:szCs w:val="22"/>
+                <w:color w:val="000000"/>
+              </w:rPr>
+            </w:pPr>
+            <w:r>
+              <w:rPr>
+                <w:rFonts w:ascii="Helvetica" w:hAnsi="Helvetica" w:eastAsia="Helvetica" w:cs="Helvetica"/>
+                <w:i w:val="false"/>
+                <w:b w:val="false"/>
+                <w:u w:val="none"/>
+                <w:sz w:val="22"/>
+                <w:szCs w:val="22"/>
+                <w:color w:val="000000"/>
+              </w:rPr>
+              <w:t xml:space="preserve">1.32</w:t>
+            </w:r>
+          </w:p>
+        </w:tc>
+        <w:tc>
+          <w:tcPr>
+            <w:tcBorders>
+              <w:bottom w:val="none" w:sz="0" w:space="0" w:color="000000"/>
+              <w:top w:val="none" w:sz="0" w:space="0" w:color="000000"/>
+              <w:left w:val="none" w:sz="0" w:space="0" w:color="000000"/>
+              <w:right w:val="none" w:sz="0" w:space="0" w:color="000000"/>
+            </w:tcBorders>
+            <w:shd w:val="clear" w:color="auto" w:fill="FFFFFF"/>
+            <w:tcMar>
+              <w:top w:w="0" w:type="dxa"/>
+              <w:bottom w:w="0" w:type="dxa"/>
+              <w:left w:w="0" w:type="dxa"/>
+              <w:right w:w="0" w:type="dxa"/>
+            </w:tcMar>
+            <w:vAlign w:val="top"/>
+          </w:tcPr>
+          <w:p>
+            <w:pPr>
+              <w:pStyle w:val="Normal"/>
+              <w:jc w:val="center"/>
+              <w:pBdr>
+                <w:bottom w:val="none" w:sz="0" w:space="0" w:color="000000"/>
+                <w:top w:val="none" w:sz="0" w:space="0" w:color="000000"/>
+                <w:left w:val="none" w:sz="0" w:space="0" w:color="000000"/>
+                <w:right w:val="none" w:sz="0" w:space="0" w:color="000000"/>
+              </w:pBdr>
+              <w:spacing w:after="100" w:before="100" w:line="240"/>
+              <w:ind w:left="100" w:right="100" w:firstLine="0" w:firstLineChars="0"/>
+              <w:rPr>
+                <w:rFonts w:ascii="Helvetica" w:hAnsi="Helvetica" w:eastAsia="Helvetica" w:cs="Helvetica"/>
+                <w:i w:val="false"/>
+                <w:b w:val="false"/>
+                <w:u w:val="none"/>
+                <w:sz w:val="22"/>
+                <w:szCs w:val="22"/>
+                <w:color w:val="000000"/>
+              </w:rPr>
+            </w:pPr>
+            <w:r>
+              <w:rPr>
+                <w:rFonts w:ascii="Helvetica" w:hAnsi="Helvetica" w:eastAsia="Helvetica" w:cs="Helvetica"/>
+                <w:i w:val="false"/>
+                <w:b w:val="false"/>
+                <w:u w:val="none"/>
+                <w:sz w:val="22"/>
+                <w:szCs w:val="22"/>
+                <w:color w:val="000000"/>
+              </w:rPr>
+              <w:t xml:space="preserve">0.41, 4.26</w:t>
+            </w:r>
+          </w:p>
+        </w:tc>
+        <w:tc>
+          <w:tcPr>
+            <w:tcBorders>
+              <w:bottom w:val="none" w:sz="0" w:space="0" w:color="000000"/>
+              <w:top w:val="none" w:sz="0" w:space="0" w:color="000000"/>
+              <w:left w:val="none" w:sz="0" w:space="0" w:color="000000"/>
+              <w:right w:val="none" w:sz="0" w:space="0" w:color="000000"/>
+            </w:tcBorders>
+            <w:shd w:val="clear" w:color="auto" w:fill="FFFFFF"/>
+            <w:tcMar>
+              <w:top w:w="0" w:type="dxa"/>
+              <w:bottom w:w="0" w:type="dxa"/>
+              <w:left w:w="0" w:type="dxa"/>
+              <w:right w:w="0" w:type="dxa"/>
+            </w:tcMar>
+            <w:vAlign w:val="top"/>
+          </w:tcPr>
+          <w:p>
+            <w:pPr>
+              <w:pStyle w:val="Normal"/>
+              <w:jc w:val="center"/>
+              <w:pBdr>
+                <w:bottom w:val="none" w:sz="0" w:space="0" w:color="000000"/>
+                <w:top w:val="none" w:sz="0" w:space="0" w:color="000000"/>
+                <w:left w:val="none" w:sz="0" w:space="0" w:color="000000"/>
+                <w:right w:val="none" w:sz="0" w:space="0" w:color="000000"/>
+              </w:pBdr>
+              <w:spacing w:after="100" w:before="100" w:line="240"/>
+              <w:ind w:left="100" w:right="100" w:firstLine="0" w:firstLineChars="0"/>
+              <w:rPr>
+                <w:rFonts w:ascii="Helvetica" w:hAnsi="Helvetica" w:eastAsia="Helvetica" w:cs="Helvetica"/>
+                <w:i w:val="false"/>
+                <w:b w:val="false"/>
+                <w:u w:val="none"/>
+                <w:sz w:val="22"/>
+                <w:szCs w:val="22"/>
+                <w:color w:val="000000"/>
+              </w:rPr>
+            </w:pPr>
+            <w:r>
+              <w:rPr>
+                <w:rFonts w:ascii="Helvetica" w:hAnsi="Helvetica" w:eastAsia="Helvetica" w:cs="Helvetica"/>
+                <w:i w:val="false"/>
+                <w:b w:val="false"/>
+                <w:u w:val="none"/>
+                <w:sz w:val="22"/>
+                <w:szCs w:val="22"/>
+                <w:color w:val="000000"/>
+              </w:rPr>
+              <w:t xml:space="preserve">0.640</w:t>
             </w:r>
           </w:p>
         </w:tc>
@@ -12913,378 +12913,378 @@
                 <w:szCs w:val="22"/>
                 <w:color w:val="000000"/>
               </w:rPr>
-              <w:t xml:space="preserve">143</w:t>
-            </w:r>
-          </w:p>
-        </w:tc>
-        <w:tc>
-          <w:tcPr>
-            <w:tcBorders>
-              <w:bottom w:val="none" w:sz="0" w:space="0" w:color="000000"/>
-              <w:top w:val="none" w:sz="0" w:space="0" w:color="000000"/>
-              <w:left w:val="none" w:sz="0" w:space="0" w:color="000000"/>
-              <w:right w:val="none" w:sz="0" w:space="0" w:color="000000"/>
-            </w:tcBorders>
-            <w:shd w:val="clear" w:color="auto" w:fill="FFFFFF"/>
-            <w:tcMar>
-              <w:top w:w="0" w:type="dxa"/>
-              <w:bottom w:w="0" w:type="dxa"/>
-              <w:left w:w="0" w:type="dxa"/>
-              <w:right w:w="0" w:type="dxa"/>
-            </w:tcMar>
-            <w:vAlign w:val="top"/>
-          </w:tcPr>
-          <w:p>
-            <w:pPr>
-              <w:pStyle w:val="Normal"/>
-              <w:jc w:val="center"/>
-              <w:pBdr>
-                <w:bottom w:val="none" w:sz="0" w:space="0" w:color="000000"/>
-                <w:top w:val="none" w:sz="0" w:space="0" w:color="000000"/>
-                <w:left w:val="none" w:sz="0" w:space="0" w:color="000000"/>
-                <w:right w:val="none" w:sz="0" w:space="0" w:color="000000"/>
-              </w:pBdr>
-              <w:spacing w:after="100" w:before="100" w:line="240"/>
-              <w:ind w:left="100" w:right="100" w:firstLine="0" w:firstLineChars="0"/>
-              <w:rPr>
-                <w:rFonts w:ascii="Helvetica" w:hAnsi="Helvetica" w:eastAsia="Helvetica" w:cs="Helvetica"/>
-                <w:i w:val="false"/>
-                <w:b w:val="false"/>
-                <w:u w:val="none"/>
-                <w:sz w:val="22"/>
-                <w:szCs w:val="22"/>
-                <w:color w:val="000000"/>
-              </w:rPr>
-            </w:pPr>
-            <w:r>
-              <w:rPr>
-                <w:rFonts w:ascii="Helvetica" w:hAnsi="Helvetica" w:eastAsia="Helvetica" w:cs="Helvetica"/>
-                <w:i w:val="false"/>
-                <w:b w:val="false"/>
-                <w:u w:val="none"/>
-                <w:sz w:val="22"/>
-                <w:szCs w:val="22"/>
-                <w:color w:val="000000"/>
-              </w:rPr>
-              <w:t xml:space="preserve">1.55</w:t>
-            </w:r>
-          </w:p>
-        </w:tc>
-        <w:tc>
-          <w:tcPr>
-            <w:tcBorders>
-              <w:bottom w:val="none" w:sz="0" w:space="0" w:color="000000"/>
-              <w:top w:val="none" w:sz="0" w:space="0" w:color="000000"/>
-              <w:left w:val="none" w:sz="0" w:space="0" w:color="000000"/>
-              <w:right w:val="none" w:sz="0" w:space="0" w:color="000000"/>
-            </w:tcBorders>
-            <w:shd w:val="clear" w:color="auto" w:fill="FFFFFF"/>
-            <w:tcMar>
-              <w:top w:w="0" w:type="dxa"/>
-              <w:bottom w:w="0" w:type="dxa"/>
-              <w:left w:w="0" w:type="dxa"/>
-              <w:right w:w="0" w:type="dxa"/>
-            </w:tcMar>
-            <w:vAlign w:val="top"/>
-          </w:tcPr>
-          <w:p>
-            <w:pPr>
-              <w:pStyle w:val="Normal"/>
-              <w:jc w:val="center"/>
-              <w:pBdr>
-                <w:bottom w:val="none" w:sz="0" w:space="0" w:color="000000"/>
-                <w:top w:val="none" w:sz="0" w:space="0" w:color="000000"/>
-                <w:left w:val="none" w:sz="0" w:space="0" w:color="000000"/>
-                <w:right w:val="none" w:sz="0" w:space="0" w:color="000000"/>
-              </w:pBdr>
-              <w:spacing w:after="100" w:before="100" w:line="240"/>
-              <w:ind w:left="100" w:right="100" w:firstLine="0" w:firstLineChars="0"/>
-              <w:rPr>
-                <w:rFonts w:ascii="Helvetica" w:hAnsi="Helvetica" w:eastAsia="Helvetica" w:cs="Helvetica"/>
-                <w:i w:val="false"/>
-                <w:b w:val="false"/>
-                <w:u w:val="none"/>
-                <w:sz w:val="22"/>
-                <w:szCs w:val="22"/>
-                <w:color w:val="000000"/>
-              </w:rPr>
-            </w:pPr>
-            <w:r>
-              <w:rPr>
-                <w:rFonts w:ascii="Helvetica" w:hAnsi="Helvetica" w:eastAsia="Helvetica" w:cs="Helvetica"/>
-                <w:i w:val="false"/>
-                <w:b w:val="false"/>
-                <w:u w:val="none"/>
-                <w:sz w:val="22"/>
-                <w:szCs w:val="22"/>
-                <w:color w:val="000000"/>
-              </w:rPr>
-              <w:t xml:space="preserve">0.67, 3.59</w:t>
-            </w:r>
-          </w:p>
-        </w:tc>
-        <w:tc>
-          <w:tcPr>
-            <w:tcBorders>
-              <w:bottom w:val="none" w:sz="0" w:space="0" w:color="000000"/>
-              <w:top w:val="none" w:sz="0" w:space="0" w:color="000000"/>
-              <w:left w:val="none" w:sz="0" w:space="0" w:color="000000"/>
-              <w:right w:val="none" w:sz="0" w:space="0" w:color="000000"/>
-            </w:tcBorders>
-            <w:shd w:val="clear" w:color="auto" w:fill="FFFFFF"/>
-            <w:tcMar>
-              <w:top w:w="0" w:type="dxa"/>
-              <w:bottom w:w="0" w:type="dxa"/>
-              <w:left w:w="0" w:type="dxa"/>
-              <w:right w:w="0" w:type="dxa"/>
-            </w:tcMar>
-            <w:vAlign w:val="top"/>
-          </w:tcPr>
-          <w:p>
-            <w:pPr>
-              <w:pStyle w:val="Normal"/>
-              <w:jc w:val="center"/>
-              <w:pBdr>
-                <w:bottom w:val="none" w:sz="0" w:space="0" w:color="000000"/>
-                <w:top w:val="none" w:sz="0" w:space="0" w:color="000000"/>
-                <w:left w:val="none" w:sz="0" w:space="0" w:color="000000"/>
-                <w:right w:val="none" w:sz="0" w:space="0" w:color="000000"/>
-              </w:pBdr>
-              <w:spacing w:after="100" w:before="100" w:line="240"/>
-              <w:ind w:left="100" w:right="100" w:firstLine="0" w:firstLineChars="0"/>
-              <w:rPr>
-                <w:rFonts w:ascii="Helvetica" w:hAnsi="Helvetica" w:eastAsia="Helvetica" w:cs="Helvetica"/>
-                <w:i w:val="false"/>
-                <w:b w:val="false"/>
-                <w:u w:val="none"/>
-                <w:sz w:val="22"/>
-                <w:szCs w:val="22"/>
-                <w:color w:val="000000"/>
-              </w:rPr>
-            </w:pPr>
-            <w:r>
-              <w:rPr>
-                <w:rFonts w:ascii="Helvetica" w:hAnsi="Helvetica" w:eastAsia="Helvetica" w:cs="Helvetica"/>
-                <w:i w:val="false"/>
-                <w:b w:val="false"/>
-                <w:u w:val="none"/>
-                <w:sz w:val="22"/>
-                <w:szCs w:val="22"/>
-                <w:color w:val="000000"/>
-              </w:rPr>
-              <w:t xml:space="preserve">0.310</w:t>
-            </w:r>
-          </w:p>
-        </w:tc>
-        <w:tc>
-          <w:tcPr>
-            <w:tcBorders>
-              <w:bottom w:val="none" w:sz="0" w:space="0" w:color="000000"/>
-              <w:top w:val="none" w:sz="0" w:space="0" w:color="000000"/>
-              <w:left w:val="none" w:sz="0" w:space="0" w:color="000000"/>
-              <w:right w:val="none" w:sz="0" w:space="0" w:color="000000"/>
-            </w:tcBorders>
-            <w:shd w:val="clear" w:color="auto" w:fill="FFFFFF"/>
-            <w:tcMar>
-              <w:top w:w="0" w:type="dxa"/>
-              <w:bottom w:w="0" w:type="dxa"/>
-              <w:left w:w="0" w:type="dxa"/>
-              <w:right w:w="0" w:type="dxa"/>
-            </w:tcMar>
-            <w:vAlign w:val="top"/>
-          </w:tcPr>
-          <w:p>
-            <w:pPr>
-              <w:pStyle w:val="Normal"/>
-              <w:jc w:val="center"/>
-              <w:pBdr>
-                <w:bottom w:val="none" w:sz="0" w:space="0" w:color="000000"/>
-                <w:top w:val="none" w:sz="0" w:space="0" w:color="000000"/>
-                <w:left w:val="none" w:sz="0" w:space="0" w:color="000000"/>
-                <w:right w:val="none" w:sz="0" w:space="0" w:color="000000"/>
-              </w:pBdr>
-              <w:spacing w:after="100" w:before="100" w:line="240"/>
-              <w:ind w:left="100" w:right="100" w:firstLine="0" w:firstLineChars="0"/>
-              <w:rPr>
-                <w:rFonts w:ascii="Helvetica" w:hAnsi="Helvetica" w:eastAsia="Helvetica" w:cs="Helvetica"/>
-                <w:i w:val="false"/>
-                <w:b w:val="false"/>
-                <w:u w:val="none"/>
-                <w:sz w:val="22"/>
-                <w:szCs w:val="22"/>
-                <w:color w:val="000000"/>
-              </w:rPr>
-            </w:pPr>
-            <w:r>
-              <w:rPr>
-                <w:rFonts w:ascii="Helvetica" w:hAnsi="Helvetica" w:eastAsia="Helvetica" w:cs="Helvetica"/>
-                <w:i w:val="false"/>
-                <w:b w:val="false"/>
-                <w:u w:val="none"/>
-                <w:sz w:val="22"/>
-                <w:szCs w:val="22"/>
-                <w:color w:val="000000"/>
-              </w:rPr>
-              <w:t xml:space="preserve">143</w:t>
-            </w:r>
-          </w:p>
-        </w:tc>
-        <w:tc>
-          <w:tcPr>
-            <w:tcBorders>
-              <w:bottom w:val="none" w:sz="0" w:space="0" w:color="000000"/>
-              <w:top w:val="none" w:sz="0" w:space="0" w:color="000000"/>
-              <w:left w:val="none" w:sz="0" w:space="0" w:color="000000"/>
-              <w:right w:val="none" w:sz="0" w:space="0" w:color="000000"/>
-            </w:tcBorders>
-            <w:shd w:val="clear" w:color="auto" w:fill="FFFFFF"/>
-            <w:tcMar>
-              <w:top w:w="0" w:type="dxa"/>
-              <w:bottom w:w="0" w:type="dxa"/>
-              <w:left w:w="0" w:type="dxa"/>
-              <w:right w:w="0" w:type="dxa"/>
-            </w:tcMar>
-            <w:vAlign w:val="top"/>
-          </w:tcPr>
-          <w:p>
-            <w:pPr>
-              <w:pStyle w:val="Normal"/>
-              <w:jc w:val="center"/>
-              <w:pBdr>
-                <w:bottom w:val="none" w:sz="0" w:space="0" w:color="000000"/>
-                <w:top w:val="none" w:sz="0" w:space="0" w:color="000000"/>
-                <w:left w:val="none" w:sz="0" w:space="0" w:color="000000"/>
-                <w:right w:val="none" w:sz="0" w:space="0" w:color="000000"/>
-              </w:pBdr>
-              <w:spacing w:after="100" w:before="100" w:line="240"/>
-              <w:ind w:left="100" w:right="100" w:firstLine="0" w:firstLineChars="0"/>
-              <w:rPr>
-                <w:rFonts w:ascii="Helvetica" w:hAnsi="Helvetica" w:eastAsia="Helvetica" w:cs="Helvetica"/>
-                <w:i w:val="false"/>
-                <w:b w:val="false"/>
-                <w:u w:val="none"/>
-                <w:sz w:val="22"/>
-                <w:szCs w:val="22"/>
-                <w:color w:val="000000"/>
-              </w:rPr>
-            </w:pPr>
-            <w:r>
-              <w:rPr>
-                <w:rFonts w:ascii="Helvetica" w:hAnsi="Helvetica" w:eastAsia="Helvetica" w:cs="Helvetica"/>
-                <w:i w:val="false"/>
-                <w:b w:val="false"/>
-                <w:u w:val="none"/>
-                <w:sz w:val="22"/>
-                <w:szCs w:val="22"/>
-                <w:color w:val="000000"/>
-              </w:rPr>
-              <w:t xml:space="preserve">1.58</w:t>
-            </w:r>
-          </w:p>
-        </w:tc>
-        <w:tc>
-          <w:tcPr>
-            <w:tcBorders>
-              <w:bottom w:val="none" w:sz="0" w:space="0" w:color="000000"/>
-              <w:top w:val="none" w:sz="0" w:space="0" w:color="000000"/>
-              <w:left w:val="none" w:sz="0" w:space="0" w:color="000000"/>
-              <w:right w:val="none" w:sz="0" w:space="0" w:color="000000"/>
-            </w:tcBorders>
-            <w:shd w:val="clear" w:color="auto" w:fill="FFFFFF"/>
-            <w:tcMar>
-              <w:top w:w="0" w:type="dxa"/>
-              <w:bottom w:w="0" w:type="dxa"/>
-              <w:left w:w="0" w:type="dxa"/>
-              <w:right w:w="0" w:type="dxa"/>
-            </w:tcMar>
-            <w:vAlign w:val="top"/>
-          </w:tcPr>
-          <w:p>
-            <w:pPr>
-              <w:pStyle w:val="Normal"/>
-              <w:jc w:val="center"/>
-              <w:pBdr>
-                <w:bottom w:val="none" w:sz="0" w:space="0" w:color="000000"/>
-                <w:top w:val="none" w:sz="0" w:space="0" w:color="000000"/>
-                <w:left w:val="none" w:sz="0" w:space="0" w:color="000000"/>
-                <w:right w:val="none" w:sz="0" w:space="0" w:color="000000"/>
-              </w:pBdr>
-              <w:spacing w:after="100" w:before="100" w:line="240"/>
-              <w:ind w:left="100" w:right="100" w:firstLine="0" w:firstLineChars="0"/>
-              <w:rPr>
-                <w:rFonts w:ascii="Helvetica" w:hAnsi="Helvetica" w:eastAsia="Helvetica" w:cs="Helvetica"/>
-                <w:i w:val="false"/>
-                <w:b w:val="false"/>
-                <w:u w:val="none"/>
-                <w:sz w:val="22"/>
-                <w:szCs w:val="22"/>
-                <w:color w:val="000000"/>
-              </w:rPr>
-            </w:pPr>
-            <w:r>
-              <w:rPr>
-                <w:rFonts w:ascii="Helvetica" w:hAnsi="Helvetica" w:eastAsia="Helvetica" w:cs="Helvetica"/>
-                <w:i w:val="false"/>
-                <w:b w:val="false"/>
-                <w:u w:val="none"/>
-                <w:sz w:val="22"/>
-                <w:szCs w:val="22"/>
-                <w:color w:val="000000"/>
-              </w:rPr>
-              <w:t xml:space="preserve">0.60, 4.13</w:t>
-            </w:r>
-          </w:p>
-        </w:tc>
-        <w:tc>
-          <w:tcPr>
-            <w:tcBorders>
-              <w:bottom w:val="none" w:sz="0" w:space="0" w:color="000000"/>
-              <w:top w:val="none" w:sz="0" w:space="0" w:color="000000"/>
-              <w:left w:val="none" w:sz="0" w:space="0" w:color="000000"/>
-              <w:right w:val="none" w:sz="0" w:space="0" w:color="000000"/>
-            </w:tcBorders>
-            <w:shd w:val="clear" w:color="auto" w:fill="FFFFFF"/>
-            <w:tcMar>
-              <w:top w:w="0" w:type="dxa"/>
-              <w:bottom w:w="0" w:type="dxa"/>
-              <w:left w:w="0" w:type="dxa"/>
-              <w:right w:w="0" w:type="dxa"/>
-            </w:tcMar>
-            <w:vAlign w:val="top"/>
-          </w:tcPr>
-          <w:p>
-            <w:pPr>
-              <w:pStyle w:val="Normal"/>
-              <w:jc w:val="center"/>
-              <w:pBdr>
-                <w:bottom w:val="none" w:sz="0" w:space="0" w:color="000000"/>
-                <w:top w:val="none" w:sz="0" w:space="0" w:color="000000"/>
-                <w:left w:val="none" w:sz="0" w:space="0" w:color="000000"/>
-                <w:right w:val="none" w:sz="0" w:space="0" w:color="000000"/>
-              </w:pBdr>
-              <w:spacing w:after="100" w:before="100" w:line="240"/>
-              <w:ind w:left="100" w:right="100" w:firstLine="0" w:firstLineChars="0"/>
-              <w:rPr>
-                <w:rFonts w:ascii="Helvetica" w:hAnsi="Helvetica" w:eastAsia="Helvetica" w:cs="Helvetica"/>
-                <w:i w:val="false"/>
-                <w:b w:val="false"/>
-                <w:u w:val="none"/>
-                <w:sz w:val="22"/>
-                <w:szCs w:val="22"/>
-                <w:color w:val="000000"/>
-              </w:rPr>
-            </w:pPr>
-            <w:r>
-              <w:rPr>
-                <w:rFonts w:ascii="Helvetica" w:hAnsi="Helvetica" w:eastAsia="Helvetica" w:cs="Helvetica"/>
-                <w:i w:val="false"/>
-                <w:b w:val="false"/>
-                <w:u w:val="none"/>
-                <w:sz w:val="22"/>
-                <w:szCs w:val="22"/>
-                <w:color w:val="000000"/>
-              </w:rPr>
-              <w:t xml:space="preserve">0.350</w:t>
+              <w:t xml:space="preserve">142</w:t>
+            </w:r>
+          </w:p>
+        </w:tc>
+        <w:tc>
+          <w:tcPr>
+            <w:tcBorders>
+              <w:bottom w:val="none" w:sz="0" w:space="0" w:color="000000"/>
+              <w:top w:val="none" w:sz="0" w:space="0" w:color="000000"/>
+              <w:left w:val="none" w:sz="0" w:space="0" w:color="000000"/>
+              <w:right w:val="none" w:sz="0" w:space="0" w:color="000000"/>
+            </w:tcBorders>
+            <w:shd w:val="clear" w:color="auto" w:fill="FFFFFF"/>
+            <w:tcMar>
+              <w:top w:w="0" w:type="dxa"/>
+              <w:bottom w:w="0" w:type="dxa"/>
+              <w:left w:w="0" w:type="dxa"/>
+              <w:right w:w="0" w:type="dxa"/>
+            </w:tcMar>
+            <w:vAlign w:val="top"/>
+          </w:tcPr>
+          <w:p>
+            <w:pPr>
+              <w:pStyle w:val="Normal"/>
+              <w:jc w:val="center"/>
+              <w:pBdr>
+                <w:bottom w:val="none" w:sz="0" w:space="0" w:color="000000"/>
+                <w:top w:val="none" w:sz="0" w:space="0" w:color="000000"/>
+                <w:left w:val="none" w:sz="0" w:space="0" w:color="000000"/>
+                <w:right w:val="none" w:sz="0" w:space="0" w:color="000000"/>
+              </w:pBdr>
+              <w:spacing w:after="100" w:before="100" w:line="240"/>
+              <w:ind w:left="100" w:right="100" w:firstLine="0" w:firstLineChars="0"/>
+              <w:rPr>
+                <w:rFonts w:ascii="Helvetica" w:hAnsi="Helvetica" w:eastAsia="Helvetica" w:cs="Helvetica"/>
+                <w:i w:val="false"/>
+                <w:b w:val="false"/>
+                <w:u w:val="none"/>
+                <w:sz w:val="22"/>
+                <w:szCs w:val="22"/>
+                <w:color w:val="000000"/>
+              </w:rPr>
+            </w:pPr>
+            <w:r>
+              <w:rPr>
+                <w:rFonts w:ascii="Helvetica" w:hAnsi="Helvetica" w:eastAsia="Helvetica" w:cs="Helvetica"/>
+                <w:i w:val="false"/>
+                <w:b w:val="false"/>
+                <w:u w:val="none"/>
+                <w:sz w:val="22"/>
+                <w:szCs w:val="22"/>
+                <w:color w:val="000000"/>
+              </w:rPr>
+              <w:t xml:space="preserve">1.54</w:t>
+            </w:r>
+          </w:p>
+        </w:tc>
+        <w:tc>
+          <w:tcPr>
+            <w:tcBorders>
+              <w:bottom w:val="none" w:sz="0" w:space="0" w:color="000000"/>
+              <w:top w:val="none" w:sz="0" w:space="0" w:color="000000"/>
+              <w:left w:val="none" w:sz="0" w:space="0" w:color="000000"/>
+              <w:right w:val="none" w:sz="0" w:space="0" w:color="000000"/>
+            </w:tcBorders>
+            <w:shd w:val="clear" w:color="auto" w:fill="FFFFFF"/>
+            <w:tcMar>
+              <w:top w:w="0" w:type="dxa"/>
+              <w:bottom w:w="0" w:type="dxa"/>
+              <w:left w:w="0" w:type="dxa"/>
+              <w:right w:w="0" w:type="dxa"/>
+            </w:tcMar>
+            <w:vAlign w:val="top"/>
+          </w:tcPr>
+          <w:p>
+            <w:pPr>
+              <w:pStyle w:val="Normal"/>
+              <w:jc w:val="center"/>
+              <w:pBdr>
+                <w:bottom w:val="none" w:sz="0" w:space="0" w:color="000000"/>
+                <w:top w:val="none" w:sz="0" w:space="0" w:color="000000"/>
+                <w:left w:val="none" w:sz="0" w:space="0" w:color="000000"/>
+                <w:right w:val="none" w:sz="0" w:space="0" w:color="000000"/>
+              </w:pBdr>
+              <w:spacing w:after="100" w:before="100" w:line="240"/>
+              <w:ind w:left="100" w:right="100" w:firstLine="0" w:firstLineChars="0"/>
+              <w:rPr>
+                <w:rFonts w:ascii="Helvetica" w:hAnsi="Helvetica" w:eastAsia="Helvetica" w:cs="Helvetica"/>
+                <w:i w:val="false"/>
+                <w:b w:val="false"/>
+                <w:u w:val="none"/>
+                <w:sz w:val="22"/>
+                <w:szCs w:val="22"/>
+                <w:color w:val="000000"/>
+              </w:rPr>
+            </w:pPr>
+            <w:r>
+              <w:rPr>
+                <w:rFonts w:ascii="Helvetica" w:hAnsi="Helvetica" w:eastAsia="Helvetica" w:cs="Helvetica"/>
+                <w:i w:val="false"/>
+                <w:b w:val="false"/>
+                <w:u w:val="none"/>
+                <w:sz w:val="22"/>
+                <w:szCs w:val="22"/>
+                <w:color w:val="000000"/>
+              </w:rPr>
+              <w:t xml:space="preserve">0.66, 3.56</w:t>
+            </w:r>
+          </w:p>
+        </w:tc>
+        <w:tc>
+          <w:tcPr>
+            <w:tcBorders>
+              <w:bottom w:val="none" w:sz="0" w:space="0" w:color="000000"/>
+              <w:top w:val="none" w:sz="0" w:space="0" w:color="000000"/>
+              <w:left w:val="none" w:sz="0" w:space="0" w:color="000000"/>
+              <w:right w:val="none" w:sz="0" w:space="0" w:color="000000"/>
+            </w:tcBorders>
+            <w:shd w:val="clear" w:color="auto" w:fill="FFFFFF"/>
+            <w:tcMar>
+              <w:top w:w="0" w:type="dxa"/>
+              <w:bottom w:w="0" w:type="dxa"/>
+              <w:left w:w="0" w:type="dxa"/>
+              <w:right w:w="0" w:type="dxa"/>
+            </w:tcMar>
+            <w:vAlign w:val="top"/>
+          </w:tcPr>
+          <w:p>
+            <w:pPr>
+              <w:pStyle w:val="Normal"/>
+              <w:jc w:val="center"/>
+              <w:pBdr>
+                <w:bottom w:val="none" w:sz="0" w:space="0" w:color="000000"/>
+                <w:top w:val="none" w:sz="0" w:space="0" w:color="000000"/>
+                <w:left w:val="none" w:sz="0" w:space="0" w:color="000000"/>
+                <w:right w:val="none" w:sz="0" w:space="0" w:color="000000"/>
+              </w:pBdr>
+              <w:spacing w:after="100" w:before="100" w:line="240"/>
+              <w:ind w:left="100" w:right="100" w:firstLine="0" w:firstLineChars="0"/>
+              <w:rPr>
+                <w:rFonts w:ascii="Helvetica" w:hAnsi="Helvetica" w:eastAsia="Helvetica" w:cs="Helvetica"/>
+                <w:i w:val="false"/>
+                <w:b w:val="false"/>
+                <w:u w:val="none"/>
+                <w:sz w:val="22"/>
+                <w:szCs w:val="22"/>
+                <w:color w:val="000000"/>
+              </w:rPr>
+            </w:pPr>
+            <w:r>
+              <w:rPr>
+                <w:rFonts w:ascii="Helvetica" w:hAnsi="Helvetica" w:eastAsia="Helvetica" w:cs="Helvetica"/>
+                <w:i w:val="false"/>
+                <w:b w:val="false"/>
+                <w:u w:val="none"/>
+                <w:sz w:val="22"/>
+                <w:szCs w:val="22"/>
+                <w:color w:val="000000"/>
+              </w:rPr>
+              <w:t xml:space="preserve">0.320</w:t>
+            </w:r>
+          </w:p>
+        </w:tc>
+        <w:tc>
+          <w:tcPr>
+            <w:tcBorders>
+              <w:bottom w:val="none" w:sz="0" w:space="0" w:color="000000"/>
+              <w:top w:val="none" w:sz="0" w:space="0" w:color="000000"/>
+              <w:left w:val="none" w:sz="0" w:space="0" w:color="000000"/>
+              <w:right w:val="none" w:sz="0" w:space="0" w:color="000000"/>
+            </w:tcBorders>
+            <w:shd w:val="clear" w:color="auto" w:fill="FFFFFF"/>
+            <w:tcMar>
+              <w:top w:w="0" w:type="dxa"/>
+              <w:bottom w:w="0" w:type="dxa"/>
+              <w:left w:w="0" w:type="dxa"/>
+              <w:right w:w="0" w:type="dxa"/>
+            </w:tcMar>
+            <w:vAlign w:val="top"/>
+          </w:tcPr>
+          <w:p>
+            <w:pPr>
+              <w:pStyle w:val="Normal"/>
+              <w:jc w:val="center"/>
+              <w:pBdr>
+                <w:bottom w:val="none" w:sz="0" w:space="0" w:color="000000"/>
+                <w:top w:val="none" w:sz="0" w:space="0" w:color="000000"/>
+                <w:left w:val="none" w:sz="0" w:space="0" w:color="000000"/>
+                <w:right w:val="none" w:sz="0" w:space="0" w:color="000000"/>
+              </w:pBdr>
+              <w:spacing w:after="100" w:before="100" w:line="240"/>
+              <w:ind w:left="100" w:right="100" w:firstLine="0" w:firstLineChars="0"/>
+              <w:rPr>
+                <w:rFonts w:ascii="Helvetica" w:hAnsi="Helvetica" w:eastAsia="Helvetica" w:cs="Helvetica"/>
+                <w:i w:val="false"/>
+                <w:b w:val="false"/>
+                <w:u w:val="none"/>
+                <w:sz w:val="22"/>
+                <w:szCs w:val="22"/>
+                <w:color w:val="000000"/>
+              </w:rPr>
+            </w:pPr>
+            <w:r>
+              <w:rPr>
+                <w:rFonts w:ascii="Helvetica" w:hAnsi="Helvetica" w:eastAsia="Helvetica" w:cs="Helvetica"/>
+                <w:i w:val="false"/>
+                <w:b w:val="false"/>
+                <w:u w:val="none"/>
+                <w:sz w:val="22"/>
+                <w:szCs w:val="22"/>
+                <w:color w:val="000000"/>
+              </w:rPr>
+              <w:t xml:space="preserve">142</w:t>
+            </w:r>
+          </w:p>
+        </w:tc>
+        <w:tc>
+          <w:tcPr>
+            <w:tcBorders>
+              <w:bottom w:val="none" w:sz="0" w:space="0" w:color="000000"/>
+              <w:top w:val="none" w:sz="0" w:space="0" w:color="000000"/>
+              <w:left w:val="none" w:sz="0" w:space="0" w:color="000000"/>
+              <w:right w:val="none" w:sz="0" w:space="0" w:color="000000"/>
+            </w:tcBorders>
+            <w:shd w:val="clear" w:color="auto" w:fill="FFFFFF"/>
+            <w:tcMar>
+              <w:top w:w="0" w:type="dxa"/>
+              <w:bottom w:w="0" w:type="dxa"/>
+              <w:left w:w="0" w:type="dxa"/>
+              <w:right w:w="0" w:type="dxa"/>
+            </w:tcMar>
+            <w:vAlign w:val="top"/>
+          </w:tcPr>
+          <w:p>
+            <w:pPr>
+              <w:pStyle w:val="Normal"/>
+              <w:jc w:val="center"/>
+              <w:pBdr>
+                <w:bottom w:val="none" w:sz="0" w:space="0" w:color="000000"/>
+                <w:top w:val="none" w:sz="0" w:space="0" w:color="000000"/>
+                <w:left w:val="none" w:sz="0" w:space="0" w:color="000000"/>
+                <w:right w:val="none" w:sz="0" w:space="0" w:color="000000"/>
+              </w:pBdr>
+              <w:spacing w:after="100" w:before="100" w:line="240"/>
+              <w:ind w:left="100" w:right="100" w:firstLine="0" w:firstLineChars="0"/>
+              <w:rPr>
+                <w:rFonts w:ascii="Helvetica" w:hAnsi="Helvetica" w:eastAsia="Helvetica" w:cs="Helvetica"/>
+                <w:i w:val="false"/>
+                <w:b w:val="false"/>
+                <w:u w:val="none"/>
+                <w:sz w:val="22"/>
+                <w:szCs w:val="22"/>
+                <w:color w:val="000000"/>
+              </w:rPr>
+            </w:pPr>
+            <w:r>
+              <w:rPr>
+                <w:rFonts w:ascii="Helvetica" w:hAnsi="Helvetica" w:eastAsia="Helvetica" w:cs="Helvetica"/>
+                <w:i w:val="false"/>
+                <w:b w:val="false"/>
+                <w:u w:val="none"/>
+                <w:sz w:val="22"/>
+                <w:szCs w:val="22"/>
+                <w:color w:val="000000"/>
+              </w:rPr>
+              <w:t xml:space="preserve">1.56</w:t>
+            </w:r>
+          </w:p>
+        </w:tc>
+        <w:tc>
+          <w:tcPr>
+            <w:tcBorders>
+              <w:bottom w:val="none" w:sz="0" w:space="0" w:color="000000"/>
+              <w:top w:val="none" w:sz="0" w:space="0" w:color="000000"/>
+              <w:left w:val="none" w:sz="0" w:space="0" w:color="000000"/>
+              <w:right w:val="none" w:sz="0" w:space="0" w:color="000000"/>
+            </w:tcBorders>
+            <w:shd w:val="clear" w:color="auto" w:fill="FFFFFF"/>
+            <w:tcMar>
+              <w:top w:w="0" w:type="dxa"/>
+              <w:bottom w:w="0" w:type="dxa"/>
+              <w:left w:w="0" w:type="dxa"/>
+              <w:right w:w="0" w:type="dxa"/>
+            </w:tcMar>
+            <w:vAlign w:val="top"/>
+          </w:tcPr>
+          <w:p>
+            <w:pPr>
+              <w:pStyle w:val="Normal"/>
+              <w:jc w:val="center"/>
+              <w:pBdr>
+                <w:bottom w:val="none" w:sz="0" w:space="0" w:color="000000"/>
+                <w:top w:val="none" w:sz="0" w:space="0" w:color="000000"/>
+                <w:left w:val="none" w:sz="0" w:space="0" w:color="000000"/>
+                <w:right w:val="none" w:sz="0" w:space="0" w:color="000000"/>
+              </w:pBdr>
+              <w:spacing w:after="100" w:before="100" w:line="240"/>
+              <w:ind w:left="100" w:right="100" w:firstLine="0" w:firstLineChars="0"/>
+              <w:rPr>
+                <w:rFonts w:ascii="Helvetica" w:hAnsi="Helvetica" w:eastAsia="Helvetica" w:cs="Helvetica"/>
+                <w:i w:val="false"/>
+                <w:b w:val="false"/>
+                <w:u w:val="none"/>
+                <w:sz w:val="22"/>
+                <w:szCs w:val="22"/>
+                <w:color w:val="000000"/>
+              </w:rPr>
+            </w:pPr>
+            <w:r>
+              <w:rPr>
+                <w:rFonts w:ascii="Helvetica" w:hAnsi="Helvetica" w:eastAsia="Helvetica" w:cs="Helvetica"/>
+                <w:i w:val="false"/>
+                <w:b w:val="false"/>
+                <w:u w:val="none"/>
+                <w:sz w:val="22"/>
+                <w:szCs w:val="22"/>
+                <w:color w:val="000000"/>
+              </w:rPr>
+              <w:t xml:space="preserve">0.60, 4.09</w:t>
+            </w:r>
+          </w:p>
+        </w:tc>
+        <w:tc>
+          <w:tcPr>
+            <w:tcBorders>
+              <w:bottom w:val="none" w:sz="0" w:space="0" w:color="000000"/>
+              <w:top w:val="none" w:sz="0" w:space="0" w:color="000000"/>
+              <w:left w:val="none" w:sz="0" w:space="0" w:color="000000"/>
+              <w:right w:val="none" w:sz="0" w:space="0" w:color="000000"/>
+            </w:tcBorders>
+            <w:shd w:val="clear" w:color="auto" w:fill="FFFFFF"/>
+            <w:tcMar>
+              <w:top w:w="0" w:type="dxa"/>
+              <w:bottom w:w="0" w:type="dxa"/>
+              <w:left w:w="0" w:type="dxa"/>
+              <w:right w:w="0" w:type="dxa"/>
+            </w:tcMar>
+            <w:vAlign w:val="top"/>
+          </w:tcPr>
+          <w:p>
+            <w:pPr>
+              <w:pStyle w:val="Normal"/>
+              <w:jc w:val="center"/>
+              <w:pBdr>
+                <w:bottom w:val="none" w:sz="0" w:space="0" w:color="000000"/>
+                <w:top w:val="none" w:sz="0" w:space="0" w:color="000000"/>
+                <w:left w:val="none" w:sz="0" w:space="0" w:color="000000"/>
+                <w:right w:val="none" w:sz="0" w:space="0" w:color="000000"/>
+              </w:pBdr>
+              <w:spacing w:after="100" w:before="100" w:line="240"/>
+              <w:ind w:left="100" w:right="100" w:firstLine="0" w:firstLineChars="0"/>
+              <w:rPr>
+                <w:rFonts w:ascii="Helvetica" w:hAnsi="Helvetica" w:eastAsia="Helvetica" w:cs="Helvetica"/>
+                <w:i w:val="false"/>
+                <w:b w:val="false"/>
+                <w:u w:val="none"/>
+                <w:sz w:val="22"/>
+                <w:szCs w:val="22"/>
+                <w:color w:val="000000"/>
+              </w:rPr>
+            </w:pPr>
+            <w:r>
+              <w:rPr>
+                <w:rFonts w:ascii="Helvetica" w:hAnsi="Helvetica" w:eastAsia="Helvetica" w:cs="Helvetica"/>
+                <w:i w:val="false"/>
+                <w:b w:val="false"/>
+                <w:u w:val="none"/>
+                <w:sz w:val="22"/>
+                <w:szCs w:val="22"/>
+                <w:color w:val="000000"/>
+              </w:rPr>
+              <w:t xml:space="preserve">0.360</w:t>
             </w:r>
           </w:p>
         </w:tc>
@@ -13396,7 +13396,7 @@
                 <w:szCs w:val="22"/>
                 <w:color w:val="000000"/>
               </w:rPr>
-              <w:t xml:space="preserve">143</w:t>
+              <w:t xml:space="preserve">142</w:t>
             </w:r>
           </w:p>
         </w:tc>
@@ -13555,7 +13555,7 @@
                 <w:szCs w:val="22"/>
                 <w:color w:val="000000"/>
               </w:rPr>
-              <w:t xml:space="preserve">0.780</w:t>
+              <w:t xml:space="preserve">0.800</w:t>
             </w:r>
           </w:p>
         </w:tc>
@@ -13608,7 +13608,7 @@
                 <w:szCs w:val="22"/>
                 <w:color w:val="000000"/>
               </w:rPr>
-              <w:t xml:space="preserve">143</w:t>
+              <w:t xml:space="preserve">142</w:t>
             </w:r>
           </w:p>
         </w:tc>
@@ -13714,7 +13714,7 @@
                 <w:szCs w:val="22"/>
                 <w:color w:val="000000"/>
               </w:rPr>
-              <w:t xml:space="preserve">0.99, 1.05</w:t>
+              <w:t xml:space="preserve">0.98, 1.05</w:t>
             </w:r>
           </w:p>
         </w:tc>
@@ -13767,7 +13767,7 @@
                 <w:szCs w:val="22"/>
                 <w:color w:val="000000"/>
               </w:rPr>
-              <w:t xml:space="preserve">0.260</w:t>
+              <w:t xml:space="preserve">0.290</w:t>
             </w:r>
           </w:p>
         </w:tc>
